--- a/IntershipReport/agenda_quotidien_Fabrice.docx
+++ b/IntershipReport/agenda_quotidien_Fabrice.docx
@@ -4,36 +4,284 @@
   <w:body>
     <w:p>
       <w:pPr>
-        <w:pStyle w:val="Title"/>
         <w:jc w:val="center"/>
       </w:pPr>
       <w:r>
+        <w:drawing>
+          <wp:inline xmlns:a="http://schemas.openxmlformats.org/drawingml/2006/main" xmlns:pic="http://schemas.openxmlformats.org/drawingml/2006/picture">
+            <wp:extent cx="2560320" cy="1005106"/>
+            <wp:docPr id="1" name="Picture 1"/>
+            <wp:cNvGraphicFramePr>
+              <a:graphicFrameLocks noChangeAspect="1"/>
+            </wp:cNvGraphicFramePr>
+            <a:graphic>
+              <a:graphicData uri="http://schemas.openxmlformats.org/drawingml/2006/picture">
+                <pic:pic>
+                  <pic:nvPicPr>
+                    <pic:cNvPr id="0" name="ccnb_innov_logo.jpeg"/>
+                    <pic:cNvPicPr/>
+                  </pic:nvPicPr>
+                  <pic:blipFill>
+                    <a:blip r:embed="rId10"/>
+                    <a:stretch>
+                      <a:fillRect/>
+                    </a:stretch>
+                  </pic:blipFill>
+                  <pic:spPr>
+                    <a:xfrm>
+                      <a:off x="0" y="0"/>
+                      <a:ext cx="2560320" cy="1005106"/>
+                    </a:xfrm>
+                    <a:prstGeom prst="rect"/>
+                  </pic:spPr>
+                </pic:pic>
+              </a:graphicData>
+            </a:graphic>
+          </wp:inline>
+        </w:drawing>
+      </w:r>
+    </w:p>
+    <w:p>
+      <w:r>
+        <w:rPr>
+          <w:b/>
+          <w:sz w:val="28"/>
+        </w:rPr>
         <w:t>Projet OpenVLA — Agenda quotidien</w:t>
       </w:r>
     </w:p>
     <w:p>
       <w:r>
+        <w:rPr>
+          <w:b w:val="0"/>
+          <w:sz w:val="22"/>
+        </w:rPr>
         <w:t>Par : Fabrice Kouonang</w:t>
       </w:r>
     </w:p>
     <w:p>
       <w:r>
-        <w:t>————————————————————————————————————————</w:t>
+        <w:rPr>
+          <w:b w:val="0"/>
+          <w:sz w:val="20"/>
+        </w:rPr>
+        <w:t>————————————————————————————</w:t>
       </w:r>
     </w:p>
     <w:p>
       <w:r>
+        <w:rPr>
+          <w:b w:val="0"/>
+          <w:sz w:val="22"/>
+        </w:rPr>
         <w:t>Superviseur direct : Guillaume Batungwanayo</w:t>
       </w:r>
     </w:p>
     <w:p>
       <w:r>
+        <w:rPr>
+          <w:b w:val="0"/>
+          <w:sz w:val="20"/>
+        </w:rPr>
         <w:t>Période : 14 mai au 1 juin 2026 | Jours 01–12</w:t>
       </w:r>
     </w:p>
     <w:p>
       <w:r>
-        <w:t>Document de suivi journalier (contenu aligné sur les rapports hebdomadaires et le README du dépôt Git).</w:t>
+        <w:rPr>
+          <w:b/>
+          <w:sz w:val="28"/>
+        </w:rPr>
+        <w:t>Semaine 1 — jeudi 14 au vendredi 15 mai 2026 | Jours 01–02</w:t>
+      </w:r>
+    </w:p>
+    <w:p>
+      <w:pPr>
+        <w:pStyle w:val="Heading1"/>
+      </w:pPr>
+      <w:r>
+        <w:t>Objectif de la semaine</w:t>
+      </w:r>
+    </w:p>
+    <w:p>
+      <w:pPr>
+        <w:pStyle w:val="ListBullet"/>
+      </w:pPr>
+      <w:r>
+        <w:t>Cadrer le stage CCNB-INNOV, le démonstrateur OpenVLA (UR + Zivid 2+ MR130) et installer l’environnement d’inférence openvla-7b.</w:t>
+      </w:r>
+    </w:p>
+    <w:p>
+      <w:r>
+        <w:rPr>
+          <w:b/>
+          <w:sz w:val="24"/>
+        </w:rPr>
+        <w:t>Jour 01 — Début de stage CCNB-INNOV</w:t>
+      </w:r>
+    </w:p>
+    <w:p>
+      <w:r>
+        <w:rPr>
+          <w:b w:val="0"/>
+          <w:sz w:val="20"/>
+        </w:rPr>
+        <w:t>Date : 14 mai 2026 (jeudi)</w:t>
+      </w:r>
+    </w:p>
+    <w:p>
+      <w:pPr>
+        <w:pStyle w:val="Heading1"/>
+      </w:pPr>
+      <w:r>
+        <w:t>1. Objectif du jour</w:t>
+      </w:r>
+    </w:p>
+    <w:p>
+      <w:pPr>
+        <w:pStyle w:val="ListBullet"/>
+      </w:pPr>
+      <w:r>
+        <w:t>Cadrage du sujet, objectifs, rapport final (parties I à III).</w:t>
+      </w:r>
+    </w:p>
+    <w:p>
+      <w:pPr>
+        <w:pStyle w:val="Heading1"/>
+      </w:pPr>
+      <w:r>
+        <w:t>2. Réalisations</w:t>
+      </w:r>
+    </w:p>
+    <w:p>
+      <w:pPr>
+        <w:pStyle w:val="ListBullet"/>
+      </w:pPr>
+      <w:r>
+        <w:t>Question directrice : ingrédients de la « sauce OpenVLA » (VLA vs robotique classique).</w:t>
+      </w:r>
+    </w:p>
+    <w:p>
+      <w:pPr>
+        <w:pStyle w:val="ListBullet"/>
+      </w:pPr>
+      <w:r>
+        <w:t>Rapport final : I — architecture (SigLIP/DINOv2 + MLP + Llama 2 7B), II — pipeline Zivid / OpenVLA / UR16e, III — comparaison programmation / perception / contrôle.</w:t>
+      </w:r>
+    </w:p>
+    <w:p>
+      <w:pPr>
+        <w:pStyle w:val="ListBullet"/>
+      </w:pPr>
+      <w:r>
+        <w:t>Schéma des flux : image 224×224 + prompt texte → vecteur d’action 7D (ΔXYZ, rotation, gripper).</w:t>
+      </w:r>
+    </w:p>
+    <w:p>
+      <w:pPr>
+        <w:pStyle w:val="Heading1"/>
+      </w:pPr>
+      <w:r>
+        <w:t>3. Prochaine étape</w:t>
+      </w:r>
+    </w:p>
+    <w:p>
+      <w:pPr>
+        <w:pStyle w:val="ListBullet"/>
+      </w:pPr>
+      <w:r>
+        <w:t>Installation openvla-7b et tests GPU sous Windows.</w:t>
+      </w:r>
+    </w:p>
+    <w:p/>
+    <w:p>
+      <w:r>
+        <w:rPr>
+          <w:b/>
+          <w:sz w:val="24"/>
+        </w:rPr>
+        <w:t>Jour 02 — Prise en main OpenVLA</w:t>
+      </w:r>
+    </w:p>
+    <w:p>
+      <w:r>
+        <w:rPr>
+          <w:b w:val="0"/>
+          <w:sz w:val="20"/>
+        </w:rPr>
+        <w:t>Date : 15 mai 2026 (vendredi)</w:t>
+      </w:r>
+    </w:p>
+    <w:p>
+      <w:pPr>
+        <w:pStyle w:val="Heading1"/>
+      </w:pPr>
+      <w:r>
+        <w:t>1. Objectif du jour</w:t>
+      </w:r>
+    </w:p>
+    <w:p>
+      <w:pPr>
+        <w:pStyle w:val="ListBullet"/>
+      </w:pPr>
+      <w:r>
+        <w:t>Mettre en place env_openvla et valider le chargement du modèle sur GPU NVIDIA.</w:t>
+      </w:r>
+    </w:p>
+    <w:p>
+      <w:pPr>
+        <w:pStyle w:val="Heading1"/>
+      </w:pPr>
+      <w:r>
+        <w:t>2. Réalisations</w:t>
+      </w:r>
+    </w:p>
+    <w:p>
+      <w:pPr>
+        <w:pStyle w:val="ListBullet"/>
+      </w:pPr>
+      <w:r>
+        <w:t>Conda Python 3.11 : env_openvla, transformers==4.40.1, PyTorch nightly cu128 (RTX 5090 / sm_120).</w:t>
+      </w:r>
+    </w:p>
+    <w:p>
+      <w:pPr>
+        <w:pStyle w:val="ListBullet"/>
+      </w:pPr>
+      <w:r>
+        <w:t>Téléchargement Hugging Face openvla/openvla-7b (~15 Go VRAM, inférence FP16/bfloat16).</w:t>
+      </w:r>
+    </w:p>
+    <w:p>
+      <w:pPr>
+        <w:pStyle w:val="ListBullet"/>
+      </w:pPr>
+      <w:r>
+        <w:t>test_openvla.py : vérification CUDA, VRAM et predict_action.</w:t>
+      </w:r>
+    </w:p>
+    <w:p>
+      <w:pPr>
+        <w:pStyle w:val="ListBullet"/>
+      </w:pPr>
+      <w:r>
+        <w:t>Boucle VLA documentée : encodeur visuel → fusion langage → tête d’action discrète continue.</w:t>
+      </w:r>
+    </w:p>
+    <w:p>
+      <w:pPr>
+        <w:pStyle w:val="Heading1"/>
+      </w:pPr>
+      <w:r>
+        <w:t>3. Prochaine étape</w:t>
+      </w:r>
+    </w:p>
+    <w:p>
+      <w:pPr>
+        <w:pStyle w:val="ListBullet"/>
+      </w:pPr>
+      <w:r>
+        <w:t>Environnements Conda Zivid/UR et premiers URScript.</w:t>
       </w:r>
     </w:p>
     <w:p>
@@ -42,36 +290,69 @@
       </w:r>
     </w:p>
     <w:p>
-      <w:pPr>
-        <w:pStyle w:val="Heading1"/>
-      </w:pPr>
       <w:r>
-        <w:t>Jour 01 — Début de stage CCNB-INNOV</w:t>
+        <w:rPr>
+          <w:b/>
+          <w:sz w:val="28"/>
+        </w:rPr>
+        <w:t>Semaine 2 — mardi 19 au vendredi 22 mai 2026 | Jours 03–06</w:t>
       </w:r>
     </w:p>
     <w:p>
+      <w:pPr>
+        <w:pStyle w:val="Heading1"/>
+      </w:pPr>
       <w:r>
-        <w:t>Date : 14 mai 2026 (jeudi)</w:t>
+        <w:t>Objectif de la semaine</w:t>
+      </w:r>
+    </w:p>
+    <w:p>
+      <w:pPr>
+        <w:pStyle w:val="ListBullet"/>
+      </w:pPr>
+      <w:r>
+        <w:t>Maîtriser URScript, API Zivid MR130, pipeline Zivid→OpenVLA, puis boucle fermée Zivid→OpenVLA→UR16e (RTDE).</w:t>
       </w:r>
     </w:p>
     <w:p>
       <w:r>
         <w:rPr>
           <w:b/>
+          <w:sz w:val="24"/>
         </w:rPr>
-        <w:t>1. Objectif du jour</w:t>
-      </w:r>
-    </w:p>
-    <w:p>
-      <w:r>
-        <w:t>Démarrer le stage au CCNB-INNOV, cadrer le sujet du démonstrateur OpenVLA (robot UR + caméra Zivid 2+ MR130) et lancer le rapport final.</w:t>
+        <w:t>Jour 03 — Robot UR — tracé lettre A</w:t>
       </w:r>
     </w:p>
     <w:p>
       <w:r>
         <w:rPr>
-          <w:b/>
+          <w:b w:val="0"/>
+          <w:sz w:val="20"/>
         </w:rPr>
+        <w:t>Date : 19 mai 2026 (mardi)</w:t>
+      </w:r>
+    </w:p>
+    <w:p>
+      <w:pPr>
+        <w:pStyle w:val="Heading1"/>
+      </w:pPr>
+      <w:r>
+        <w:t>1. Objectif du jour</w:t>
+      </w:r>
+    </w:p>
+    <w:p>
+      <w:pPr>
+        <w:pStyle w:val="ListBullet"/>
+      </w:pPr>
+      <w:r>
+        <w:t>Programmer le UR en URScript (movej / movel) avec paramètres de sécurité.</w:t>
+      </w:r>
+    </w:p>
+    <w:p>
+      <w:pPr>
+        <w:pStyle w:val="Heading1"/>
+      </w:pPr>
+      <w:r>
         <w:t>2. Réalisations</w:t>
       </w:r>
     </w:p>
@@ -80,7 +361,7 @@
         <w:pStyle w:val="ListBullet"/>
       </w:pPr>
       <w:r>
-        <w:t>Présentation du stage, des objectifs et des responsabilités (veille, intégration, démonstration).</w:t>
+        <w:t>5 poses TCP pour la lettre « A » : approche movej (lift 0,02 m), traits movel, retrait.</w:t>
       </w:r>
     </w:p>
     <w:p>
@@ -88,7 +369,7 @@
         <w:pStyle w:val="ListBullet"/>
       </w:pPr>
       <w:r>
-        <w:t>Formulation de la question directrice : quels sont les ingrédients de la « sauce OpenVLA » ?</w:t>
+        <w:t>Vitesse limitée ~0,1 m/s ; scripts URscriptLetterA.script, traceAOnce.script, returnToCenter.script.</w:t>
       </w:r>
     </w:p>
     <w:p>
@@ -96,44 +377,133 @@
         <w:pStyle w:val="ListBullet"/>
       </w:pPr>
       <w:r>
-        <w:t>Structuration du rapport final : parties I (architecture), II (pipeline Zivid / OpenVLA / UR), III (comparaison).</w:t>
+        <w:t>Validation PolyScope : enseignement point à point des poses avant exécution script.</w:t>
       </w:r>
     </w:p>
     <w:p>
       <w:pPr>
+        <w:pStyle w:val="Heading1"/>
+      </w:pPr>
+      <w:r>
+        <w:t>3. Prochaine étape</w:t>
+      </w:r>
+    </w:p>
+    <w:p>
+      <w:pPr>
         <w:pStyle w:val="ListBullet"/>
       </w:pPr>
       <w:r>
-        <w:t>Première description technique d’OpenVLA et du positionnement par rapport à la robotique traditionnelle.</w:t>
+        <w:t>Capture 2D/3D Zivid et environnements Conda isolés.</w:t>
+      </w:r>
+    </w:p>
+    <w:p/>
+    <w:p>
+      <w:r>
+        <w:rPr>
+          <w:b/>
+          <w:sz w:val="24"/>
+        </w:rPr>
+        <w:t>Jour 04 — API Zivid + Conda</w:t>
       </w:r>
     </w:p>
     <w:p>
       <w:r>
         <w:rPr>
-          <w:b/>
+          <w:b w:val="0"/>
+          <w:sz w:val="20"/>
         </w:rPr>
-        <w:t>3. Problèmes rencontrés et solutions apportées</w:t>
+        <w:t>Date : 20 mai 2026 (mercredi)</w:t>
       </w:r>
     </w:p>
     <w:p>
+      <w:pPr>
+        <w:pStyle w:val="Heading1"/>
+      </w:pPr>
       <w:r>
-        <w:t>Aucun blocage majeur documenté pour cette journée.</w:t>
+        <w:t>1. Objectif du jour</w:t>
+      </w:r>
+    </w:p>
+    <w:p>
+      <w:pPr>
+        <w:pStyle w:val="ListBullet"/>
+      </w:pPr>
+      <w:r>
+        <w:t>Capturer RGB + nuage de points MR130 et isoler les dépendances Python.</w:t>
+      </w:r>
+    </w:p>
+    <w:p>
+      <w:pPr>
+        <w:pStyle w:val="Heading1"/>
+      </w:pPr>
+      <w:r>
+        <w:t>2. Réalisations</w:t>
+      </w:r>
+    </w:p>
+    <w:p>
+      <w:pPr>
+        <w:pStyle w:val="ListBullet"/>
+      </w:pPr>
+      <w:r>
+        <w:t>Zivid SDK : connexion MR130, capture_2d_3d → ColorImage.png, Frame.zdf, PointCloud.ply (capture.py).</w:t>
+      </w:r>
+    </w:p>
+    <w:p>
+      <w:pPr>
+        <w:pStyle w:val="ListBullet"/>
+      </w:pPr>
+      <w:r>
+        <w:t>Environnements Conda 3.11 : env_zivid (zivid, numpy, opencv), env_ur (ur-rtde), env_integration.</w:t>
+      </w:r>
+    </w:p>
+    <w:p>
+      <w:pPr>
+        <w:pStyle w:val="ListBullet"/>
+      </w:pPr>
+      <w:r>
+        <w:t>Contrainte distance MR130 : profondeur valide dans la plage fabricant (éviter Z bruité hors workspace optique).</w:t>
+      </w:r>
+    </w:p>
+    <w:p>
+      <w:pPr>
+        <w:pStyle w:val="Heading1"/>
+      </w:pPr>
+      <w:r>
+        <w:t>3. Prochaine étape</w:t>
+      </w:r>
+    </w:p>
+    <w:p>
+      <w:pPr>
+        <w:pStyle w:val="ListBullet"/>
+      </w:pPr>
+      <w:r>
+        <w:t>Inférence OpenVLA sur images Zivid 224×224.</w:t>
+      </w:r>
+    </w:p>
+    <w:p/>
+    <w:p>
+      <w:r>
+        <w:rPr>
+          <w:b/>
+          <w:sz w:val="24"/>
+        </w:rPr>
+        <w:t>Jour 05 — OpenVLA + intégration Zivid</w:t>
       </w:r>
     </w:p>
     <w:p>
       <w:r>
         <w:rPr>
-          <w:b/>
+          <w:b w:val="0"/>
+          <w:sz w:val="20"/>
         </w:rPr>
-        <w:t>4. Livrables</w:t>
+        <w:t>Date : 21 mai 2026 (jeudi)</w:t>
       </w:r>
     </w:p>
     <w:p>
       <w:pPr>
-        <w:pStyle w:val="ListBullet"/>
+        <w:pStyle w:val="Heading1"/>
       </w:pPr>
       <w:r>
-        <w:t>OpenVLA_day01_stage_CCNB.docx — parties I à III, figures 1–4.</w:t>
+        <w:t>1. Objectif du jour</w:t>
       </w:r>
     </w:p>
     <w:p>
@@ -141,20 +511,146 @@
         <w:pStyle w:val="ListBullet"/>
       </w:pPr>
       <w:r>
-        <w:t>README du dépôt — journal de bord (Jour 01).</w:t>
+        <w:t>Chaîne capture Zivid → prétraitement → predict_action OpenVLA sur GPU.</w:t>
+      </w:r>
+    </w:p>
+    <w:p>
+      <w:pPr>
+        <w:pStyle w:val="Heading1"/>
+      </w:pPr>
+      <w:r>
+        <w:t>2. Réalisations</w:t>
+      </w:r>
+    </w:p>
+    <w:p>
+      <w:pPr>
+        <w:pStyle w:val="ListBullet"/>
+      </w:pPr>
+      <w:r>
+        <w:t>Conversion RGBA→RGB, redimensionnement 224×224, prompt libre (ex. « pick up the phone »).</w:t>
+      </w:r>
+    </w:p>
+    <w:p>
+      <w:pPr>
+        <w:pStyle w:val="ListBullet"/>
+      </w:pPr>
+      <w:r>
+        <w:t>test_zivid_openvla.py : capture live + inférence ; sortie 7D (translation, rotation euler/quat, gripper).</w:t>
+      </w:r>
+    </w:p>
+    <w:p>
+      <w:pPr>
+        <w:pStyle w:val="ListBullet"/>
+      </w:pPr>
+      <w:r>
+        <w:t>Poste Windows 11 Pro dédié (CUDA) — OpenVLA non exécutable sur Mac sans GPU NVIDIA.</w:t>
+      </w:r>
+    </w:p>
+    <w:p>
+      <w:pPr>
+        <w:pStyle w:val="Heading1"/>
+      </w:pPr>
+      <w:r>
+        <w:t>3. Prochaine étape</w:t>
+      </w:r>
+    </w:p>
+    <w:p>
+      <w:pPr>
+        <w:pStyle w:val="ListBullet"/>
+      </w:pPr>
+      <w:r>
+        <w:t>Boucle RTDE UR16e avec SAFE_MODE et SCALE.</w:t>
+      </w:r>
+    </w:p>
+    <w:p/>
+    <w:p>
+      <w:r>
+        <w:rPr>
+          <w:b/>
+          <w:sz w:val="24"/>
+        </w:rPr>
+        <w:t>Jour 06 — Rapport final + démonstrateur</w:t>
       </w:r>
     </w:p>
     <w:p>
       <w:r>
         <w:rPr>
-          <w:b/>
+          <w:b w:val="0"/>
+          <w:sz w:val="20"/>
         </w:rPr>
-        <w:t>5. Prochaine étape</w:t>
+        <w:t>Date : 22–23 mai 2026</w:t>
       </w:r>
     </w:p>
     <w:p>
+      <w:pPr>
+        <w:pStyle w:val="Heading1"/>
+      </w:pPr>
       <w:r>
-        <w:t>Étudier l’architecture OpenVLA en détail et installer openvla-7b sur le poste Windows.</w:t>
+        <w:t>1. Objectif du jour</w:t>
+      </w:r>
+    </w:p>
+    <w:p>
+      <w:pPr>
+        <w:pStyle w:val="ListBullet"/>
+      </w:pPr>
+      <w:r>
+        <w:t>Consolider rapport I–III puis demoTest.py : Zivid→OpenVLA→UR16e.</w:t>
+      </w:r>
+    </w:p>
+    <w:p>
+      <w:pPr>
+        <w:pStyle w:val="Heading1"/>
+      </w:pPr>
+      <w:r>
+        <w:t>2. Réalisations</w:t>
+      </w:r>
+    </w:p>
+    <w:p>
+      <w:pPr>
+        <w:pStyle w:val="ListBullet"/>
+      </w:pPr>
+      <w:r>
+        <w:t>22 mai : édition rapport final (architecture, pipeline, comparaison traditionnelle).</w:t>
+      </w:r>
+    </w:p>
+    <w:p>
+      <w:pPr>
+        <w:pStyle w:val="ListBullet"/>
+      </w:pPr>
+      <w:r>
+        <w:t>23 mai : demoTest.py — ur_rtde moveL, getActualTCPPose(), setToolDigitalOut (pince), lecture action OpenVLA.</w:t>
+      </w:r>
+    </w:p>
+    <w:p>
+      <w:pPr>
+        <w:pStyle w:val="ListBullet"/>
+      </w:pPr>
+      <w:r>
+        <w:t>SAFE_MODE (affichage sans exécution), SCALE=0,05 m/step max, accélération/vitesse réduites.</w:t>
+      </w:r>
+    </w:p>
+    <w:p>
+      <w:pPr>
+        <w:pStyle w:val="ListBullet"/>
+      </w:pPr>
+      <w:r>
+        <w:t>Arborescence scripts/ : zivid/, ur/*.script, integration/testUR_ZIVID/, openVLA_ZIVID/.</w:t>
+      </w:r>
+    </w:p>
+    <w:p>
+      <w:pPr>
+        <w:pStyle w:val="Heading1"/>
+      </w:pPr>
+      <w:r>
+        <w:t>3. Prochaine étape</w:t>
+      </w:r>
+    </w:p>
+    <w:p>
+      <w:pPr>
+        <w:pStyle w:val="ListBullet"/>
+      </w:pPr>
+      <w:r>
+        <w:t>Détection 2D (YOLO / Grounding DINO) + projection (u,v)→(X,Y,Z).</w:t>
       </w:r>
     </w:p>
     <w:p>
@@ -163,36 +659,69 @@
       </w:r>
     </w:p>
     <w:p>
-      <w:pPr>
-        <w:pStyle w:val="Heading1"/>
-      </w:pPr>
       <w:r>
-        <w:t>Jour 02 — Prise en main OpenVLA</w:t>
+        <w:rPr>
+          <w:b/>
+          <w:sz w:val="28"/>
+        </w:rPr>
+        <w:t>Semaine 3 — lundi 25 au vendredi 29 mai 2026 | Jours 07–11</w:t>
       </w:r>
     </w:p>
     <w:p>
+      <w:pPr>
+        <w:pStyle w:val="Heading1"/>
+      </w:pPr>
       <w:r>
-        <w:t>Date : 15 mai 2026 (vendredi)</w:t>
+        <w:t>Objectif de la semaine</w:t>
+      </w:r>
+    </w:p>
+    <w:p>
+      <w:pPr>
+        <w:pStyle w:val="ListBullet"/>
+      </w:pPr>
+      <w:r>
+        <w:t>Perception 2D/3D, boucle adaptative OpenVLA, refactoring pipeline/, calibration eye-in-hand T_tcp_cam.npy.</w:t>
       </w:r>
     </w:p>
     <w:p>
       <w:r>
         <w:rPr>
           <w:b/>
+          <w:sz w:val="24"/>
         </w:rPr>
-        <w:t>1. Objectif du jour</w:t>
-      </w:r>
-    </w:p>
-    <w:p>
-      <w:r>
-        <w:t>Comprendre la boucle Vision–Langage–Action (VLA) et mettre en place l’environnement d’inférence openvla-7b sous Windows 11 Pro.</w:t>
+        <w:t>Jour 07 — YOLO, Grounding DINO, flux 3D</w:t>
       </w:r>
     </w:p>
     <w:p>
       <w:r>
         <w:rPr>
-          <w:b/>
+          <w:b w:val="0"/>
+          <w:sz w:val="20"/>
         </w:rPr>
+        <w:t>Date : 25 mai 2026 (lundi)</w:t>
+      </w:r>
+    </w:p>
+    <w:p>
+      <w:pPr>
+        <w:pStyle w:val="Heading1"/>
+      </w:pPr>
+      <w:r>
+        <w:t>1. Objectif du jour</w:t>
+      </w:r>
+    </w:p>
+    <w:p>
+      <w:pPr>
+        <w:pStyle w:val="ListBullet"/>
+      </w:pPr>
+      <w:r>
+        <w:t>Comparer YOLOv8n (COCO) et Grounding DINO (open-vocab) avec projection Zivid.</w:t>
+      </w:r>
+    </w:p>
+    <w:p>
+      <w:pPr>
+        <w:pStyle w:val="Heading1"/>
+      </w:pPr>
+      <w:r>
         <w:t>2. Réalisations</w:t>
       </w:r>
     </w:p>
@@ -201,7 +730,7 @@
         <w:pStyle w:val="ListBullet"/>
       </w:pPr>
       <w:r>
-        <w:t>Veille : encodeur visuel (SigLIP / DINOv2), projecteur MLP, LLM Llama 2 (&gt; 95 % des poids).</w:t>
+        <w:t>Pipeline : Zivid RGB + point cloud → bbox (u,v) → (X,Y,Z) caméra → prompt → predict_action → RTDE.</w:t>
       </w:r>
     </w:p>
     <w:p>
@@ -209,7 +738,7 @@
         <w:pStyle w:val="ListBullet"/>
       </w:pPr>
       <w:r>
-        <w:t>Installation Conda env_openvla (Python 3.11), transformers==4.40.1, PyTorch CUDA, Hugging Face.</w:t>
+        <w:t>YOLOv8n (yolov8n.pt) : label COCO + XYZ injectés dans le prompt (« pick up the {label} at X=… »).</w:t>
       </w:r>
     </w:p>
     <w:p>
@@ -217,7 +746,7 @@
         <w:pStyle w:val="ListBullet"/>
       </w:pPr>
       <w:r>
-        <w:t>Téléchargement et test de chargement du modèle openvla-7b (~15 Go VRAM en FP16).</w:t>
+        <w:t>Grounding DINO (IDEA-Research/grounding-dino-base) : requête texte libre, XYZ pour contrôleur robot.</w:t>
       </w:r>
     </w:p>
     <w:p>
@@ -225,31 +754,50 @@
         <w:pStyle w:val="ListBullet"/>
       </w:pPr>
       <w:r>
-        <w:t>Comparaison conceptuelle OpenVLA vs robotique classique (langage, stratégie, adaptation).</w:t>
+        <w:t>Scripts : zivid_yolo_openvla.py, test_zivid_groundingDino.py, returnAllPositions.py.</w:t>
       </w:r>
     </w:p>
     <w:p>
       <w:pPr>
+        <w:pStyle w:val="Heading1"/>
+      </w:pPr>
+      <w:r>
+        <w:t>3. Prochaine étape</w:t>
+      </w:r>
+    </w:p>
+    <w:p>
+      <w:pPr>
         <w:pStyle w:val="ListBullet"/>
       </w:pPr>
       <w:r>
-        <w:t>Documentation des commandes et chemins dans scripts/utils.txt.</w:t>
+        <w:t>Boucle continue perception→action→réinférence.</w:t>
+      </w:r>
+    </w:p>
+    <w:p/>
+    <w:p>
+      <w:r>
+        <w:rPr>
+          <w:b/>
+          <w:sz w:val="24"/>
+        </w:rPr>
+        <w:t>Jour 08 — Boucle continue OpenVLA adaptatif</w:t>
       </w:r>
     </w:p>
     <w:p>
       <w:r>
         <w:rPr>
-          <w:b/>
+          <w:b w:val="0"/>
+          <w:sz w:val="20"/>
         </w:rPr>
-        <w:t>3. Problèmes rencontrés et solutions apportées</w:t>
+        <w:t>Date : 26 mai 2026 (mardi)</w:t>
       </w:r>
     </w:p>
     <w:p>
       <w:pPr>
-        <w:pStyle w:val="ListBullet"/>
+        <w:pStyle w:val="Heading1"/>
       </w:pPr>
       <w:r>
-        <w:t>GPU RTX 5090 (Blackwell sm_120) non supporté par PyTorch stable → PyTorch nightly CUDA 12.8 (cu128).</w:t>
+        <w:t>1. Objectif du jour</w:t>
       </w:r>
     </w:p>
     <w:p>
@@ -257,31 +805,82 @@
         <w:pStyle w:val="ListBullet"/>
       </w:pPr>
       <w:r>
-        <w:t>Version transformers stricte pour OpenVLA → figer transformers==4.40.1.</w:t>
+        <w:t>Itérer capture→inférence→mouvement avec réobservation à chaque cycle.</w:t>
       </w:r>
     </w:p>
     <w:p>
       <w:pPr>
+        <w:pStyle w:val="Heading1"/>
+      </w:pPr>
+      <w:r>
+        <w:t>2. Réalisations</w:t>
+      </w:r>
+    </w:p>
+    <w:p>
+      <w:pPr>
         <w:pStyle w:val="ListBullet"/>
       </w:pPr>
       <w:r>
-        <w:t>Modèle volumineux → chargement float16/bfloat16 sur GPU ≥ 16 Go.</w:t>
+        <w:t>demo_adaptatif_openvla.py : DINO + boucle UR ; demo_adaptatif_openvla_print_value.py : logs sans robot.</w:t>
+      </w:r>
+    </w:p>
+    <w:p>
+      <w:pPr>
+        <w:pStyle w:val="ListBullet"/>
+      </w:pPr>
+      <w:r>
+        <w:t>Prompt enrichi optionnel : coordonnées (X,Y,Z) projetées depuis DINO + nuage Zivid (comme variante YOLO).</w:t>
+      </w:r>
+    </w:p>
+    <w:p>
+      <w:pPr>
+        <w:pStyle w:val="ListBullet"/>
+      </w:pPr>
+      <w:r>
+        <w:t>Paramètres SAFE_MODE, SCALE, seuil de convergence sur distance TCP–objet.</w:t>
+      </w:r>
+    </w:p>
+    <w:p>
+      <w:pPr>
+        <w:pStyle w:val="Heading1"/>
+      </w:pPr>
+      <w:r>
+        <w:t>3. Prochaine étape</w:t>
+      </w:r>
+    </w:p>
+    <w:p>
+      <w:pPr>
+        <w:pStyle w:val="ListBullet"/>
+      </w:pPr>
+      <w:r>
+        <w:t>Métriques d_t, convergence, analyse des oscillations.</w:t>
+      </w:r>
+    </w:p>
+    <w:p/>
+    <w:p>
+      <w:r>
+        <w:rPr>
+          <w:b/>
+          <w:sz w:val="24"/>
+        </w:rPr>
+        <w:t>Jour 09 — Tests et interprétation</w:t>
       </w:r>
     </w:p>
     <w:p>
       <w:r>
         <w:rPr>
-          <w:b/>
+          <w:b w:val="0"/>
+          <w:sz w:val="20"/>
         </w:rPr>
-        <w:t>4. Livrables</w:t>
+        <w:t>Date : 27 mai 2026 (mercredi)</w:t>
       </w:r>
     </w:p>
     <w:p>
       <w:pPr>
-        <w:pStyle w:val="ListBullet"/>
+        <w:pStyle w:val="Heading1"/>
       </w:pPr>
       <w:r>
-        <w:t>OpenVLA_day02_prise_en_main.docx</w:t>
+        <w:t>1. Objectif du jour</w:t>
       </w:r>
     </w:p>
     <w:p>
@@ -289,28 +888,221 @@
         <w:pStyle w:val="ListBullet"/>
       </w:pPr>
       <w:r>
-        <w:t>scripts/integration/test/test_openvla.py (vérification GPU / VRAM)</w:t>
+        <w:t>Quantifier la boucle adaptative (simulation puis robot en SAFE_MODE).</w:t>
       </w:r>
     </w:p>
     <w:p>
       <w:pPr>
+        <w:pStyle w:val="Heading1"/>
+      </w:pPr>
+      <w:r>
+        <w:t>2. Réalisations</w:t>
+      </w:r>
+    </w:p>
+    <w:p>
+      <w:pPr>
         <w:pStyle w:val="ListBullet"/>
       </w:pPr>
       <w:r>
-        <w:t>scripts/utils.txt</w:t>
+        <w:t>Logs par itération : bbox DINO, (X,Y,Z), delta OpenVLA, pose TCP, distance euclidienne d_t, état pince.</w:t>
+      </w:r>
+    </w:p>
+    <w:p>
+      <w:pPr>
+        <w:pStyle w:val="ListBullet"/>
+      </w:pPr>
+      <w:r>
+        <w:t>Critères : convergence si d_t &lt; seuil ; oscillation → calibration TCP ; divergence → SCALE ou détection instable.</w:t>
+      </w:r>
+    </w:p>
+    <w:p>
+      <w:pPr>
+        <w:pStyle w:val="ListBullet"/>
+      </w:pPr>
+      <w:r>
+        <w:t>Filtrage profondeur Z (moyenne locale sur nuage) pour réduire le bruit MR130.</w:t>
+      </w:r>
+    </w:p>
+    <w:p>
+      <w:pPr>
+        <w:pStyle w:val="Heading1"/>
+      </w:pPr>
+      <w:r>
+        <w:t>3. Prochaine étape</w:t>
+      </w:r>
+    </w:p>
+    <w:p>
+      <w:pPr>
+        <w:pStyle w:val="ListBullet"/>
+      </w:pPr>
+      <w:r>
+        <w:t>Modulariser en pipeline/ (config, calibration, détecteurs, UR, VLA).</w:t>
+      </w:r>
+    </w:p>
+    <w:p/>
+    <w:p>
+      <w:r>
+        <w:rPr>
+          <w:b/>
+          <w:sz w:val="24"/>
+        </w:rPr>
+        <w:t>Jour 10 — Refactoring pipeline/</w:t>
       </w:r>
     </w:p>
     <w:p>
       <w:r>
         <w:rPr>
+          <w:b w:val="0"/>
+          <w:sz w:val="20"/>
+        </w:rPr>
+        <w:t>Date : 28 mai 2026 (jeudi)</w:t>
+      </w:r>
+    </w:p>
+    <w:p>
+      <w:pPr>
+        <w:pStyle w:val="Heading1"/>
+      </w:pPr>
+      <w:r>
+        <w:t>1. Objectif du jour</w:t>
+      </w:r>
+    </w:p>
+    <w:p>
+      <w:pPr>
+        <w:pStyle w:val="ListBullet"/>
+      </w:pPr>
+      <w:r>
+        <w:t>Modules indépendants + workspace + prompt relatif (deltas).</w:t>
+      </w:r>
+    </w:p>
+    <w:p>
+      <w:pPr>
+        <w:pStyle w:val="Heading1"/>
+      </w:pPr>
+      <w:r>
+        <w:t>2. Réalisations</w:t>
+      </w:r>
+    </w:p>
+    <w:p>
+      <w:pPr>
+        <w:pStyle w:val="ListBullet"/>
+      </w:pPr>
+      <w:r>
+        <w:t>pipeline/ : config.py (SAFE_MODE, SCALE, Z_MIN/Z_MAX), zivid_capture, dino_detector (scale_u/v, clip indices), ur_controller, vla_controller, gripper.</w:t>
+      </w:r>
+    </w:p>
+    <w:p>
+      <w:pPr>
+        <w:pStyle w:val="ListBullet"/>
+      </w:pPr>
+      <w:r>
+        <w:t>main_real.py / main_sim.py ; calibrer_robot.py pour T_tcp_cam.npy (hand-eye).</w:t>
+      </w:r>
+    </w:p>
+    <w:p>
+      <w:pPr>
+        <w:pStyle w:val="ListBullet"/>
+      </w:pPr>
+      <w:r>
+        <w:t>Réinférence DINO toutes les N itérations ; prompt basé sur vecteur TCP→objet plutôt qu’absolu.</w:t>
+      </w:r>
+    </w:p>
+    <w:p>
+      <w:pPr>
+        <w:pStyle w:val="Heading1"/>
+      </w:pPr>
+      <w:r>
+        <w:t>3. Prochaine étape</w:t>
+      </w:r>
+    </w:p>
+    <w:p>
+      <w:pPr>
+        <w:pStyle w:val="ListBullet"/>
+      </w:pPr>
+      <w:r>
+        <w:t>Calibration mire Zivid et np.save(T_tcp_cam).</w:t>
+      </w:r>
+    </w:p>
+    <w:p/>
+    <w:p>
+      <w:r>
+        <w:rPr>
           <w:b/>
+          <w:sz w:val="24"/>
         </w:rPr>
-        <w:t>5. Prochaine étape</w:t>
+        <w:t>Jour 11 — Calibration main-œil + rapport hebdo</w:t>
       </w:r>
     </w:p>
     <w:p>
       <w:r>
-        <w:t>Configurer Conda (Zivid, UR), prendre en main le robot UR et l’API Zivid.</w:t>
+        <w:rPr>
+          <w:b w:val="0"/>
+          <w:sz w:val="20"/>
+        </w:rPr>
+        <w:t>Date : 29 mai 2026 (vendredi)</w:t>
+      </w:r>
+    </w:p>
+    <w:p>
+      <w:pPr>
+        <w:pStyle w:val="Heading1"/>
+      </w:pPr>
+      <w:r>
+        <w:t>1. Objectif du jour</w:t>
+      </w:r>
+    </w:p>
+    <w:p>
+      <w:pPr>
+        <w:pStyle w:val="ListBullet"/>
+      </w:pPr>
+      <w:r>
+        <w:t>Générer T_tcp_cam (4×4) et documenter conversion caméra→base robot.</w:t>
+      </w:r>
+    </w:p>
+    <w:p>
+      <w:pPr>
+        <w:pStyle w:val="Heading1"/>
+      </w:pPr>
+      <w:r>
+        <w:t>2. Réalisations</w:t>
+      </w:r>
+    </w:p>
+    <w:p>
+      <w:pPr>
+        <w:pStyle w:val="ListBullet"/>
+      </w:pPr>
+      <w:r>
+        <w:t>calibrer_robot.py : poses variées (inclinaison RX/RY ±15–25°, Z 40–60 cm, rotation RZ), detect_feature_points, calibrate_eye_in_hand.</w:t>
+      </w:r>
+    </w:p>
+    <w:p>
+      <w:pPr>
+        <w:pStyle w:val="ListBullet"/>
+      </w:pPr>
+      <w:r>
+        <w:t>calibration.py : load_calibration(), cam_to_robot(), compute_distance_tcp_to_object().</w:t>
+      </w:r>
+    </w:p>
+    <w:p>
+      <w:pPr>
+        <w:pStyle w:val="ListBullet"/>
+      </w:pPr>
+      <w:r>
+        <w:t>Matrice homogène T_tcp_cam : point caméra → repère base UR16e pour moveL cohérents.</w:t>
+      </w:r>
+    </w:p>
+    <w:p>
+      <w:pPr>
+        <w:pStyle w:val="Heading1"/>
+      </w:pPr>
+      <w:r>
+        <w:t>3. Prochaine étape</w:t>
+      </w:r>
+    </w:p>
+    <w:p>
+      <w:pPr>
+        <w:pStyle w:val="ListBullet"/>
+      </w:pPr>
+      <w:r>
+        <w:t>Essais réels main_real.py avec calibration chargée.</w:t>
       </w:r>
     </w:p>
     <w:p>
@@ -319,36 +1111,69 @@
       </w:r>
     </w:p>
     <w:p>
-      <w:pPr>
-        <w:pStyle w:val="Heading1"/>
-      </w:pPr>
       <w:r>
-        <w:t>Jour 03 — Robot UR — tracé lettre A</w:t>
+        <w:rPr>
+          <w:b/>
+          <w:sz w:val="28"/>
+        </w:rPr>
+        <w:t>Semaine 4 — lundi 1 juin 2026 | Jours 12</w:t>
       </w:r>
     </w:p>
     <w:p>
+      <w:pPr>
+        <w:pStyle w:val="Heading1"/>
+      </w:pPr>
       <w:r>
-        <w:t>Date : 19 mai 2026 (mardi)</w:t>
+        <w:t>Objectif de la semaine</w:t>
+      </w:r>
+    </w:p>
+    <w:p>
+      <w:pPr>
+        <w:pStyle w:val="ListBullet"/>
+      </w:pPr>
+      <w:r>
+        <w:t>Valider le démonstrateur complet sur cellule (Zivid + OpenVLA + UR16e + pince).</w:t>
       </w:r>
     </w:p>
     <w:p>
       <w:r>
         <w:rPr>
           <w:b/>
+          <w:sz w:val="24"/>
         </w:rPr>
-        <w:t>1. Objectif du jour</w:t>
-      </w:r>
-    </w:p>
-    <w:p>
-      <w:r>
-        <w:t>Premiers mouvements programmés sur le bras collaboratif UR via URScript (approche sécurisée, tracé géométrique).</w:t>
+        <w:t>Jour 12 — Test réel du démonstrateur</w:t>
       </w:r>
     </w:p>
     <w:p>
       <w:r>
         <w:rPr>
-          <w:b/>
+          <w:b w:val="0"/>
+          <w:sz w:val="20"/>
         </w:rPr>
+        <w:t>Date : 1 juin 2026 (lundi)</w:t>
+      </w:r>
+    </w:p>
+    <w:p>
+      <w:pPr>
+        <w:pStyle w:val="Heading1"/>
+      </w:pPr>
+      <w:r>
+        <w:t>1. Objectif du jour</w:t>
+      </w:r>
+    </w:p>
+    <w:p>
+      <w:pPr>
+        <w:pStyle w:val="ListBullet"/>
+      </w:pPr>
+      <w:r>
+        <w:t>Exécution bout en bout avec T_tcp_cam.npy, workspace et SAFE_MODE.</w:t>
+      </w:r>
+    </w:p>
+    <w:p>
+      <w:pPr>
+        <w:pStyle w:val="Heading1"/>
+      </w:pPr>
+      <w:r>
         <w:t>2. Réalisations</w:t>
       </w:r>
     </w:p>
@@ -357,7 +1182,7 @@
         <w:pStyle w:val="ListBullet"/>
       </w:pPr>
       <w:r>
-        <w:t>Définition de 5 poses clés pour tracer la lettre « A » (movej approche/retrait, movel traits linéaires).</w:t>
+        <w:t>(Prévu) test_zivid_openvla.py : capture MR130 + inférence 224×224 sans RTDE.</w:t>
       </w:r>
     </w:p>
     <w:p>
@@ -365,7 +1190,7 @@
         <w:pStyle w:val="ListBullet"/>
       </w:pPr>
       <w:r>
-        <w:t>Paramètres de sécurité : vitesse ~0,1 m/s, lift 0,02 m entre segments.</w:t>
+        <w:t>(Prévu) demoTest.py puis pipeline/main_real.py : DINO → OpenVLA → moveL, bornes workspace.</w:t>
       </w:r>
     </w:p>
     <w:p>
@@ -373,1313 +1198,23 @@
         <w:pStyle w:val="ListBullet"/>
       </w:pPr>
       <w:r>
-        <w:t>Scripts URscriptLetterA.script (boucle 1–4 lettres), traceAOnce.script, returnToCenter.script.</w:t>
+        <w:t>(Prévu) Vérification SCALE, getActualTCPPose(), pince Robotiq ; journalisation d_t et itérations.</w:t>
       </w:r>
     </w:p>
     <w:p>
       <w:pPr>
-        <w:pStyle w:val="ListBullet"/>
+        <w:pStyle w:val="Heading1"/>
       </w:pPr>
       <w:r>
-        <w:t>Essai complémentaire sur PolyScope (saisie point par point, sans script complet).</w:t>
+        <w:t>3. Prochaine étape</w:t>
       </w:r>
     </w:p>
     <w:p>
+      <w:pPr>
+        <w:pStyle w:val="ListBullet"/>
+      </w:pPr>
       <w:r>
-        <w:rPr>
-          <w:b/>
-        </w:rPr>
-        <w:t>3. Problèmes rencontrés et solutions apportées</w:t>
-      </w:r>
-    </w:p>
-    <w:p>
-      <w:pPr>
-        <w:pStyle w:val="ListBullet"/>
-      </w:pPr>
-      <w:r>
-        <w:t>Première prise en main du TCP et des repères → validation pose par pose sur le teach pendant.</w:t>
-      </w:r>
-    </w:p>
-    <w:p>
-      <w:r>
-        <w:rPr>
-          <w:b/>
-        </w:rPr>
-        <w:t>4. Livrables</w:t>
-      </w:r>
-    </w:p>
-    <w:p>
-      <w:pPr>
-        <w:pStyle w:val="ListBullet"/>
-      </w:pPr>
-      <w:r>
-        <w:t>OpenVLA_day03_trace_A.docx</w:t>
-      </w:r>
-    </w:p>
-    <w:p>
-      <w:pPr>
-        <w:pStyle w:val="ListBullet"/>
-      </w:pPr>
-      <w:r>
-        <w:t>scripts/ur/*.script (versionnés Git)</w:t>
-      </w:r>
-    </w:p>
-    <w:p>
-      <w:r>
-        <w:rPr>
-          <w:b/>
-        </w:rPr>
-        <w:t>5. Prochaine étape</w:t>
-      </w:r>
-    </w:p>
-    <w:p>
-      <w:r>
-        <w:t>Connecter la caméra Zivid MR130 et isoler les environnements Python.</w:t>
-      </w:r>
-    </w:p>
-    <w:p>
-      <w:r>
-        <w:br w:type="page"/>
-      </w:r>
-    </w:p>
-    <w:p>
-      <w:pPr>
-        <w:pStyle w:val="Heading1"/>
-      </w:pPr>
-      <w:r>
-        <w:t>Jour 04 — API Zivid + environnements Conda</w:t>
-      </w:r>
-    </w:p>
-    <w:p>
-      <w:r>
-        <w:t>Date : 20 mai 2026 (mercredi)</w:t>
-      </w:r>
-    </w:p>
-    <w:p>
-      <w:r>
-        <w:rPr>
-          <w:b/>
-        </w:rPr>
-        <w:t>1. Objectif du jour</w:t>
-      </w:r>
-    </w:p>
-    <w:p>
-      <w:r>
-        <w:t>Maîtriser la capture 2D/3D Zivid et structurer les environnements Conda par brique logicielle.</w:t>
-      </w:r>
-    </w:p>
-    <w:p>
-      <w:r>
-        <w:rPr>
-          <w:b/>
-        </w:rPr>
-        <w:t>2. Réalisations</w:t>
-      </w:r>
-    </w:p>
-    <w:p>
-      <w:pPr>
-        <w:pStyle w:val="ListBullet"/>
-      </w:pPr>
-      <w:r>
-        <w:t>Connexion Zivid 2+ MR130, acquisition capture_2d_3d.</w:t>
-      </w:r>
-    </w:p>
-    <w:p>
-      <w:pPr>
-        <w:pStyle w:val="ListBullet"/>
-      </w:pPr>
-      <w:r>
-        <w:t>Script scripts/zivid/capture.py : export ColorImage.png, Frame.zdf, PointCloud.ply.</w:t>
-      </w:r>
-    </w:p>
-    <w:p>
-      <w:pPr>
-        <w:pStyle w:val="ListBullet"/>
-      </w:pPr>
-      <w:r>
-        <w:t>Création de 3 environnements Conda (Python 3.11) : env_zivid, env_ur, env_integration.</w:t>
-      </w:r>
-    </w:p>
-    <w:p>
-      <w:pPr>
-        <w:pStyle w:val="ListBullet"/>
-      </w:pPr>
-      <w:r>
-        <w:t>Guide Conda/Anaconda : arborescence, activation, dépendances par module.</w:t>
-      </w:r>
-    </w:p>
-    <w:p>
-      <w:r>
-        <w:rPr>
-          <w:b/>
-        </w:rPr>
-        <w:t>3. Problèmes rencontrés et solutions apportées</w:t>
-      </w:r>
-    </w:p>
-    <w:p>
-      <w:pPr>
-        <w:pStyle w:val="ListBullet"/>
-      </w:pPr>
-      <w:r>
-        <w:t>Plage de distance MR130 : profondeur bruitée hors zone de travail → respect distance fabricant, bornes Z à la capture.</w:t>
-      </w:r>
-    </w:p>
-    <w:p>
-      <w:r>
-        <w:rPr>
-          <w:b/>
-        </w:rPr>
-        <w:t>4. Livrables</w:t>
-      </w:r>
-    </w:p>
-    <w:p>
-      <w:pPr>
-        <w:pStyle w:val="ListBullet"/>
-      </w:pPr>
-      <w:r>
-        <w:t>OpenVLA_day04_zivid_api.docx</w:t>
-      </w:r>
-    </w:p>
-    <w:p>
-      <w:pPr>
-        <w:pStyle w:val="ListBullet"/>
-      </w:pPr>
-      <w:r>
-        <w:t>OpenVLA_day04_conda_anaconda.docx</w:t>
-      </w:r>
-    </w:p>
-    <w:p>
-      <w:pPr>
-        <w:pStyle w:val="ListBullet"/>
-      </w:pPr>
-      <w:r>
-        <w:t>scripts/zivid/capture.py</w:t>
-      </w:r>
-    </w:p>
-    <w:p>
-      <w:r>
-        <w:rPr>
-          <w:b/>
-        </w:rPr>
-        <w:t>5. Prochaine étape</w:t>
-      </w:r>
-    </w:p>
-    <w:p>
-      <w:r>
-        <w:t>Chaîner capture Zivid et inférence OpenVLA sur GPU.</w:t>
-      </w:r>
-    </w:p>
-    <w:p>
-      <w:r>
-        <w:br w:type="page"/>
-      </w:r>
-    </w:p>
-    <w:p>
-      <w:pPr>
-        <w:pStyle w:val="Heading1"/>
-      </w:pPr>
-      <w:r>
-        <w:t>Jour 05 — OpenVLA + intégration Zivid</w:t>
-      </w:r>
-    </w:p>
-    <w:p>
-      <w:r>
-        <w:t>Date : 21 mai 2026 (jeudi)</w:t>
-      </w:r>
-    </w:p>
-    <w:p>
-      <w:r>
-        <w:rPr>
-          <w:b/>
-        </w:rPr>
-        <w:t>1. Objectif du jour</w:t>
-      </w:r>
-    </w:p>
-    <w:p>
-      <w:r>
-        <w:t>Valider la pipeline perception (Zivid) → inférence OpenVLA → prédiction d’actions 7D.</w:t>
-      </w:r>
-    </w:p>
-    <w:p>
-      <w:r>
-        <w:rPr>
-          <w:b/>
-        </w:rPr>
-        <w:t>2. Réalisations</w:t>
-      </w:r>
-    </w:p>
-    <w:p>
-      <w:pPr>
-        <w:pStyle w:val="ListBullet"/>
-      </w:pPr>
-      <w:r>
-        <w:t>Capture Zivid réussie ; conversion RGBA → RGB 224×224 pour l’encodeur visuel.</w:t>
-      </w:r>
-    </w:p>
-    <w:p>
-      <w:pPr>
-        <w:pStyle w:val="ListBullet"/>
-      </w:pPr>
-      <w:r>
-        <w:t>Chargement openvla-7b sur GPU ; predict_action (XYZ, rotation, pince).</w:t>
-      </w:r>
-    </w:p>
-    <w:p>
-      <w:pPr>
-        <w:pStyle w:val="ListBullet"/>
-      </w:pPr>
-      <w:r>
-        <w:t>Scripts test_openvla.py et test_zivid_openvla.py (consignes texte libres).</w:t>
-      </w:r>
-    </w:p>
-    <w:p>
-      <w:pPr>
-        <w:pStyle w:val="ListBullet"/>
-      </w:pPr>
-      <w:r>
-        <w:t>Schéma d’intégration Zivid (SDK) + OpenVLA (transformers) ; connexion UR-RTDE planifiée.</w:t>
-      </w:r>
-    </w:p>
-    <w:p>
-      <w:r>
-        <w:rPr>
-          <w:b/>
-        </w:rPr>
-        <w:t>3. Problèmes rencontrés et solutions apportées</w:t>
-      </w:r>
-    </w:p>
-    <w:p>
-      <w:pPr>
-        <w:pStyle w:val="ListBullet"/>
-      </w:pPr>
-      <w:r>
-        <w:t>OpenVLA impossible sur Mac (pas de CUDA) → déploiement PC Windows 11 Pro dédié.</w:t>
-      </w:r>
-    </w:p>
-    <w:p>
-      <w:pPr>
-        <w:pStyle w:val="ListBullet"/>
-      </w:pPr>
-      <w:r>
-        <w:t>Conflits de dépendances Zivid / UR / OpenVLA → environnements Conda séparés.</w:t>
-      </w:r>
-    </w:p>
-    <w:p>
-      <w:r>
-        <w:rPr>
-          <w:b/>
-        </w:rPr>
-        <w:t>4. Livrables</w:t>
-      </w:r>
-    </w:p>
-    <w:p>
-      <w:pPr>
-        <w:pStyle w:val="ListBullet"/>
-      </w:pPr>
-      <w:r>
-        <w:t>OpenVLA_day05_openvla_integration.docx</w:t>
-      </w:r>
-    </w:p>
-    <w:p>
-      <w:pPr>
-        <w:pStyle w:val="ListBullet"/>
-      </w:pPr>
-      <w:r>
-        <w:t>scripts/integration/test/test_openvla.py</w:t>
-      </w:r>
-    </w:p>
-    <w:p>
-      <w:pPr>
-        <w:pStyle w:val="ListBullet"/>
-      </w:pPr>
-      <w:r>
-        <w:t>scripts/integration/test/test_zivid_openvla.py</w:t>
-      </w:r>
-    </w:p>
-    <w:p>
-      <w:r>
-        <w:rPr>
-          <w:b/>
-        </w:rPr>
-        <w:t>5. Prochaine étape</w:t>
-      </w:r>
-    </w:p>
-    <w:p>
-      <w:r>
-        <w:t>Fermer la boucle avec le UR16e (RTDE) et consolider le rapport final.</w:t>
-      </w:r>
-    </w:p>
-    <w:p>
-      <w:r>
-        <w:br w:type="page"/>
-      </w:r>
-    </w:p>
-    <w:p>
-      <w:pPr>
-        <w:pStyle w:val="Heading1"/>
-      </w:pPr>
-      <w:r>
-        <w:t>Jour 06 — Rapport final + démonstrateur UR/Zivid/OpenVLA</w:t>
-      </w:r>
-    </w:p>
-    <w:p>
-      <w:r>
-        <w:t>Date : 22–23 mai 2026 (vendredi–samedi labo)</w:t>
-      </w:r>
-    </w:p>
-    <w:p>
-      <w:r>
-        <w:rPr>
-          <w:b/>
-        </w:rPr>
-        <w:t>1. Objectif du jour</w:t>
-      </w:r>
-    </w:p>
-    <w:p>
-      <w:r>
-        <w:t>Consolider le rapport final (I–III) puis réaliser le premier démonstrateur en boucle fermée sur le robot.</w:t>
-      </w:r>
-    </w:p>
-    <w:p>
-      <w:r>
-        <w:rPr>
-          <w:b/>
-        </w:rPr>
-        <w:t>2. Réalisations</w:t>
-      </w:r>
-    </w:p>
-    <w:p>
-      <w:pPr>
-        <w:pStyle w:val="ListBullet"/>
-      </w:pPr>
-      <w:r>
-        <w:t>22 mai : édition et consolidation des parties I à III de OpenVLA_day01_stage_CCNB.docx.</w:t>
-      </w:r>
-    </w:p>
-    <w:p>
-      <w:pPr>
-        <w:pStyle w:val="ListBullet"/>
-      </w:pPr>
-      <w:r>
-        <w:t>23 mai : boucle Zivid → OpenVLA → UR16e via demoTest.py (RTDE moveL, lecture TCP, pince digitale).</w:t>
-      </w:r>
-    </w:p>
-    <w:p>
-      <w:pPr>
-        <w:pStyle w:val="ListBullet"/>
-      </w:pPr>
-      <w:r>
-        <w:t>Modes SAFE_MODE (simulation des poses) et SCALE max 5 cm/step ; vitesses et accélérations limitées.</w:t>
-      </w:r>
-    </w:p>
-    <w:p>
-      <w:pPr>
-        <w:pStyle w:val="ListBullet"/>
-      </w:pPr>
-      <w:r>
-        <w:t>Documentation de l’arborescence scripts/ et des 4 environnements Conda (zivid, ur, integration, openvla).</w:t>
-      </w:r>
-    </w:p>
-    <w:p>
-      <w:r>
-        <w:rPr>
-          <w:b/>
-        </w:rPr>
-        <w:t>3. Problèmes rencontrés et solutions apportées</w:t>
-      </w:r>
-    </w:p>
-    <w:p>
-      <w:pPr>
-        <w:pStyle w:val="ListBullet"/>
-      </w:pPr>
-      <w:r>
-        <w:t>Risque de mouvements non maîtrisés → SAFE_MODE, SCALE=0,05, vitesses réduites avant essais réels.</w:t>
-      </w:r>
-    </w:p>
-    <w:p>
-      <w:r>
-        <w:rPr>
-          <w:b/>
-        </w:rPr>
-        <w:t>4. Livrables</w:t>
-      </w:r>
-    </w:p>
-    <w:p>
-      <w:pPr>
-        <w:pStyle w:val="ListBullet"/>
-      </w:pPr>
-      <w:r>
-        <w:t>OpenVLA_day06_demo_ur_zivid.docx</w:t>
-      </w:r>
-    </w:p>
-    <w:p>
-      <w:pPr>
-        <w:pStyle w:val="ListBullet"/>
-      </w:pPr>
-      <w:r>
-        <w:t>scripts/integration/testUR_ZIVID/demoTest.py</w:t>
-      </w:r>
-    </w:p>
-    <w:p>
-      <w:pPr>
-        <w:pStyle w:val="ListBullet"/>
-      </w:pPr>
-      <w:r>
-        <w:t>OpenVLA_day01_stage_CCNB.docx (mise à jour 22 mai)</w:t>
-      </w:r>
-    </w:p>
-    <w:p>
-      <w:r>
-        <w:rPr>
-          <w:b/>
-        </w:rPr>
-        <w:t>5. Prochaine étape</w:t>
-      </w:r>
-    </w:p>
-    <w:p>
-      <w:r>
-        <w:t>Ajouter détection 2D (YOLO / Grounding DINO) et projection 3D dans la pipeline.</w:t>
-      </w:r>
-    </w:p>
-    <w:p>
-      <w:r>
-        <w:br w:type="page"/>
-      </w:r>
-    </w:p>
-    <w:p>
-      <w:pPr>
-        <w:pStyle w:val="Heading1"/>
-      </w:pPr>
-      <w:r>
-        <w:t>Jour 07 — Données robot, YOLO, Grounding DINO</w:t>
-      </w:r>
-    </w:p>
-    <w:p>
-      <w:r>
-        <w:t>Date : 25 mai 2026 (lundi)</w:t>
-      </w:r>
-    </w:p>
-    <w:p>
-      <w:r>
-        <w:rPr>
-          <w:b/>
-        </w:rPr>
-        <w:t>1. Objectif du jour</w:t>
-      </w:r>
-    </w:p>
-    <w:p>
-      <w:r>
-        <w:t>Clarifier le flux Zivid → détection 2D → OpenVLA → UR et comparer YOLOv8n vs Grounding DINO.</w:t>
-      </w:r>
-    </w:p>
-    <w:p>
-      <w:r>
-        <w:rPr>
-          <w:b/>
-        </w:rPr>
-        <w:t>2. Réalisations</w:t>
-      </w:r>
-    </w:p>
-    <w:p>
-      <w:pPr>
-        <w:pStyle w:val="ListBullet"/>
-      </w:pPr>
-      <w:r>
-        <w:t>Pipeline commun : RGB + nuage → (u,v) → (X,Y,Z) → prompt OpenVLA → predict_action → RTDE.</w:t>
-      </w:r>
-    </w:p>
-    <w:p>
-      <w:pPr>
-        <w:pStyle w:val="ListBullet"/>
-      </w:pPr>
-      <w:r>
-        <w:t>YOLOv8n : classes COCO, coordonnées XYZ injectées dans le prompt.</w:t>
-      </w:r>
-    </w:p>
-    <w:p>
-      <w:pPr>
-        <w:pStyle w:val="ListBullet"/>
-      </w:pPr>
-      <w:r>
-        <w:t>Grounding DINO : open-vocabulary (ex. cell phone.), projection 3D pour le contrôleur.</w:t>
-      </w:r>
-    </w:p>
-    <w:p>
-      <w:pPr>
-        <w:pStyle w:val="ListBullet"/>
-      </w:pPr>
-      <w:r>
-        <w:t>Scripts zivid_yolo_openvla.py, test_zivid_groundingDino.py, returnAllPositions.py.</w:t>
-      </w:r>
-    </w:p>
-    <w:p>
-      <w:pPr>
-        <w:pStyle w:val="ListBullet"/>
-      </w:pPr>
-      <w:r>
-        <w:t>Mise à jour rapport final : sections II.1.1, II.1.2, II.1.3.</w:t>
-      </w:r>
-    </w:p>
-    <w:p>
-      <w:r>
-        <w:rPr>
-          <w:b/>
-        </w:rPr>
-        <w:t>3. Problèmes rencontrés et solutions apportées</w:t>
-      </w:r>
-    </w:p>
-    <w:p>
-      <w:pPr>
-        <w:pStyle w:val="ListBullet"/>
-      </w:pPr>
-      <w:r>
-        <w:t>Résolutions 2D ≠ 3D Zivid → attention au scale_u / scale_v pour la projection (préparation jour 10).</w:t>
-      </w:r>
-    </w:p>
-    <w:p>
-      <w:r>
-        <w:rPr>
-          <w:b/>
-        </w:rPr>
-        <w:t>4. Livrables</w:t>
-      </w:r>
-    </w:p>
-    <w:p>
-      <w:pPr>
-        <w:pStyle w:val="ListBullet"/>
-      </w:pPr>
-      <w:r>
-        <w:t>OpenVLA_day07_robot_data.docx</w:t>
-      </w:r>
-    </w:p>
-    <w:p>
-      <w:pPr>
-        <w:pStyle w:val="ListBullet"/>
-      </w:pPr>
-      <w:r>
-        <w:t>scripts/openVLA_ZIVID/test/*.py</w:t>
-      </w:r>
-    </w:p>
-    <w:p>
-      <w:pPr>
-        <w:pStyle w:val="ListBullet"/>
-      </w:pPr>
-      <w:r>
-        <w:t>yolov8n.pt</w:t>
-      </w:r>
-    </w:p>
-    <w:p>
-      <w:r>
-        <w:rPr>
-          <w:b/>
-        </w:rPr>
-        <w:t>5. Prochaine étape</w:t>
-      </w:r>
-    </w:p>
-    <w:p>
-      <w:r>
-        <w:t>Boucle continue adaptative (réinférence à chaque nouvelle image).</w:t>
-      </w:r>
-    </w:p>
-    <w:p>
-      <w:r>
-        <w:br w:type="page"/>
-      </w:r>
-    </w:p>
-    <w:p>
-      <w:pPr>
-        <w:pStyle w:val="Heading1"/>
-      </w:pPr>
-      <w:r>
-        <w:t>Jour 08 — Boucle continue (OpenVLA adaptatif)</w:t>
-      </w:r>
-    </w:p>
-    <w:p>
-      <w:r>
-        <w:t>Date : 26 mai 2026 (mardi)</w:t>
-      </w:r>
-    </w:p>
-    <w:p>
-      <w:r>
-        <w:rPr>
-          <w:b/>
-        </w:rPr>
-        <w:t>1. Objectif du jour</w:t>
-      </w:r>
-    </w:p>
-    <w:p>
-      <w:r>
-        <w:t>Tester une boucle perception → action → réinférence pour correction itérative avec Grounding DINO.</w:t>
-      </w:r>
-    </w:p>
-    <w:p>
-      <w:r>
-        <w:rPr>
-          <w:b/>
-        </w:rPr>
-        <w:t>2. Réalisations</w:t>
-      </w:r>
-    </w:p>
-    <w:p>
-      <w:pPr>
-        <w:pStyle w:val="ListBullet"/>
-      </w:pPr>
-      <w:r>
-        <w:t>Scripts demo_adaptatif_openvla.py (DINO + UR + boucle) et demo_adaptatif_openvla_print_value.py (simulation, logs).</w:t>
-      </w:r>
-    </w:p>
-    <w:p>
-      <w:pPr>
-        <w:pStyle w:val="ListBullet"/>
-      </w:pPr>
-      <w:r>
-        <w:t>Injection optionnelle des coordonnées (X,Y,Z) DINO + Zivid dans le prompt (comme variante YOLO).</w:t>
-      </w:r>
-    </w:p>
-    <w:p>
-      <w:pPr>
-        <w:pStyle w:val="ListBullet"/>
-      </w:pPr>
-      <w:r>
-        <w:t>Mise à jour rapport final II.5 (boucle continue + injection XYZ).</w:t>
-      </w:r>
-    </w:p>
-    <w:p>
-      <w:r>
-        <w:rPr>
-          <w:b/>
-        </w:rPr>
-        <w:t>3. Problèmes rencontrés et solutions apportées</w:t>
-      </w:r>
-    </w:p>
-    <w:p>
-      <w:pPr>
-        <w:pStyle w:val="ListBullet"/>
-      </w:pPr>
-      <w:r>
-        <w:t>Premiers signes d’oscillation possible → prévoir SCALE réduit et filtrage profondeur (jour 09–10).</w:t>
-      </w:r>
-    </w:p>
-    <w:p>
-      <w:r>
-        <w:rPr>
-          <w:b/>
-        </w:rPr>
-        <w:t>4. Livrables</w:t>
-      </w:r>
-    </w:p>
-    <w:p>
-      <w:pPr>
-        <w:pStyle w:val="ListBullet"/>
-      </w:pPr>
-      <w:r>
-        <w:t>OpenVLA_day08_boucle_continue.docx</w:t>
-      </w:r>
-    </w:p>
-    <w:p>
-      <w:pPr>
-        <w:pStyle w:val="ListBullet"/>
-      </w:pPr>
-      <w:r>
-        <w:t>scripts/integration/test/demo_adaptatif_openvla*.py</w:t>
-      </w:r>
-    </w:p>
-    <w:p>
-      <w:r>
-        <w:rPr>
-          <w:b/>
-        </w:rPr>
-        <w:t>5. Prochaine étape</w:t>
-      </w:r>
-    </w:p>
-    <w:p>
-      <w:r>
-        <w:t>Collecter métriques, interpréter convergence / divergence, documenter résultats.</w:t>
-      </w:r>
-    </w:p>
-    <w:p>
-      <w:r>
-        <w:br w:type="page"/>
-      </w:r>
-    </w:p>
-    <w:p>
-      <w:pPr>
-        <w:pStyle w:val="Heading1"/>
-      </w:pPr>
-      <w:r>
-        <w:t>Jour 09 — Tests, interprétation et rapports</w:t>
-      </w:r>
-    </w:p>
-    <w:p>
-      <w:r>
-        <w:t>Date : 27 mai 2026 (mercredi)</w:t>
-      </w:r>
-    </w:p>
-    <w:p>
-      <w:r>
-        <w:rPr>
-          <w:b/>
-        </w:rPr>
-        <w:t>1. Objectif du jour</w:t>
-      </w:r>
-    </w:p>
-    <w:p>
-      <w:r>
-        <w:t>Valider et analyser la boucle adaptative ; interpréter l’impact des coordonnées DINO et de la projection 3D.</w:t>
-      </w:r>
-    </w:p>
-    <w:p>
-      <w:r>
-        <w:rPr>
-          <w:b/>
-        </w:rPr>
-        <w:t>2. Réalisations</w:t>
-      </w:r>
-    </w:p>
-    <w:p>
-      <w:pPr>
-        <w:pStyle w:val="ListBullet"/>
-      </w:pPr>
-      <w:r>
-        <w:t>Procédure : demo_adaptatif_openvla_print_value.py (itération, XYZ DINO, delta OpenVLA, TCP, distance, pince).</w:t>
-      </w:r>
-    </w:p>
-    <w:p>
-      <w:pPr>
-        <w:pStyle w:val="ListBullet"/>
-      </w:pPr>
-      <w:r>
-        <w:t>Essais robot avec SAFE_MODE via demo_adaptatif_openvla.py.</w:t>
-      </w:r>
-    </w:p>
-    <w:p>
-      <w:pPr>
-        <w:pStyle w:val="ListBullet"/>
-      </w:pPr>
-      <w:r>
-        <w:t>Métriques : distance euclidienne d_t, itérations jusqu’à convergence, stabilité Z, multi-détections DINO.</w:t>
-      </w:r>
-    </w:p>
-    <w:p>
-      <w:pPr>
-        <w:pStyle w:val="ListBullet"/>
-      </w:pPr>
-      <w:r>
-        <w:t>Interprétation : convergence monotone, offset constant (calibration TCP), divergence (SCALE / détection).</w:t>
-      </w:r>
-    </w:p>
-    <w:p>
-      <w:pPr>
-        <w:pStyle w:val="ListBullet"/>
-      </w:pPr>
-      <w:r>
-        <w:t>Appendice II.5 du rapport final avec résultats.</w:t>
-      </w:r>
-    </w:p>
-    <w:p>
-      <w:r>
-        <w:rPr>
-          <w:b/>
-        </w:rPr>
-        <w:t>3. Problèmes rencontrés et solutions apportées</w:t>
-      </w:r>
-    </w:p>
-    <w:p>
-      <w:pPr>
-        <w:pStyle w:val="ListBullet"/>
-      </w:pPr>
-      <w:r>
-        <w:t>Bruit Z sur nuage Zivid → moyenne locale / filtre profondeur envisagés.</w:t>
-      </w:r>
-    </w:p>
-    <w:p>
-      <w:pPr>
-        <w:pStyle w:val="ListBullet"/>
-      </w:pPr>
-      <w:r>
-        <w:t>Oscillation autour d’un offset → hypothèse calibration TCP / transform (traité jour 11).</w:t>
-      </w:r>
-    </w:p>
-    <w:p>
-      <w:r>
-        <w:rPr>
-          <w:b/>
-        </w:rPr>
-        <w:t>4. Livrables</w:t>
-      </w:r>
-    </w:p>
-    <w:p>
-      <w:pPr>
-        <w:pStyle w:val="ListBullet"/>
-      </w:pPr>
-      <w:r>
-        <w:t>OpenVLA_day09_boucle_results.docx</w:t>
-      </w:r>
-    </w:p>
-    <w:p>
-      <w:pPr>
-        <w:pStyle w:val="ListBullet"/>
-      </w:pPr>
-      <w:r>
-        <w:t>OpenVLA_day01_stage_CCNB.docx (II.5)</w:t>
-      </w:r>
-    </w:p>
-    <w:p>
-      <w:r>
-        <w:rPr>
-          <w:b/>
-        </w:rPr>
-        <w:t>5. Prochaine étape</w:t>
-      </w:r>
-    </w:p>
-    <w:p>
-      <w:r>
-        <w:t>Refactoriser en modules pipeline/ et sécuriser workspace + calibration.</w:t>
-      </w:r>
-    </w:p>
-    <w:p>
-      <w:r>
-        <w:br w:type="page"/>
-      </w:r>
-    </w:p>
-    <w:p>
-      <w:pPr>
-        <w:pStyle w:val="Heading1"/>
-      </w:pPr>
-      <w:r>
-        <w:t>Jour 10 — Refactoring pipeline (modules indépendants)</w:t>
-      </w:r>
-    </w:p>
-    <w:p>
-      <w:r>
-        <w:t>Date : 28 mai 2026 (jeudi)</w:t>
-      </w:r>
-    </w:p>
-    <w:p>
-      <w:r>
-        <w:rPr>
-          <w:b/>
-        </w:rPr>
-        <w:t>1. Objectif du jour</w:t>
-      </w:r>
-    </w:p>
-    <w:p>
-      <w:r>
-        <w:t>Découper le démonstrateur en modules réutilisables ; corriger bugs majeurs (calibration, workspace, DINO).</w:t>
-      </w:r>
-    </w:p>
-    <w:p>
-      <w:r>
-        <w:rPr>
-          <w:b/>
-        </w:rPr>
-        <w:t>2. Réalisations</w:t>
-      </w:r>
-    </w:p>
-    <w:p>
-      <w:pPr>
-        <w:pStyle w:val="ListBullet"/>
-      </w:pPr>
-      <w:r>
-        <w:t>Dossier pipeline/ : config, calibration, zivid_capture, dino_detector, ur_controller, gripper, vla_controller.</w:t>
-      </w:r>
-    </w:p>
-    <w:p>
-      <w:pPr>
-        <w:pStyle w:val="ListBullet"/>
-      </w:pPr>
-      <w:r>
-        <w:t>main_real.py (robot réel), main_sim.py (dry-run), calibrer_robot.py (génération T_tcp_cam.npy).</w:t>
-      </w:r>
-    </w:p>
-    <w:p>
-      <w:pPr>
-        <w:pStyle w:val="ListBullet"/>
-      </w:pPr>
-      <w:r>
-        <w:t>Règles : calibration main-œil obligatoire, bornes workspace, réintégration DINO toutes les N étapes.</w:t>
-      </w:r>
-    </w:p>
-    <w:p>
-      <w:pPr>
-        <w:pStyle w:val="ListBullet"/>
-      </w:pPr>
-      <w:r>
-        <w:t>Prompt dynamique basé sur distance TCP→objet (deltas) plutôt que coordonnées absolues.</w:t>
-      </w:r>
-    </w:p>
-    <w:p>
-      <w:r>
-        <w:rPr>
-          <w:b/>
-        </w:rPr>
-        <w:t>3. Problèmes rencontrés et solutions apportées</w:t>
-      </w:r>
-    </w:p>
-    <w:p>
-      <w:pPr>
-        <w:pStyle w:val="ListBullet"/>
-      </w:pPr>
-      <w:r>
-        <w:t>IndexError dino_detector (u,v) hors nuage → scale_u/scale_v + clipping des indices.</w:t>
-      </w:r>
-    </w:p>
-    <w:p>
-      <w:pPr>
-        <w:pStyle w:val="ListBullet"/>
-      </w:pPr>
-      <w:r>
-        <w:t>Dérive boucle continue → réinférence périodique DINO + réduction SCALE.</w:t>
-      </w:r>
-    </w:p>
-    <w:p>
-      <w:r>
-        <w:rPr>
-          <w:b/>
-        </w:rPr>
-        <w:t>4. Livrables</w:t>
-      </w:r>
-    </w:p>
-    <w:p>
-      <w:pPr>
-        <w:pStyle w:val="ListBullet"/>
-      </w:pPr>
-      <w:r>
-        <w:t>OpenVLA_day10_refactoring_pipeline.docx</w:t>
-      </w:r>
-    </w:p>
-    <w:p>
-      <w:pPr>
-        <w:pStyle w:val="ListBullet"/>
-      </w:pPr>
-      <w:r>
-        <w:t>pipeline/*.py</w:t>
-      </w:r>
-    </w:p>
-    <w:p>
-      <w:r>
-        <w:rPr>
-          <w:b/>
-        </w:rPr>
-        <w:t>5. Prochaine étape</w:t>
-      </w:r>
-    </w:p>
-    <w:p>
-      <w:r>
-        <w:t>Calibration eye-in-hand et rapport hebdomadaire semaine 3.</w:t>
-      </w:r>
-    </w:p>
-    <w:p>
-      <w:r>
-        <w:br w:type="page"/>
-      </w:r>
-    </w:p>
-    <w:p>
-      <w:pPr>
-        <w:pStyle w:val="Heading1"/>
-      </w:pPr>
-      <w:r>
-        <w:t>Jour 11 — Rapport hebdomadaire + calibration main-œil</w:t>
-      </w:r>
-    </w:p>
-    <w:p>
-      <w:r>
-        <w:t>Date : 29 mai 2026 (vendredi)</w:t>
-      </w:r>
-    </w:p>
-    <w:p>
-      <w:r>
-        <w:rPr>
-          <w:b/>
-        </w:rPr>
-        <w:t>1. Objectif du jour</w:t>
-      </w:r>
-    </w:p>
-    <w:p>
-      <w:r>
-        <w:t>Produire le rapport hebdomadaire (semaine 26–29 mai) et générer T_tcp_cam.npy (hand-eye Zivid).</w:t>
-      </w:r>
-    </w:p>
-    <w:p>
-      <w:r>
-        <w:rPr>
-          <w:b/>
-        </w:rPr>
-        <w:t>2. Réalisations</w:t>
-      </w:r>
-    </w:p>
-    <w:p>
-      <w:pPr>
-        <w:pStyle w:val="ListBullet"/>
-      </w:pPr>
-      <w:r>
-        <w:t>Rapport Semaine_03_25-29_mai_2026.docx dans rapports_hebdomadaires/.</w:t>
-      </w:r>
-    </w:p>
-    <w:p>
-      <w:pPr>
-        <w:pStyle w:val="ListBullet"/>
-      </w:pPr>
-      <w:r>
-        <w:t>calibrer_robot.py : poses variées, mire Zivid, detect_feature_points, calibrate_eye_in_hand, np.save.</w:t>
-      </w:r>
-    </w:p>
-    <w:p>
-      <w:pPr>
-        <w:pStyle w:val="ListBullet"/>
-      </w:pPr>
-      <w:r>
-        <w:t>calibration.py : load_calibration(), cam_to_robot(), compute_distance_tcp_to_object().</w:t>
-      </w:r>
-    </w:p>
-    <w:p>
-      <w:pPr>
-        <w:pStyle w:val="ListBullet"/>
-      </w:pPr>
-      <w:r>
-        <w:t>Règles de pose : inclinaison ±15–25°, hauteur Z 40–60 cm, rotation RZ.</w:t>
-      </w:r>
-    </w:p>
-    <w:p>
-      <w:pPr>
-        <w:pStyle w:val="ListBullet"/>
-      </w:pPr>
-      <w:r>
-        <w:t>Rapport final : section II.6 Jour 11.</w:t>
-      </w:r>
-    </w:p>
-    <w:p>
-      <w:r>
-        <w:rPr>
-          <w:b/>
-        </w:rPr>
-        <w:t>3. Problèmes rencontrés et solutions apportées</w:t>
-      </w:r>
-    </w:p>
-    <w:p>
-      <w:pPr>
-        <w:pStyle w:val="ListBullet"/>
-      </w:pPr>
-      <w:r>
-        <w:t>Sans T_tcp_cam, repère caméra ≠ repère robot → script autonome de calibration avant main_real.</w:t>
-      </w:r>
-    </w:p>
-    <w:p>
-      <w:r>
-        <w:rPr>
-          <w:b/>
-        </w:rPr>
-        <w:t>4. Livrables</w:t>
-      </w:r>
-    </w:p>
-    <w:p>
-      <w:pPr>
-        <w:pStyle w:val="ListBullet"/>
-      </w:pPr>
-      <w:r>
-        <w:t>OpenVLA_day11_rapport_hebdomadaire.docx</w:t>
-      </w:r>
-    </w:p>
-    <w:p>
-      <w:pPr>
-        <w:pStyle w:val="ListBullet"/>
-      </w:pPr>
-      <w:r>
-        <w:t>rapports_hebdomadaires/Semaine_03_25-29_mai_2026.docx</w:t>
-      </w:r>
-    </w:p>
-    <w:p>
-      <w:pPr>
-        <w:pStyle w:val="ListBullet"/>
-      </w:pPr>
-      <w:r>
-        <w:t>pipeline/calibrer_robot.py, pipeline/calibration.py</w:t>
-      </w:r>
-    </w:p>
-    <w:p>
-      <w:r>
-        <w:rPr>
-          <w:b/>
-        </w:rPr>
-        <w:t>5. Prochaine étape</w:t>
-      </w:r>
-    </w:p>
-    <w:p>
-      <w:r>
-        <w:t>Tests réels du démonstrateur avec calibration et validation workspace.</w:t>
-      </w:r>
-    </w:p>
-    <w:p>
-      <w:r>
-        <w:br w:type="page"/>
-      </w:r>
-    </w:p>
-    <w:p>
-      <w:pPr>
-        <w:pStyle w:val="Heading1"/>
-      </w:pPr>
-      <w:r>
-        <w:t>Jour 12 — Test réel du démonstrateur Zivid / OpenVLA</w:t>
-      </w:r>
-    </w:p>
-    <w:p>
-      <w:r>
-        <w:t>Date : 1 juin 2026 (lundi)</w:t>
-      </w:r>
-    </w:p>
-    <w:p>
-      <w:r>
-        <w:rPr>
-          <w:b/>
-        </w:rPr>
-        <w:t>1. Objectif du jour</w:t>
-      </w:r>
-    </w:p>
-    <w:p>
-      <w:r>
-        <w:t>Exécuter et valider la chaîne complète sur la cellule UR16e : capture Zivid, inférence OpenVLA, mouvements RTDE avec calibration T_tcp_cam et bornes de sécurité.</w:t>
-      </w:r>
-    </w:p>
-    <w:p>
-      <w:r>
-        <w:rPr>
-          <w:b/>
-        </w:rPr>
-        <w:t>2. Réalisations</w:t>
-      </w:r>
-    </w:p>
-    <w:p>
-      <w:pPr>
-        <w:pStyle w:val="ListBullet"/>
-      </w:pPr>
-      <w:r>
-        <w:t>(Prévu) Lancer test_zivid_openvla.py — validation capture + inférence sans robot.</w:t>
-      </w:r>
-    </w:p>
-    <w:p>
-      <w:pPr>
-        <w:pStyle w:val="ListBullet"/>
-      </w:pPr>
-      <w:r>
-        <w:t>(Prévu) Lancer demoTest.py puis pipeline/main_real.py avec T_tcp_cam.npy chargé.</w:t>
-      </w:r>
-    </w:p>
-    <w:p>
-      <w:pPr>
-        <w:pStyle w:val="ListBullet"/>
-      </w:pPr>
-      <w:r>
-        <w:t>(Prévu) Vérifier SAFE_MODE, SCALE, workspace ; noter distances, convergence pince Robotiq.</w:t>
-      </w:r>
-    </w:p>
-    <w:p>
-      <w:pPr>
-        <w:pStyle w:val="ListBullet"/>
-      </w:pPr>
-      <w:r>
-        <w:t>(Prévu) Consigner résultats pour rapport et agenda / semaine 4.</w:t>
-      </w:r>
-    </w:p>
-    <w:p>
-      <w:r>
-        <w:rPr>
-          <w:b/>
-        </w:rPr>
-        <w:t>3. Problèmes rencontrés et solutions apportées</w:t>
-      </w:r>
-    </w:p>
-    <w:p>
-      <w:pPr>
-        <w:pStyle w:val="ListBullet"/>
-      </w:pPr>
-      <w:r>
-        <w:t>(À compléter après essais) — calibration, profondeur MR130, stabilité DINO en conditions réelles.</w:t>
-      </w:r>
-    </w:p>
-    <w:p>
-      <w:r>
-        <w:rPr>
-          <w:b/>
-        </w:rPr>
-        <w:t>4. Livrables</w:t>
-      </w:r>
-    </w:p>
-    <w:p>
-      <w:pPr>
-        <w:pStyle w:val="ListBullet"/>
-      </w:pPr>
-      <w:r>
-        <w:t>Scripts : test_zivid_openvla.py, demoTest.py, pipeline/main_real.py</w:t>
-      </w:r>
-    </w:p>
-    <w:p>
-      <w:pPr>
-        <w:pStyle w:val="ListBullet"/>
-      </w:pPr>
-      <w:r>
-        <w:t>Fichier calibration : T_tcp_cam.npy (si généré)</w:t>
-      </w:r>
-    </w:p>
-    <w:p>
-      <w:pPr>
-        <w:pStyle w:val="ListBullet"/>
-      </w:pPr>
-      <w:r>
-        <w:t>Mise à jour agenda + rapport journalier (à rédiger)</w:t>
-      </w:r>
-    </w:p>
-    <w:p>
-      <w:r>
-        <w:rPr>
-          <w:b/>
-        </w:rPr>
-        <w:t>5. Prochaine étape</w:t>
-      </w:r>
-    </w:p>
-    <w:p>
-      <w:r>
-        <w:t>Prise d’objet en boucle fermée (DINO + OpenVLA + pince) et poursuite documentation.</w:t>
-      </w:r>
-    </w:p>
-    <w:p/>
-    <w:p>
-      <w:pPr>
-        <w:pStyle w:val="Heading1"/>
-      </w:pPr>
-      <w:r>
-        <w:t>Repères calendaires</w:t>
-      </w:r>
-    </w:p>
-    <w:p>
-      <w:pPr>
-        <w:pStyle w:val="ListBullet"/>
-      </w:pPr>
-      <w:r>
-        <w:t>16–18 mai 2026 : pause / hors laboratoire (pas d’entrée journalière).</w:t>
-      </w:r>
-    </w:p>
-    <w:p>
-      <w:pPr>
-        <w:pStyle w:val="ListBullet"/>
-      </w:pPr>
-      <w:r>
-        <w:t>24 mai 2026 : dimanche.</w:t>
-      </w:r>
-    </w:p>
-    <w:p>
-      <w:pPr>
-        <w:pStyle w:val="ListBullet"/>
-      </w:pPr>
-      <w:r>
-        <w:t>30–31 mai 2026 : week-end.</w:t>
-      </w:r>
-    </w:p>
-    <w:p>
-      <w:pPr>
-        <w:pStyle w:val="ListBullet"/>
-      </w:pPr>
-      <w:r>
-        <w:t>Semaines : Semaine_01 (14–15 mai), Semaine_02 (19–22 mai), Semaine_03 (25–29 mai) — voir rapports_hebdomadaires/.</w:t>
+        <w:t>Prise d’objet en boucle fermée et documentation semaine 4.</w:t>
       </w:r>
     </w:p>
     <w:sectPr>
@@ -2055,10 +1590,6 @@
     <w:name w:val="Normal"/>
     <w:qFormat/>
     <w:rsid w:val="00FC693F"/>
-    <w:rPr>
-      <w:rFonts w:ascii="Calibri" w:hAnsi="Calibri"/>
-      <w:sz w:val="22"/>
-    </w:rPr>
   </w:style>
   <w:style w:type="paragraph" w:styleId="Header">
     <w:name w:val="header"/>

--- a/IntershipReport/agenda_quotidien_Fabrice.docx
+++ b/IntershipReport/agenda_quotidien_Fabrice.docx
@@ -162,27 +162,7 @@
                                 <w:szCs w:val="24"/>
                                 <w:lang w:val="fr-CA"/>
                               </w:rPr>
-                              <w:t xml:space="preserve">Projet </w:t>
-                            </w:r>
-                            <w:proofErr w:type="spellStart"/>
-                            <w:r>
-                              <w:rPr>
-                                <w:b/>
-                                <w:sz w:val="32"/>
-                                <w:szCs w:val="24"/>
-                                <w:lang w:val="fr-CA"/>
-                              </w:rPr>
-                              <w:t>OpenVLA</w:t>
-                            </w:r>
-                            <w:proofErr w:type="spellEnd"/>
-                            <w:r>
-                              <w:rPr>
-                                <w:b/>
-                                <w:sz w:val="32"/>
-                                <w:szCs w:val="24"/>
-                                <w:lang w:val="fr-CA"/>
-                              </w:rPr>
-                              <w:t xml:space="preserve"> — Rapport final de stage — CCNB-INNOV</w:t>
+                              <w:t>Projet OpenVLA — Rapport final de stage — CCNB-INNOV</w:t>
                             </w:r>
                           </w:p>
                           <w:p>
@@ -194,6 +174,22 @@
                                 <w:lang w:val="fr-CA"/>
                               </w:rPr>
                             </w:pPr>
+                            <w:r>
+                              <w:rPr>
+                                <w:sz w:val="24"/>
+                                <w:szCs w:val="24"/>
+                                <w:lang w:val="fr-CA"/>
+                              </w:rPr>
+                              <w:t xml:space="preserve"> </w:t>
+                            </w:r>
+                            <w:r>
+                              <w:rPr>
+                                <w:sz w:val="24"/>
+                                <w:szCs w:val="24"/>
+                                <w:lang w:val="fr-CA"/>
+                              </w:rPr>
+                              <w:t>14 mai 2026 – 05 juin 2026</w:t>
+                            </w:r>
                           </w:p>
                           <w:p>
                             <w:pPr>
@@ -445,27 +441,7 @@
                           <w:szCs w:val="24"/>
                           <w:lang w:val="fr-CA"/>
                         </w:rPr>
-                        <w:t xml:space="preserve">Projet </w:t>
-                      </w:r>
-                      <w:proofErr w:type="spellStart"/>
-                      <w:r>
-                        <w:rPr>
-                          <w:b/>
-                          <w:sz w:val="32"/>
-                          <w:szCs w:val="24"/>
-                          <w:lang w:val="fr-CA"/>
-                        </w:rPr>
-                        <w:t>OpenVLA</w:t>
-                      </w:r>
-                      <w:proofErr w:type="spellEnd"/>
-                      <w:r>
-                        <w:rPr>
-                          <w:b/>
-                          <w:sz w:val="32"/>
-                          <w:szCs w:val="24"/>
-                          <w:lang w:val="fr-CA"/>
-                        </w:rPr>
-                        <w:t xml:space="preserve"> — Rapport final de stage — CCNB-INNOV</w:t>
+                        <w:t>Projet OpenVLA — Rapport final de stage — CCNB-INNOV</w:t>
                       </w:r>
                     </w:p>
                     <w:p>
@@ -477,6 +453,22 @@
                           <w:lang w:val="fr-CA"/>
                         </w:rPr>
                       </w:pPr>
+                      <w:r>
+                        <w:rPr>
+                          <w:sz w:val="24"/>
+                          <w:szCs w:val="24"/>
+                          <w:lang w:val="fr-CA"/>
+                        </w:rPr>
+                        <w:t xml:space="preserve"> </w:t>
+                      </w:r>
+                      <w:r>
+                        <w:rPr>
+                          <w:sz w:val="24"/>
+                          <w:szCs w:val="24"/>
+                          <w:lang w:val="fr-CA"/>
+                        </w:rPr>
+                        <w:t>14 mai 2026 – 05 juin 2026</w:t>
+                      </w:r>
                     </w:p>
                     <w:p>
                       <w:pPr>
@@ -822,6 +814,301 @@
           <w:lang w:val="fr-CA"/>
         </w:rPr>
       </w:pPr>
+    </w:p>
+    <w:p>
+      <w:pPr>
+        <w:pStyle w:val="Titre1"/>
+        <w:rPr>
+          <w:lang w:val="fr-CA"/>
+        </w:rPr>
+      </w:pPr>
+      <w:bookmarkStart w:id="0" w:name="_Toc230871953"/>
+      <w:r>
+        <w:rPr>
+          <w:lang w:val="fr-CA"/>
+        </w:rPr>
+        <w:t>Rapport final de stage — Synthèse OpenVLA</w:t>
+      </w:r>
+      <w:bookmarkEnd w:id="0"/>
+    </w:p>
+    <w:p>
+      <w:pPr>
+        <w:rPr>
+          <w:lang w:val="fr-CA"/>
+        </w:rPr>
+      </w:pPr>
+      <w:r>
+        <w:rPr>
+          <w:lang w:val="fr-CA"/>
+        </w:rPr>
+        <w:t>Ce document constitue le rapport final du stage réalisé au CCNB-INNOV. Il présente la veille technologique, l'expérimentation pratique et l'intégration d'un démonstrateur OpenVLA couplant un robot collaboratif UR et une caméra Zivid 2+ MR130. L</w:t>
+      </w:r>
+      <w:r>
+        <w:rPr>
+          <w:lang w:val="fr-CA"/>
+        </w:rPr>
+        <w:t>es</w:t>
+      </w:r>
+      <w:r>
+        <w:rPr>
+          <w:lang w:val="fr-CA"/>
+        </w:rPr>
+        <w:t xml:space="preserve"> objectifs initiaux du stage</w:t>
+      </w:r>
+      <w:r>
+        <w:rPr>
+          <w:lang w:val="fr-CA"/>
+        </w:rPr>
+        <w:t xml:space="preserve"> étaient</w:t>
+      </w:r>
+      <w:r>
+        <w:rPr>
+          <w:lang w:val="fr-CA"/>
+        </w:rPr>
+        <w:t xml:space="preserve"> </w:t>
+      </w:r>
+      <w:r>
+        <w:rPr>
+          <w:lang w:val="fr-CA"/>
+        </w:rPr>
+        <w:t xml:space="preserve"> : architecture OpenVLA, composantes de la pipeline et comparaison aux approches robotiques traditionnelles.</w:t>
+      </w:r>
+    </w:p>
+    <w:p>
+      <w:pPr>
+        <w:pStyle w:val="Titre2"/>
+        <w:rPr>
+          <w:lang w:val="fr-CA"/>
+        </w:rPr>
+      </w:pPr>
+      <w:bookmarkStart w:id="1" w:name="_Toc230871954"/>
+      <w:r>
+        <w:rPr>
+          <w:lang w:val="fr-CA"/>
+        </w:rPr>
+        <w:t>Contexte et question directrice</w:t>
+      </w:r>
+      <w:bookmarkEnd w:id="1"/>
+    </w:p>
+    <w:p>
+      <w:pPr>
+        <w:rPr>
+          <w:lang w:val="fr-CA"/>
+        </w:rPr>
+      </w:pPr>
+      <w:r>
+        <w:rPr>
+          <w:lang w:val="fr-CA"/>
+        </w:rPr>
+        <w:t>Quels sont les ingrédients de la « sauce OpenVLA » et en quoi cette approche diffère-t-elle des méthodes robotiques plus traditionnelles ? Le stage combine veille technologique, expérimentation sur banc réel (Windows 11 Pro, GPU NVIDIA, Python 3.11) et documentation technique.</w:t>
+      </w:r>
+    </w:p>
+    <w:p>
+      <w:pPr>
+        <w:pStyle w:val="Titre2"/>
+      </w:pPr>
+      <w:bookmarkStart w:id="2" w:name="_Toc230871955"/>
+      <w:r>
+        <w:t>Objectifs du stage</w:t>
+      </w:r>
+      <w:bookmarkEnd w:id="2"/>
+    </w:p>
+    <w:p>
+      <w:pPr>
+        <w:pStyle w:val="Listepuces"/>
+        <w:rPr>
+          <w:lang w:val="fr-CA"/>
+        </w:rPr>
+      </w:pPr>
+      <w:r>
+        <w:rPr>
+          <w:lang w:val="fr-CA"/>
+        </w:rPr>
+        <w:t>Étudier l'architecture générale d'OpenVLA et en produire une description technique claire et structurée.</w:t>
+      </w:r>
+    </w:p>
+    <w:p>
+      <w:pPr>
+        <w:pStyle w:val="Listepuces"/>
+        <w:rPr>
+          <w:lang w:val="fr-CA"/>
+        </w:rPr>
+      </w:pPr>
+      <w:r>
+        <w:rPr>
+          <w:lang w:val="fr-CA"/>
+        </w:rPr>
+        <w:t>Identifier les différentes composantes de la pipeline : perception, inférence, génération d'actions et exécution robotique.</w:t>
+      </w:r>
+    </w:p>
+    <w:p>
+      <w:pPr>
+        <w:pStyle w:val="Listepuces"/>
+        <w:rPr>
+          <w:lang w:val="fr-CA"/>
+        </w:rPr>
+      </w:pPr>
+      <w:r>
+        <w:rPr>
+          <w:lang w:val="fr-CA"/>
+        </w:rPr>
+        <w:t>Comparer l'approche OpenVLA aux approches robotiques traditionnelles (programmation, perception, planification, contrôle).</w:t>
+      </w:r>
+    </w:p>
+    <w:p>
+      <w:pPr>
+        <w:pStyle w:val="Listepuces"/>
+        <w:rPr>
+          <w:lang w:val="fr-CA"/>
+        </w:rPr>
+      </w:pPr>
+      <w:r>
+        <w:rPr>
+          <w:lang w:val="fr-CA"/>
+        </w:rPr>
+        <w:t>Mettre en place un démonstrateur expérimental UR + Zivid.</w:t>
+      </w:r>
+    </w:p>
+    <w:p>
+      <w:pPr>
+        <w:pStyle w:val="Listepuces"/>
+        <w:rPr>
+          <w:lang w:val="fr-CA"/>
+        </w:rPr>
+      </w:pPr>
+      <w:r>
+        <w:rPr>
+          <w:lang w:val="fr-CA"/>
+        </w:rPr>
+        <w:t>Réaliser l'intégration logicielle et matérielle du démonstrateur.</w:t>
+      </w:r>
+    </w:p>
+    <w:p>
+      <w:pPr>
+        <w:pStyle w:val="Listepuces"/>
+        <w:rPr>
+          <w:lang w:val="fr-CA"/>
+        </w:rPr>
+      </w:pPr>
+      <w:r>
+        <w:rPr>
+          <w:lang w:val="fr-CA"/>
+        </w:rPr>
+        <w:t>Effectuer des essais, analyser les résultats et documenter limites et opportunités.</w:t>
+      </w:r>
+    </w:p>
+    <w:p>
+      <w:pPr>
+        <w:pStyle w:val="Listepuces"/>
+        <w:rPr>
+          <w:lang w:val="fr-CA"/>
+        </w:rPr>
+      </w:pPr>
+      <w:r>
+        <w:rPr>
+          <w:lang w:val="fr-CA"/>
+        </w:rPr>
+        <w:t>Produire une documentation technique et une synthèse pour l'équipe CCNB-INNOV.</w:t>
+      </w:r>
+    </w:p>
+    <w:p>
+      <w:pPr>
+        <w:pStyle w:val="Listepuces"/>
+        <w:rPr>
+          <w:lang w:val="fr-CA"/>
+        </w:rPr>
+      </w:pPr>
+      <w:r>
+        <w:rPr>
+          <w:lang w:val="fr-CA"/>
+        </w:rPr>
+        <w:t>Présenter les résultats sous forme de démonstration et présentation technique.</w:t>
+      </w:r>
+    </w:p>
+    <w:p>
+      <w:pPr>
+        <w:pStyle w:val="Citationintense"/>
+        <w:spacing w:before="0" w:after="0"/>
+        <w:rPr>
+          <w:lang w:val="fr-CA"/>
+        </w:rPr>
+      </w:pPr>
+    </w:p>
+    <w:p>
+      <w:pPr>
+        <w:rPr>
+          <w:lang w:val="fr-CA"/>
+        </w:rPr>
+      </w:pPr>
+    </w:p>
+    <w:p>
+      <w:pPr>
+        <w:rPr>
+          <w:lang w:val="fr-CA"/>
+        </w:rPr>
+      </w:pPr>
+    </w:p>
+    <w:p>
+      <w:pPr>
+        <w:rPr>
+          <w:lang w:val="fr-CA"/>
+        </w:rPr>
+      </w:pPr>
+    </w:p>
+    <w:p>
+      <w:pPr>
+        <w:rPr>
+          <w:lang w:val="fr-CA"/>
+        </w:rPr>
+      </w:pPr>
+    </w:p>
+    <w:p>
+      <w:pPr>
+        <w:rPr>
+          <w:lang w:val="fr-CA"/>
+        </w:rPr>
+      </w:pPr>
+    </w:p>
+    <w:p>
+      <w:pPr>
+        <w:rPr>
+          <w:lang w:val="fr-CA"/>
+        </w:rPr>
+      </w:pPr>
+    </w:p>
+    <w:p>
+      <w:pPr>
+        <w:rPr>
+          <w:lang w:val="fr-CA"/>
+        </w:rPr>
+      </w:pPr>
+    </w:p>
+    <w:p>
+      <w:pPr>
+        <w:pStyle w:val="Citationintense"/>
+        <w:spacing w:before="0" w:after="0"/>
+        <w:rPr>
+          <w:lang w:val="fr-CA"/>
+        </w:rPr>
+      </w:pPr>
+    </w:p>
+    <w:p>
+      <w:pPr>
+        <w:pStyle w:val="Citationintense"/>
+        <w:spacing w:before="0" w:after="0"/>
+        <w:rPr>
+          <w:lang w:val="fr-CA"/>
+        </w:rPr>
+      </w:pPr>
+    </w:p>
+    <w:p>
+      <w:pPr>
+        <w:pStyle w:val="Citationintense"/>
+        <w:spacing w:before="0" w:after="0"/>
+        <w:rPr>
+          <w:lang w:val="fr-CA"/>
+        </w:rPr>
+      </w:pPr>
       <w:r>
         <w:rPr>
           <w:lang w:val="fr-CA"/>
@@ -835,13 +1122,8 @@
         <w:pStyle w:val="Titre1"/>
       </w:pPr>
       <w:r>
-        <w:t xml:space="preserve">Objectif de la </w:t>
-      </w:r>
-      <w:proofErr w:type="spellStart"/>
-      <w:r>
-        <w:t>semaine</w:t>
-      </w:r>
-      <w:proofErr w:type="spellEnd"/>
+        <w:t>Objectif de la semaine</w:t>
+      </w:r>
     </w:p>
     <w:p>
       <w:pPr>
@@ -854,39 +1136,24 @@
         <w:rPr>
           <w:lang w:val="fr-CA"/>
         </w:rPr>
-        <w:t xml:space="preserve">Cadrer le stage CCNB-INNOV, le démonstrateur </w:t>
-      </w:r>
-      <w:proofErr w:type="spellStart"/>
-      <w:r>
-        <w:rPr>
-          <w:lang w:val="fr-CA"/>
-        </w:rPr>
-        <w:t>OpenVLA</w:t>
-      </w:r>
-      <w:proofErr w:type="spellEnd"/>
-      <w:r>
-        <w:rPr>
-          <w:lang w:val="fr-CA"/>
-        </w:rPr>
-        <w:t xml:space="preserve"> (UR + </w:t>
-      </w:r>
-      <w:proofErr w:type="spellStart"/>
-      <w:r>
-        <w:rPr>
-          <w:lang w:val="fr-CA"/>
-        </w:rPr>
-        <w:t>Zivid</w:t>
-      </w:r>
-      <w:proofErr w:type="spellEnd"/>
-      <w:r>
-        <w:rPr>
-          <w:lang w:val="fr-CA"/>
-        </w:rPr>
-        <w:t xml:space="preserve"> 2+ MR130) et installer l’environnement d’inférence openvla-7b.</w:t>
-      </w:r>
-    </w:p>
-    <w:p>
-      <w:pPr>
+        <w:t xml:space="preserve">Cadrer le stage CCNB-INNOV, </w:t>
+      </w:r>
+      <w:r>
+        <w:rPr>
+          <w:lang w:val="fr-CA"/>
+        </w:rPr>
+        <w:t>comprendre l’architecture</w:t>
+      </w:r>
+      <w:r>
+        <w:rPr>
+          <w:lang w:val="fr-CA"/>
+        </w:rPr>
+        <w:t xml:space="preserve"> OpenVLA (UR + Zivid 2+ MR130) et installer l’environnement d’inférence openvla-7b.</w:t>
+      </w:r>
+    </w:p>
+    <w:p>
+      <w:pPr>
+        <w:spacing w:after="0" w:line="240" w:lineRule="auto"/>
         <w:rPr>
           <w:smallCaps/>
           <w:color w:val="C0504D" w:themeColor="accent2"/>
@@ -1029,16 +1296,76 @@
     <w:p>
       <w:pPr>
         <w:pStyle w:val="Listepuces"/>
-        <w:spacing w:after="0"/>
-        <w:rPr>
-          <w:lang w:val="fr-CA"/>
-        </w:rPr>
-      </w:pPr>
-      <w:r>
-        <w:rPr>
-          <w:lang w:val="fr-CA"/>
-        </w:rPr>
-        <w:t>Cadrage du sujet, objectifs, rapport final (parties I à III).</w:t>
+        <w:spacing w:after="0" w:line="240" w:lineRule="auto"/>
+        <w:rPr>
+          <w:lang w:val="fr-CA"/>
+        </w:rPr>
+      </w:pPr>
+      <w:r>
+        <w:rPr>
+          <w:lang w:val="fr-CA"/>
+        </w:rPr>
+        <w:t>Cadrage du sujet,</w:t>
+      </w:r>
+      <w:r>
+        <w:rPr>
+          <w:lang w:val="fr-CA"/>
+        </w:rPr>
+        <w:t xml:space="preserve"> comprendre les</w:t>
+      </w:r>
+      <w:r>
+        <w:rPr>
+          <w:lang w:val="fr-CA"/>
+        </w:rPr>
+        <w:t xml:space="preserve"> objectifs</w:t>
+      </w:r>
+      <w:r>
+        <w:rPr>
+          <w:lang w:val="fr-CA"/>
+        </w:rPr>
+        <w:t xml:space="preserve"> du stage</w:t>
+      </w:r>
+      <w:r>
+        <w:rPr>
+          <w:lang w:val="fr-CA"/>
+        </w:rPr>
+        <w:t>,</w:t>
+      </w:r>
+      <w:r>
+        <w:rPr>
+          <w:lang w:val="fr-CA"/>
+        </w:rPr>
+        <w:t xml:space="preserve"> </w:t>
+      </w:r>
+      <w:r>
+        <w:rPr>
+          <w:lang w:val="fr-CA"/>
+        </w:rPr>
+        <w:t>rédaction du</w:t>
+      </w:r>
+      <w:r>
+        <w:rPr>
+          <w:lang w:val="fr-CA"/>
+        </w:rPr>
+        <w:t xml:space="preserve"> rapport final (parties I à III</w:t>
+      </w:r>
+      <w:r>
+        <w:rPr>
+          <w:lang w:val="fr-CA"/>
+        </w:rPr>
+        <w:t> : architecture</w:t>
+      </w:r>
+      <w:r>
+        <w:rPr>
+          <w:lang w:val="fr-CA"/>
+        </w:rPr>
+        <w:t xml:space="preserve"> composantes et comparaison</w:t>
+      </w:r>
+      <w:r>
+        <w:rPr>
+          <w:lang w:val="fr-CA"/>
+        </w:rPr>
+        <w:t>).</w:t>
       </w:r>
     </w:p>
     <w:p>
@@ -1060,21 +1387,7 @@
         <w:rPr>
           <w:lang w:val="fr-CA"/>
         </w:rPr>
-        <w:t xml:space="preserve">Question directrice : ingrédients de la « sauce </w:t>
-      </w:r>
-      <w:proofErr w:type="spellStart"/>
-      <w:r>
-        <w:rPr>
-          <w:lang w:val="fr-CA"/>
-        </w:rPr>
-        <w:t>OpenVLA</w:t>
-      </w:r>
-      <w:proofErr w:type="spellEnd"/>
-      <w:r>
-        <w:rPr>
-          <w:lang w:val="fr-CA"/>
-        </w:rPr>
-        <w:t xml:space="preserve"> » (VLA vs robotique classique).</w:t>
+        <w:t>Question directrice : ingrédients de la « sauce OpenVLA » (VLA vs robotique classique).</w:t>
       </w:r>
     </w:p>
     <w:p>
@@ -1082,15 +1395,7 @@
         <w:pStyle w:val="Listepuces"/>
       </w:pPr>
       <w:r>
-        <w:t xml:space="preserve">Rapport </w:t>
-      </w:r>
-      <w:proofErr w:type="gramStart"/>
-      <w:r>
-        <w:t>final :</w:t>
-      </w:r>
-      <w:proofErr w:type="gramEnd"/>
-      <w:r>
-        <w:t xml:space="preserve"> I — architecture (SigLIP/DINOv2 + MLP + Llama 2 7B), II — pipeline Zivid / OpenVLA / UR16e, III — comparaison programmation / perception / contrôle.</w:t>
+        <w:t>Rapport final : I — architecture (SigLIP/DINOv2 + MLP + Llama 2 7B), II — pipeline Zivid / OpenVLA / UR16e, III — comparaison programmation / perception / contrôle.</w:t>
       </w:r>
     </w:p>
     <w:p>
@@ -1121,15 +1426,7 @@
         <w:pStyle w:val="Titre1"/>
       </w:pPr>
       <w:r>
-        <w:t xml:space="preserve">3. </w:t>
-      </w:r>
-      <w:proofErr w:type="spellStart"/>
-      <w:r>
-        <w:t>Prochaine</w:t>
-      </w:r>
-      <w:proofErr w:type="spellEnd"/>
-      <w:r>
-        <w:t xml:space="preserve"> étape</w:t>
+        <w:t>3. Prochaine étape</w:t>
       </w:r>
     </w:p>
     <w:p>
@@ -1229,17 +1526,15 @@
           <w:rStyle w:val="Rfrencelgre"/>
           <w:lang w:val="fr-CA"/>
         </w:rPr>
-        <w:t xml:space="preserve">Jour 02 — Prise en main </w:t>
-      </w:r>
-      <w:proofErr w:type="spellStart"/>
+        <w:t>Jour 02 — Prise en main OpenVLA</w:t>
+      </w:r>
       <w:r>
         <w:rPr>
           <w:rStyle w:val="Rfrencelgre"/>
           <w:lang w:val="fr-CA"/>
         </w:rPr>
-        <w:t>OpenVLA</w:t>
-      </w:r>
-      <w:proofErr w:type="spellEnd"/>
+        <w:tab/>
+      </w:r>
       <w:r>
         <w:rPr>
           <w:rStyle w:val="Rfrencelgre"/>
@@ -1256,13 +1551,6 @@
       </w:r>
       <w:r>
         <w:rPr>
-          <w:rStyle w:val="Rfrencelgre"/>
-          <w:lang w:val="fr-CA"/>
-        </w:rPr>
-        <w:tab/>
-      </w:r>
-      <w:r>
-        <w:rPr>
           <w:sz w:val="20"/>
           <w:lang w:val="fr-CA"/>
         </w:rPr>
@@ -1280,29 +1568,16 @@
     <w:p>
       <w:pPr>
         <w:pStyle w:val="Listepuces"/>
-        <w:rPr>
-          <w:lang w:val="fr-CA"/>
-        </w:rPr>
-      </w:pPr>
-      <w:r>
-        <w:rPr>
-          <w:lang w:val="fr-CA"/>
-        </w:rPr>
-        <w:t xml:space="preserve">Mettre en place </w:t>
-      </w:r>
-      <w:proofErr w:type="spellStart"/>
-      <w:r>
-        <w:rPr>
-          <w:lang w:val="fr-CA"/>
-        </w:rPr>
-        <w:t>env_openvla</w:t>
-      </w:r>
-      <w:proofErr w:type="spellEnd"/>
-      <w:r>
-        <w:rPr>
-          <w:lang w:val="fr-CA"/>
-        </w:rPr>
-        <w:t xml:space="preserve"> et valider le chargement du modèle sur GPU NVIDIA.</w:t>
+        <w:spacing w:after="0" w:line="240" w:lineRule="auto"/>
+        <w:rPr>
+          <w:lang w:val="fr-CA"/>
+        </w:rPr>
+      </w:pPr>
+      <w:r>
+        <w:rPr>
+          <w:lang w:val="fr-CA"/>
+        </w:rPr>
+        <w:t>Mettre en place env_openvla et valider le chargement du modèle sur GPU NVIDIA.</w:t>
       </w:r>
     </w:p>
     <w:p>
@@ -1332,8 +1607,26 @@
     <w:p>
       <w:pPr>
         <w:pStyle w:val="Listepuces"/>
-      </w:pPr>
-      <w:r>
+        <w:rPr>
+          <w:lang w:val="fr-CA"/>
+        </w:rPr>
+      </w:pPr>
+      <w:r>
+        <w:rPr>
+          <w:lang w:val="fr-CA"/>
+        </w:rPr>
+        <w:t>Exécu</w:t>
+      </w:r>
+      <w:r>
+        <w:rPr>
+          <w:lang w:val="fr-CA"/>
+        </w:rPr>
+        <w:t xml:space="preserve">ter le script </w:t>
+      </w:r>
+      <w:r>
+        <w:rPr>
+          <w:lang w:val="fr-CA"/>
+        </w:rPr>
         <w:t>test_openvla.py : vérification CUDA, VRAM et predict_action.</w:t>
       </w:r>
     </w:p>
@@ -1370,35 +1663,7 @@
         <w:rPr>
           <w:lang w:val="fr-CA"/>
         </w:rPr>
-        <w:t xml:space="preserve">Environnements Conda </w:t>
-      </w:r>
-      <w:proofErr w:type="spellStart"/>
-      <w:r>
-        <w:rPr>
-          <w:lang w:val="fr-CA"/>
-        </w:rPr>
-        <w:t>Zivid</w:t>
-      </w:r>
-      <w:proofErr w:type="spellEnd"/>
-      <w:r>
-        <w:rPr>
-          <w:lang w:val="fr-CA"/>
-        </w:rPr>
-        <w:t xml:space="preserve">/UR et premiers </w:t>
-      </w:r>
-      <w:proofErr w:type="spellStart"/>
-      <w:r>
-        <w:rPr>
-          <w:lang w:val="fr-CA"/>
-        </w:rPr>
-        <w:t>URScript</w:t>
-      </w:r>
-      <w:proofErr w:type="spellEnd"/>
-      <w:r>
-        <w:rPr>
-          <w:lang w:val="fr-CA"/>
-        </w:rPr>
-        <w:t>.</w:t>
+        <w:t>Environnements Conda Zivid/UR et premiers URScript.</w:t>
       </w:r>
     </w:p>
     <w:p>
@@ -1421,13 +1686,8 @@
         <w:pStyle w:val="Titre1"/>
       </w:pPr>
       <w:r>
-        <w:t xml:space="preserve">Objectif de la </w:t>
-      </w:r>
-      <w:proofErr w:type="spellStart"/>
-      <w:r>
-        <w:t>semaine</w:t>
-      </w:r>
-      <w:proofErr w:type="spellEnd"/>
+        <w:t>Objectif de la semaine</w:t>
+      </w:r>
     </w:p>
     <w:p>
       <w:pPr>
@@ -1590,49 +1850,43 @@
         <w:rPr>
           <w:lang w:val="fr-CA"/>
         </w:rPr>
-        <w:t xml:space="preserve">Programmer le UR en </w:t>
-      </w:r>
-      <w:proofErr w:type="spellStart"/>
-      <w:r>
-        <w:rPr>
-          <w:lang w:val="fr-CA"/>
-        </w:rPr>
-        <w:t>URScript</w:t>
-      </w:r>
-      <w:proofErr w:type="spellEnd"/>
-      <w:r>
-        <w:rPr>
-          <w:lang w:val="fr-CA"/>
-        </w:rPr>
-        <w:t xml:space="preserve"> (</w:t>
-      </w:r>
-      <w:proofErr w:type="spellStart"/>
-      <w:r>
-        <w:rPr>
-          <w:lang w:val="fr-CA"/>
-        </w:rPr>
-        <w:t>movej</w:t>
-      </w:r>
-      <w:proofErr w:type="spellEnd"/>
-      <w:r>
-        <w:rPr>
-          <w:lang w:val="fr-CA"/>
-        </w:rPr>
-        <w:t xml:space="preserve"> / </w:t>
-      </w:r>
-      <w:proofErr w:type="spellStart"/>
-      <w:r>
-        <w:rPr>
-          <w:lang w:val="fr-CA"/>
-        </w:rPr>
-        <w:t>movel</w:t>
-      </w:r>
-      <w:proofErr w:type="spellEnd"/>
-      <w:r>
-        <w:rPr>
-          <w:lang w:val="fr-CA"/>
-        </w:rPr>
-        <w:t>) avec paramètres de sécurité.</w:t>
+        <w:t xml:space="preserve">Programmer le UR en URScript </w:t>
+      </w:r>
+      <w:r>
+        <w:rPr>
+          <w:lang w:val="fr-CA"/>
+        </w:rPr>
+        <w:t>python</w:t>
+      </w:r>
+      <w:r>
+        <w:rPr>
+          <w:lang w:val="fr-CA"/>
+        </w:rPr>
+        <w:t xml:space="preserve">(movej / movel) </w:t>
+      </w:r>
+      <w:r>
+        <w:rPr>
+          <w:lang w:val="fr-CA"/>
+        </w:rPr>
+        <w:t xml:space="preserve">et réalisation directe sur le polyscope du robot </w:t>
+      </w:r>
+      <w:r>
+        <w:rPr>
+          <w:lang w:val="fr-CA"/>
+        </w:rPr>
+        <w:t>avec paramètres de sécurité</w:t>
+      </w:r>
+      <w:r>
+        <w:rPr>
+          <w:lang w:val="fr-CA"/>
+        </w:rPr>
+        <w:t xml:space="preserve"> </w:t>
+      </w:r>
+      <w:r>
+        <w:rPr>
+          <w:lang w:val="fr-CA"/>
+        </w:rPr>
+        <w:t>.</w:t>
       </w:r>
     </w:p>
     <w:p>
@@ -1654,35 +1908,7 @@
         <w:rPr>
           <w:lang w:val="fr-CA"/>
         </w:rPr>
-        <w:t xml:space="preserve">5 poses TCP pour la lettre « A » : approche </w:t>
-      </w:r>
-      <w:proofErr w:type="spellStart"/>
-      <w:r>
-        <w:rPr>
-          <w:lang w:val="fr-CA"/>
-        </w:rPr>
-        <w:t>movej</w:t>
-      </w:r>
-      <w:proofErr w:type="spellEnd"/>
-      <w:r>
-        <w:rPr>
-          <w:lang w:val="fr-CA"/>
-        </w:rPr>
-        <w:t xml:space="preserve"> (lift 0,02 m), traits </w:t>
-      </w:r>
-      <w:proofErr w:type="spellStart"/>
-      <w:r>
-        <w:rPr>
-          <w:lang w:val="fr-CA"/>
-        </w:rPr>
-        <w:t>movel</w:t>
-      </w:r>
-      <w:proofErr w:type="spellEnd"/>
-      <w:r>
-        <w:rPr>
-          <w:lang w:val="fr-CA"/>
-        </w:rPr>
-        <w:t>, retrait.</w:t>
+        <w:t>5 poses TCP pour la lettre « A » : approche movej (lift 0,02 m), traits movel, retrait.</w:t>
       </w:r>
     </w:p>
     <w:p>
@@ -1690,23 +1916,7 @@
         <w:pStyle w:val="Listepuces"/>
       </w:pPr>
       <w:r>
-        <w:t xml:space="preserve">Vitesse </w:t>
-      </w:r>
-      <w:proofErr w:type="spellStart"/>
-      <w:r>
-        <w:t>limitée</w:t>
-      </w:r>
-      <w:proofErr w:type="spellEnd"/>
-      <w:r>
-        <w:t xml:space="preserve"> ~0,1 m/</w:t>
-      </w:r>
-      <w:proofErr w:type="gramStart"/>
-      <w:r>
-        <w:t>s ;</w:t>
-      </w:r>
-      <w:proofErr w:type="gramEnd"/>
-      <w:r>
-        <w:t xml:space="preserve"> scripts URscriptLetterA.script, traceAOnce.script, returnToCenter.script.</w:t>
+        <w:t>Vitesse limitée ~0,1 m/s ; scripts URscriptLetterA.script, traceAOnce.script, returnToCenter.script.</w:t>
       </w:r>
     </w:p>
     <w:p>
@@ -1721,21 +1931,7 @@
         <w:rPr>
           <w:lang w:val="fr-CA"/>
         </w:rPr>
-        <w:t xml:space="preserve">Validation </w:t>
-      </w:r>
-      <w:proofErr w:type="spellStart"/>
-      <w:r>
-        <w:rPr>
-          <w:lang w:val="fr-CA"/>
-        </w:rPr>
-        <w:t>PolyScope</w:t>
-      </w:r>
-      <w:proofErr w:type="spellEnd"/>
-      <w:r>
-        <w:rPr>
-          <w:lang w:val="fr-CA"/>
-        </w:rPr>
-        <w:t xml:space="preserve"> : enseignement point à point des poses avant exécution script.</w:t>
+        <w:t>Validation PolyScope : enseignement point à point des poses avant exécution script.</w:t>
       </w:r>
     </w:p>
     <w:p>
@@ -1757,21 +1953,7 @@
         <w:rPr>
           <w:lang w:val="fr-CA"/>
         </w:rPr>
-        <w:t xml:space="preserve">Capture 2D/3D </w:t>
-      </w:r>
-      <w:proofErr w:type="spellStart"/>
-      <w:r>
-        <w:rPr>
-          <w:lang w:val="fr-CA"/>
-        </w:rPr>
-        <w:t>Zivid</w:t>
-      </w:r>
-      <w:proofErr w:type="spellEnd"/>
-      <w:r>
-        <w:rPr>
-          <w:lang w:val="fr-CA"/>
-        </w:rPr>
-        <w:t xml:space="preserve"> et environnements Conda isolés.</w:t>
+        <w:t>Capture 2D/3D Zivid et environnements Conda isolés.</w:t>
       </w:r>
     </w:p>
     <w:p>
@@ -1800,6 +1982,7 @@
       <w:r>
         <w:rPr>
           <w:rStyle w:val="Rfrencelgre"/>
+          <w:noProof/>
         </w:rPr>
         <w:drawing>
           <wp:anchor distT="0" distB="0" distL="114300" distR="114300" simplePos="0" relativeHeight="251665408" behindDoc="1" locked="0" layoutInCell="1" allowOverlap="1" wp14:anchorId="7CCF7EB4" wp14:editId="15B73260">
@@ -1877,23 +2060,7 @@
           <w:rStyle w:val="Rfrencelgre"/>
           <w:lang w:val="fr-CA"/>
         </w:rPr>
-        <w:t xml:space="preserve">Jour 04 — API </w:t>
-      </w:r>
-      <w:proofErr w:type="spellStart"/>
-      <w:r>
-        <w:rPr>
-          <w:rStyle w:val="Rfrencelgre"/>
-          <w:lang w:val="fr-CA"/>
-        </w:rPr>
-        <w:t>Zivid</w:t>
-      </w:r>
-      <w:proofErr w:type="spellEnd"/>
-      <w:r>
-        <w:rPr>
-          <w:rStyle w:val="Rfrencelgre"/>
-          <w:lang w:val="fr-CA"/>
-        </w:rPr>
-        <w:t xml:space="preserve"> + Conda</w:t>
+        <w:t>Jour 04 — API Zivid + Conda</w:t>
       </w:r>
       <w:r>
         <w:rPr>
@@ -1981,105 +2148,7 @@
         <w:rPr>
           <w:lang w:val="fr-CA"/>
         </w:rPr>
-        <w:t xml:space="preserve">Environnements Conda 3.11 : </w:t>
-      </w:r>
-      <w:proofErr w:type="spellStart"/>
-      <w:r>
-        <w:rPr>
-          <w:lang w:val="fr-CA"/>
-        </w:rPr>
-        <w:t>env_zivid</w:t>
-      </w:r>
-      <w:proofErr w:type="spellEnd"/>
-      <w:r>
-        <w:rPr>
-          <w:lang w:val="fr-CA"/>
-        </w:rPr>
-        <w:t xml:space="preserve"> (</w:t>
-      </w:r>
-      <w:proofErr w:type="spellStart"/>
-      <w:r>
-        <w:rPr>
-          <w:lang w:val="fr-CA"/>
-        </w:rPr>
-        <w:t>zivid</w:t>
-      </w:r>
-      <w:proofErr w:type="spellEnd"/>
-      <w:r>
-        <w:rPr>
-          <w:lang w:val="fr-CA"/>
-        </w:rPr>
-        <w:t xml:space="preserve">, </w:t>
-      </w:r>
-      <w:proofErr w:type="spellStart"/>
-      <w:r>
-        <w:rPr>
-          <w:lang w:val="fr-CA"/>
-        </w:rPr>
-        <w:t>numpy</w:t>
-      </w:r>
-      <w:proofErr w:type="spellEnd"/>
-      <w:r>
-        <w:rPr>
-          <w:lang w:val="fr-CA"/>
-        </w:rPr>
-        <w:t xml:space="preserve">, </w:t>
-      </w:r>
-      <w:proofErr w:type="spellStart"/>
-      <w:r>
-        <w:rPr>
-          <w:lang w:val="fr-CA"/>
-        </w:rPr>
-        <w:t>opencv</w:t>
-      </w:r>
-      <w:proofErr w:type="spellEnd"/>
-      <w:r>
-        <w:rPr>
-          <w:lang w:val="fr-CA"/>
-        </w:rPr>
-        <w:t xml:space="preserve">), </w:t>
-      </w:r>
-      <w:proofErr w:type="spellStart"/>
-      <w:r>
-        <w:rPr>
-          <w:lang w:val="fr-CA"/>
-        </w:rPr>
-        <w:t>env_ur</w:t>
-      </w:r>
-      <w:proofErr w:type="spellEnd"/>
-      <w:r>
-        <w:rPr>
-          <w:lang w:val="fr-CA"/>
-        </w:rPr>
-        <w:t xml:space="preserve"> (</w:t>
-      </w:r>
-      <w:proofErr w:type="spellStart"/>
-      <w:r>
-        <w:rPr>
-          <w:lang w:val="fr-CA"/>
-        </w:rPr>
-        <w:t>ur-rtde</w:t>
-      </w:r>
-      <w:proofErr w:type="spellEnd"/>
-      <w:r>
-        <w:rPr>
-          <w:lang w:val="fr-CA"/>
-        </w:rPr>
-        <w:t xml:space="preserve">), </w:t>
-      </w:r>
-      <w:proofErr w:type="spellStart"/>
-      <w:r>
-        <w:rPr>
-          <w:lang w:val="fr-CA"/>
-        </w:rPr>
-        <w:t>env_integration</w:t>
-      </w:r>
-      <w:proofErr w:type="spellEnd"/>
-      <w:r>
-        <w:rPr>
-          <w:lang w:val="fr-CA"/>
-        </w:rPr>
-        <w:t>.</w:t>
+        <w:t>Environnements Conda 3.11 : env_zivid (zivid, numpy, opencv), env_ur (ur-rtde), env_integration.</w:t>
       </w:r>
     </w:p>
     <w:p>
@@ -2093,21 +2162,7 @@
         <w:rPr>
           <w:lang w:val="fr-CA"/>
         </w:rPr>
-        <w:t xml:space="preserve">Contrainte distance MR130 : profondeur valide dans la plage fabricant (éviter Z bruité hors </w:t>
-      </w:r>
-      <w:proofErr w:type="spellStart"/>
-      <w:r>
-        <w:rPr>
-          <w:lang w:val="fr-CA"/>
-        </w:rPr>
-        <w:t>workspace</w:t>
-      </w:r>
-      <w:proofErr w:type="spellEnd"/>
-      <w:r>
-        <w:rPr>
-          <w:lang w:val="fr-CA"/>
-        </w:rPr>
-        <w:t xml:space="preserve"> optique).</w:t>
+        <w:t>Contrainte distance MR130 : profondeur valide dans la plage fabricant (éviter Z bruité hors workspace optique).</w:t>
       </w:r>
     </w:p>
     <w:p>
@@ -2129,35 +2184,7 @@
         <w:rPr>
           <w:lang w:val="fr-CA"/>
         </w:rPr>
-        <w:t xml:space="preserve">Inférence </w:t>
-      </w:r>
-      <w:proofErr w:type="spellStart"/>
-      <w:r>
-        <w:rPr>
-          <w:lang w:val="fr-CA"/>
-        </w:rPr>
-        <w:t>OpenVLA</w:t>
-      </w:r>
-      <w:proofErr w:type="spellEnd"/>
-      <w:r>
-        <w:rPr>
-          <w:lang w:val="fr-CA"/>
-        </w:rPr>
-        <w:t xml:space="preserve"> sur images </w:t>
-      </w:r>
-      <w:proofErr w:type="spellStart"/>
-      <w:r>
-        <w:rPr>
-          <w:lang w:val="fr-CA"/>
-        </w:rPr>
-        <w:t>Zivid</w:t>
-      </w:r>
-      <w:proofErr w:type="spellEnd"/>
-      <w:r>
-        <w:rPr>
-          <w:lang w:val="fr-CA"/>
-        </w:rPr>
-        <w:t xml:space="preserve"> 224×224.</w:t>
+        <w:t>Inférence OpenVLA sur images Zivid 224×224.</w:t>
       </w:r>
     </w:p>
     <w:p>
@@ -2180,7 +2207,6 @@
         <w:rPr>
           <w:noProof/>
         </w:rPr>
-        <w:lastRenderedPageBreak/>
         <w:drawing>
           <wp:anchor distT="0" distB="0" distL="114300" distR="114300" simplePos="0" relativeHeight="251667456" behindDoc="1" locked="0" layoutInCell="1" allowOverlap="1" wp14:anchorId="69E5AD39" wp14:editId="47A94CCC">
             <wp:simplePos x="0" y="0"/>
@@ -2257,33 +2283,8 @@
           <w:rStyle w:val="Rfrencelgre"/>
           <w:lang w:val="fr-CA"/>
         </w:rPr>
-        <w:t xml:space="preserve">Jour 05 — </w:t>
-      </w:r>
-      <w:proofErr w:type="spellStart"/>
-      <w:r>
-        <w:rPr>
-          <w:rStyle w:val="Rfrencelgre"/>
-          <w:lang w:val="fr-CA"/>
-        </w:rPr>
-        <w:t>OpenVLA</w:t>
-      </w:r>
-      <w:proofErr w:type="spellEnd"/>
-      <w:r>
-        <w:rPr>
-          <w:rStyle w:val="Rfrencelgre"/>
-          <w:lang w:val="fr-CA"/>
-        </w:rPr>
-        <w:t xml:space="preserve"> + intégration </w:t>
-      </w:r>
-      <w:proofErr w:type="spellStart"/>
-      <w:r>
-        <w:rPr>
-          <w:rStyle w:val="Rfrencelgre"/>
-          <w:lang w:val="fr-CA"/>
-        </w:rPr>
-        <w:t>Zivid</w:t>
-      </w:r>
-      <w:proofErr w:type="spellEnd"/>
+        <w:t>Jour 05 — OpenVLA + intégration Zivid</w:t>
+      </w:r>
       <w:r>
         <w:rPr>
           <w:rStyle w:val="Rfrencelgre"/>
@@ -2333,49 +2334,7 @@
         <w:rPr>
           <w:lang w:val="fr-CA"/>
         </w:rPr>
-        <w:t xml:space="preserve">Chaîne capture </w:t>
-      </w:r>
-      <w:proofErr w:type="spellStart"/>
-      <w:r>
-        <w:rPr>
-          <w:lang w:val="fr-CA"/>
-        </w:rPr>
-        <w:t>Zivid</w:t>
-      </w:r>
-      <w:proofErr w:type="spellEnd"/>
-      <w:r>
-        <w:rPr>
-          <w:lang w:val="fr-CA"/>
-        </w:rPr>
-        <w:t xml:space="preserve"> → prétraitement → </w:t>
-      </w:r>
-      <w:proofErr w:type="spellStart"/>
-      <w:r>
-        <w:rPr>
-          <w:lang w:val="fr-CA"/>
-        </w:rPr>
-        <w:t>predict_action</w:t>
-      </w:r>
-      <w:proofErr w:type="spellEnd"/>
-      <w:r>
-        <w:rPr>
-          <w:lang w:val="fr-CA"/>
-        </w:rPr>
-        <w:t xml:space="preserve"> </w:t>
-      </w:r>
-      <w:proofErr w:type="spellStart"/>
-      <w:r>
-        <w:rPr>
-          <w:lang w:val="fr-CA"/>
-        </w:rPr>
-        <w:t>OpenVLA</w:t>
-      </w:r>
-      <w:proofErr w:type="spellEnd"/>
-      <w:r>
-        <w:rPr>
-          <w:lang w:val="fr-CA"/>
-        </w:rPr>
-        <w:t xml:space="preserve"> sur GPU.</w:t>
+        <w:t>Chaîne capture Zivid → prétraitement → predict_action OpenVLA sur GPU.</w:t>
       </w:r>
     </w:p>
     <w:p>
@@ -2420,21 +2379,7 @@
         <w:rPr>
           <w:lang w:val="fr-CA"/>
         </w:rPr>
-        <w:t xml:space="preserve">Poste Windows 11 Pro dédié (CUDA) — </w:t>
-      </w:r>
-      <w:proofErr w:type="spellStart"/>
-      <w:r>
-        <w:rPr>
-          <w:lang w:val="fr-CA"/>
-        </w:rPr>
-        <w:t>OpenVLA</w:t>
-      </w:r>
-      <w:proofErr w:type="spellEnd"/>
-      <w:r>
-        <w:rPr>
-          <w:lang w:val="fr-CA"/>
-        </w:rPr>
-        <w:t xml:space="preserve"> non exécutable sur Mac sans GPU NVIDIA.</w:t>
+        <w:t>Poste Windows 11 Pro dédié (CUDA) — OpenVLA non exécutable sur Mac sans GPU NVIDIA.</w:t>
       </w:r>
     </w:p>
     <w:p>
@@ -2630,28 +2575,7 @@
         <w:pStyle w:val="Listepuces"/>
       </w:pPr>
       <w:r>
-        <w:t xml:space="preserve">23 </w:t>
-      </w:r>
-      <w:proofErr w:type="spellStart"/>
-      <w:proofErr w:type="gramStart"/>
-      <w:r>
-        <w:t>mai</w:t>
-      </w:r>
-      <w:proofErr w:type="spellEnd"/>
-      <w:r>
-        <w:t xml:space="preserve"> :</w:t>
-      </w:r>
-      <w:proofErr w:type="gramEnd"/>
-      <w:r>
-        <w:t xml:space="preserve"> demoTest.py — ur_rtde moveL, </w:t>
-      </w:r>
-      <w:proofErr w:type="gramStart"/>
-      <w:r>
-        <w:t>getActualTCPPose(</w:t>
-      </w:r>
-      <w:proofErr w:type="gramEnd"/>
-      <w:r>
-        <w:t>), setToolDigitalOut (pince), lecture action OpenVLA.</w:t>
+        <w:t>23 mai : demoTest.py — ur_rtde moveL, getActualTCPPose(), setToolDigitalOut (pince), lecture action OpenVLA.</w:t>
       </w:r>
     </w:p>
     <w:p>
@@ -2665,21 +2589,7 @@
         <w:rPr>
           <w:lang w:val="fr-CA"/>
         </w:rPr>
-        <w:t>SAFE_MODE (affichage sans exécution), SCALE=0,05 m/</w:t>
-      </w:r>
-      <w:proofErr w:type="spellStart"/>
-      <w:r>
-        <w:rPr>
-          <w:lang w:val="fr-CA"/>
-        </w:rPr>
-        <w:t>step</w:t>
-      </w:r>
-      <w:proofErr w:type="spellEnd"/>
-      <w:r>
-        <w:rPr>
-          <w:lang w:val="fr-CA"/>
-        </w:rPr>
-        <w:t xml:space="preserve"> max, accélération/vitesse réduites.</w:t>
+        <w:t>SAFE_MODE (affichage sans exécution), SCALE=0,05 m/step max, accélération/vitesse réduites.</w:t>
       </w:r>
     </w:p>
     <w:p>
@@ -2687,23 +2597,7 @@
         <w:pStyle w:val="Listepuces"/>
       </w:pPr>
       <w:r>
-        <w:t>Arborescence scripts</w:t>
-      </w:r>
-      <w:proofErr w:type="gramStart"/>
-      <w:r>
-        <w:t>/ :</w:t>
-      </w:r>
-      <w:proofErr w:type="gramEnd"/>
-      <w:r>
-        <w:t xml:space="preserve"> </w:t>
-      </w:r>
-      <w:proofErr w:type="spellStart"/>
-      <w:r>
-        <w:t>zivid</w:t>
-      </w:r>
-      <w:proofErr w:type="spellEnd"/>
-      <w:r>
-        <w:t>/, ur/*.script, integration/testUR_ZIVID/, openVLA_ZIVID/.</w:t>
+        <w:t>Arborescence scripts/ : zivid/, ur/*.script, integration/testUR_ZIVID/, openVLA_ZIVID/.</w:t>
       </w:r>
     </w:p>
     <w:p>
@@ -2747,13 +2641,8 @@
         <w:pStyle w:val="Titre1"/>
       </w:pPr>
       <w:r>
-        <w:t xml:space="preserve">Objectif de la </w:t>
-      </w:r>
-      <w:proofErr w:type="spellStart"/>
-      <w:r>
-        <w:t>semaine</w:t>
-      </w:r>
-      <w:proofErr w:type="spellEnd"/>
+        <w:t>Objectif de la semaine</w:t>
+      </w:r>
     </w:p>
     <w:p>
       <w:pPr>
@@ -2769,6 +2658,7 @@
           <w:smallCaps/>
           <w:color w:val="C0504D" w:themeColor="accent2"/>
           <w:u w:val="single"/>
+          <w:lang w:val="fr-CA"/>
         </w:rPr>
       </w:pPr>
       <w:r>
@@ -2849,42 +2739,37 @@
       <w:r>
         <w:rPr>
           <w:rStyle w:val="Rfrencelgre"/>
+          <w:lang w:val="fr-CA"/>
         </w:rPr>
         <w:t>Jour 07 — YOLO, Grounding DINO, flux 3D</w:t>
       </w:r>
       <w:r>
         <w:rPr>
           <w:rStyle w:val="Rfrencelgre"/>
+          <w:lang w:val="fr-CA"/>
         </w:rPr>
         <w:tab/>
       </w:r>
       <w:r>
         <w:rPr>
           <w:rStyle w:val="Rfrencelgre"/>
+          <w:lang w:val="fr-CA"/>
         </w:rPr>
         <w:tab/>
       </w:r>
       <w:r>
         <w:rPr>
           <w:rStyle w:val="Rfrencelgre"/>
+          <w:lang w:val="fr-CA"/>
         </w:rPr>
         <w:tab/>
       </w:r>
-      <w:proofErr w:type="gramStart"/>
       <w:r>
         <w:rPr>
           <w:sz w:val="20"/>
           <w:lang w:val="fr-CA"/>
         </w:rPr>
-        <w:t>Date :</w:t>
-      </w:r>
-      <w:proofErr w:type="gramEnd"/>
-      <w:r>
-        <w:rPr>
-          <w:sz w:val="20"/>
-          <w:lang w:val="fr-CA"/>
-        </w:rPr>
-        <w:t xml:space="preserve"> 25 mai 2026 (lundi)</w:t>
+        <w:t>Date : 25 mai 2026 (lundi)</w:t>
       </w:r>
     </w:p>
     <w:p>
@@ -2907,15 +2792,7 @@
         <w:spacing w:after="0"/>
       </w:pPr>
       <w:r>
-        <w:t>Comparer YOLOv8n (COCO) et Grounding DINO (</w:t>
-      </w:r>
-      <w:proofErr w:type="gramStart"/>
-      <w:r>
-        <w:t>open-vocab</w:t>
-      </w:r>
-      <w:proofErr w:type="gramEnd"/>
-      <w:r>
-        <w:t>) avec projection Zivid.</w:t>
+        <w:t>Comparer YOLOv8n (COCO) et Grounding DINO (open-vocab) avec projection Zivid.</w:t>
       </w:r>
     </w:p>
     <w:p>
@@ -2979,21 +2856,7 @@
         <w:rPr>
           <w:lang w:val="fr-CA"/>
         </w:rPr>
-        <w:t xml:space="preserve">Boucle continue </w:t>
-      </w:r>
-      <w:proofErr w:type="spellStart"/>
-      <w:r>
-        <w:rPr>
-          <w:lang w:val="fr-CA"/>
-        </w:rPr>
-        <w:t>perception→action→réinférence</w:t>
-      </w:r>
-      <w:proofErr w:type="spellEnd"/>
-      <w:r>
-        <w:rPr>
-          <w:lang w:val="fr-CA"/>
-        </w:rPr>
-        <w:t>.</w:t>
+        <w:t>Boucle continue perception→action→réinférence.</w:t>
       </w:r>
     </w:p>
     <w:p>
@@ -3093,23 +2956,7 @@
           <w:rStyle w:val="Rfrencelgre"/>
           <w:lang w:val="fr-CA"/>
         </w:rPr>
-        <w:t xml:space="preserve">Jour 08 — Boucle continue </w:t>
-      </w:r>
-      <w:proofErr w:type="spellStart"/>
-      <w:r>
-        <w:rPr>
-          <w:rStyle w:val="Rfrencelgre"/>
-          <w:lang w:val="fr-CA"/>
-        </w:rPr>
-        <w:t>OpenVLA</w:t>
-      </w:r>
-      <w:proofErr w:type="spellEnd"/>
-      <w:r>
-        <w:rPr>
-          <w:rStyle w:val="Rfrencelgre"/>
-          <w:lang w:val="fr-CA"/>
-        </w:rPr>
-        <w:t xml:space="preserve"> adaptatif</w:t>
+        <w:t>Jour 08 — Boucle continue OpenVLA adaptatif</w:t>
       </w:r>
       <w:r>
         <w:rPr>
@@ -3153,35 +3000,7 @@
         <w:rPr>
           <w:lang w:val="fr-CA"/>
         </w:rPr>
-        <w:t xml:space="preserve">Itérer </w:t>
-      </w:r>
-      <w:proofErr w:type="spellStart"/>
-      <w:r>
-        <w:rPr>
-          <w:lang w:val="fr-CA"/>
-        </w:rPr>
-        <w:t>capture→inférence→mouvement</w:t>
-      </w:r>
-      <w:proofErr w:type="spellEnd"/>
-      <w:r>
-        <w:rPr>
-          <w:lang w:val="fr-CA"/>
-        </w:rPr>
-        <w:t xml:space="preserve"> avec </w:t>
-      </w:r>
-      <w:proofErr w:type="spellStart"/>
-      <w:r>
-        <w:rPr>
-          <w:lang w:val="fr-CA"/>
-        </w:rPr>
-        <w:t>réobservation</w:t>
-      </w:r>
-      <w:proofErr w:type="spellEnd"/>
-      <w:r>
-        <w:rPr>
-          <w:lang w:val="fr-CA"/>
-        </w:rPr>
-        <w:t xml:space="preserve"> à chaque cycle.</w:t>
+        <w:t>Itérer capture→inférence→mouvement avec réobservation à chaque cycle.</w:t>
       </w:r>
     </w:p>
     <w:p>
@@ -3211,35 +3030,7 @@
         <w:rPr>
           <w:lang w:val="fr-CA"/>
         </w:rPr>
-        <w:t>Prompt enrichi optionnel : coordonnées (</w:t>
-      </w:r>
-      <w:proofErr w:type="gramStart"/>
-      <w:r>
-        <w:rPr>
-          <w:lang w:val="fr-CA"/>
-        </w:rPr>
-        <w:t>X,Y</w:t>
-      </w:r>
-      <w:proofErr w:type="gramEnd"/>
-      <w:r>
-        <w:rPr>
-          <w:lang w:val="fr-CA"/>
-        </w:rPr>
-        <w:t xml:space="preserve">,Z) projetées depuis DINO + nuage </w:t>
-      </w:r>
-      <w:proofErr w:type="spellStart"/>
-      <w:r>
-        <w:rPr>
-          <w:lang w:val="fr-CA"/>
-        </w:rPr>
-        <w:t>Zivid</w:t>
-      </w:r>
-      <w:proofErr w:type="spellEnd"/>
-      <w:r>
-        <w:rPr>
-          <w:lang w:val="fr-CA"/>
-        </w:rPr>
-        <w:t xml:space="preserve"> (comme variante YOLO).</w:t>
+        <w:t>Prompt enrichi optionnel : coordonnées (X,Y,Z) projetées depuis DINO + nuage Zivid (comme variante YOLO).</w:t>
       </w:r>
     </w:p>
     <w:p>
@@ -3275,21 +3066,7 @@
         <w:rPr>
           <w:lang w:val="fr-CA"/>
         </w:rPr>
-        <w:t xml:space="preserve">Métriques </w:t>
-      </w:r>
-      <w:proofErr w:type="spellStart"/>
-      <w:r>
-        <w:rPr>
-          <w:lang w:val="fr-CA"/>
-        </w:rPr>
-        <w:t>d_t</w:t>
-      </w:r>
-      <w:proofErr w:type="spellEnd"/>
-      <w:r>
-        <w:rPr>
-          <w:lang w:val="fr-CA"/>
-        </w:rPr>
-        <w:t>, convergence, analyse des oscillations.</w:t>
+        <w:t>Métriques d_t, convergence, analyse des oscillations.</w:t>
       </w:r>
     </w:p>
     <w:p>
@@ -3456,63 +3233,7 @@
         <w:rPr>
           <w:lang w:val="fr-CA"/>
         </w:rPr>
-        <w:t xml:space="preserve">Logs par itération : </w:t>
-      </w:r>
-      <w:proofErr w:type="spellStart"/>
-      <w:r>
-        <w:rPr>
-          <w:lang w:val="fr-CA"/>
-        </w:rPr>
-        <w:t>bbox</w:t>
-      </w:r>
-      <w:proofErr w:type="spellEnd"/>
-      <w:r>
-        <w:rPr>
-          <w:lang w:val="fr-CA"/>
-        </w:rPr>
-        <w:t xml:space="preserve"> DINO, (</w:t>
-      </w:r>
-      <w:proofErr w:type="gramStart"/>
-      <w:r>
-        <w:rPr>
-          <w:lang w:val="fr-CA"/>
-        </w:rPr>
-        <w:t>X,Y</w:t>
-      </w:r>
-      <w:proofErr w:type="gramEnd"/>
-      <w:r>
-        <w:rPr>
-          <w:lang w:val="fr-CA"/>
-        </w:rPr>
-        <w:t xml:space="preserve">,Z), delta </w:t>
-      </w:r>
-      <w:proofErr w:type="spellStart"/>
-      <w:r>
-        <w:rPr>
-          <w:lang w:val="fr-CA"/>
-        </w:rPr>
-        <w:t>OpenVLA</w:t>
-      </w:r>
-      <w:proofErr w:type="spellEnd"/>
-      <w:r>
-        <w:rPr>
-          <w:lang w:val="fr-CA"/>
-        </w:rPr>
-        <w:t xml:space="preserve">, pose TCP, distance euclidienne </w:t>
-      </w:r>
-      <w:proofErr w:type="spellStart"/>
-      <w:r>
-        <w:rPr>
-          <w:lang w:val="fr-CA"/>
-        </w:rPr>
-        <w:t>d_t</w:t>
-      </w:r>
-      <w:proofErr w:type="spellEnd"/>
-      <w:r>
-        <w:rPr>
-          <w:lang w:val="fr-CA"/>
-        </w:rPr>
-        <w:t>, état pince.</w:t>
+        <w:t>Logs par itération : bbox DINO, (X,Y,Z), delta OpenVLA, pose TCP, distance euclidienne d_t, état pince.</w:t>
       </w:r>
     </w:p>
     <w:p>
@@ -3526,21 +3247,7 @@
         <w:rPr>
           <w:lang w:val="fr-CA"/>
         </w:rPr>
-        <w:t xml:space="preserve">Critères : convergence si </w:t>
-      </w:r>
-      <w:proofErr w:type="spellStart"/>
-      <w:r>
-        <w:rPr>
-          <w:lang w:val="fr-CA"/>
-        </w:rPr>
-        <w:t>d_t</w:t>
-      </w:r>
-      <w:proofErr w:type="spellEnd"/>
-      <w:r>
-        <w:rPr>
-          <w:lang w:val="fr-CA"/>
-        </w:rPr>
-        <w:t xml:space="preserve"> &lt; seuil ; oscillation → calibration TCP ; divergence → SCALE ou détection instable.</w:t>
+        <w:t>Critères : convergence si d_t &lt; seuil ; oscillation → calibration TCP ; divergence → SCALE ou détection instable.</w:t>
       </w:r>
     </w:p>
     <w:p>
@@ -3604,23 +3311,7 @@
           <w:rStyle w:val="Rfrencelgre"/>
           <w:lang w:val="fr-CA"/>
         </w:rPr>
-        <w:t xml:space="preserve">Jour 10 — </w:t>
-      </w:r>
-      <w:proofErr w:type="spellStart"/>
-      <w:r>
-        <w:rPr>
-          <w:rStyle w:val="Rfrencelgre"/>
-          <w:lang w:val="fr-CA"/>
-        </w:rPr>
-        <w:t>Refactoring</w:t>
-      </w:r>
-      <w:proofErr w:type="spellEnd"/>
-      <w:r>
-        <w:rPr>
-          <w:rStyle w:val="Rfrencelgre"/>
-          <w:lang w:val="fr-CA"/>
-        </w:rPr>
-        <w:t xml:space="preserve"> pipeline</w:t>
+        <w:t>Jour 10 — Refactoring pipeline</w:t>
       </w:r>
       <w:r>
         <w:rPr>
@@ -3671,21 +3362,7 @@
         <w:rPr>
           <w:lang w:val="fr-CA"/>
         </w:rPr>
-        <w:t xml:space="preserve">Modules indépendants + </w:t>
-      </w:r>
-      <w:proofErr w:type="spellStart"/>
-      <w:r>
-        <w:rPr>
-          <w:lang w:val="fr-CA"/>
-        </w:rPr>
-        <w:t>workspace</w:t>
-      </w:r>
-      <w:proofErr w:type="spellEnd"/>
-      <w:r>
-        <w:rPr>
-          <w:lang w:val="fr-CA"/>
-        </w:rPr>
-        <w:t xml:space="preserve"> + prompt relatif (deltas).</w:t>
+        <w:t>Modules indépendants + workspace + prompt relatif (deltas).</w:t>
       </w:r>
     </w:p>
     <w:p>
@@ -3693,68 +3370,26 @@
         <w:pStyle w:val="Titre1"/>
       </w:pPr>
       <w:r>
-        <w:t xml:space="preserve">2. </w:t>
-      </w:r>
-      <w:proofErr w:type="spellStart"/>
-      <w:r>
-        <w:t>Réalisations</w:t>
-      </w:r>
-      <w:proofErr w:type="spellEnd"/>
+        <w:t>2. Réalisations</w:t>
+      </w:r>
     </w:p>
     <w:p>
       <w:pPr>
         <w:pStyle w:val="Listepuces"/>
       </w:pPr>
       <w:r>
-        <w:t>pipeline</w:t>
-      </w:r>
-      <w:proofErr w:type="gramStart"/>
-      <w:r>
-        <w:t>/ :</w:t>
-      </w:r>
-      <w:proofErr w:type="gramEnd"/>
-      <w:r>
-        <w:t xml:space="preserve"> config.py (SAFE_MODE, SCALE, Z_MIN/Z_MAX), zivid_capture, dino_detector (scale_u/v, clip indices), </w:t>
-      </w:r>
-      <w:proofErr w:type="spellStart"/>
-      <w:r>
-        <w:t>ur_controller</w:t>
-      </w:r>
-      <w:proofErr w:type="spellEnd"/>
-      <w:r>
-        <w:t xml:space="preserve">, </w:t>
-      </w:r>
-      <w:proofErr w:type="spellStart"/>
-      <w:r>
-        <w:t>vla_controller</w:t>
-      </w:r>
-      <w:proofErr w:type="spellEnd"/>
-      <w:r>
-        <w:t>, gripper.</w:t>
-      </w:r>
-      <w:r>
-        <w:t xml:space="preserve"> Classes </w:t>
-      </w:r>
-      <w:proofErr w:type="spellStart"/>
-      <w:r>
-        <w:t>modulaires</w:t>
-      </w:r>
-      <w:proofErr w:type="spellEnd"/>
+        <w:t>pipeline/ : config.py (SAFE_MODE, SCALE, Z_MIN/Z_MAX), zivid_capture, dino_detector (scale_u/v, clip indices), ur_controller, vla_controller, gripper.</w:t>
+      </w:r>
+      <w:r>
+        <w:t xml:space="preserve"> Classes modulaires</w:t>
+      </w:r>
     </w:p>
     <w:p>
       <w:pPr>
         <w:pStyle w:val="Listepuces"/>
       </w:pPr>
       <w:r>
-        <w:t xml:space="preserve">main_real.py / </w:t>
-      </w:r>
-      <w:proofErr w:type="gramStart"/>
-      <w:r>
-        <w:t>main_sim.py ;</w:t>
-      </w:r>
-      <w:proofErr w:type="gramEnd"/>
-      <w:r>
-        <w:t xml:space="preserve"> calibrer_robot.py pour T_tcp_cam.npy (hand-eye).</w:t>
+        <w:t>main_real.py / main_sim.py ; calibrer_robot.py pour T_tcp_cam.npy (hand-eye).</w:t>
       </w:r>
     </w:p>
     <w:p>
@@ -3765,33 +3400,11 @@
           <w:lang w:val="fr-CA"/>
         </w:rPr>
       </w:pPr>
-      <w:proofErr w:type="spellStart"/>
-      <w:r>
-        <w:rPr>
-          <w:lang w:val="fr-CA"/>
-        </w:rPr>
-        <w:t>Réinférence</w:t>
-      </w:r>
-      <w:proofErr w:type="spellEnd"/>
-      <w:r>
-        <w:rPr>
-          <w:lang w:val="fr-CA"/>
-        </w:rPr>
-        <w:t xml:space="preserve"> DINO toutes les N itérations ; prompt basé sur vecteur </w:t>
-      </w:r>
-      <w:proofErr w:type="spellStart"/>
-      <w:r>
-        <w:rPr>
-          <w:lang w:val="fr-CA"/>
-        </w:rPr>
-        <w:t>TCP→objet</w:t>
-      </w:r>
-      <w:proofErr w:type="spellEnd"/>
-      <w:r>
-        <w:rPr>
-          <w:lang w:val="fr-CA"/>
-        </w:rPr>
-        <w:t xml:space="preserve"> plutôt qu’absolu.</w:t>
+      <w:r>
+        <w:rPr>
+          <w:lang w:val="fr-CA"/>
+        </w:rPr>
+        <w:t>Réinférence DINO toutes les N itérations ; prompt basé sur vecteur TCP→objet plutôt qu’absolu.</w:t>
       </w:r>
     </w:p>
     <w:p>
@@ -3814,37 +3427,7 @@
         <w:rPr>
           <w:lang w:val="fr-CA"/>
         </w:rPr>
-        <w:t xml:space="preserve">Calibration mire Zivid et </w:t>
-      </w:r>
-      <w:proofErr w:type="spellStart"/>
-      <w:proofErr w:type="gramStart"/>
-      <w:r>
-        <w:rPr>
-          <w:lang w:val="fr-CA"/>
-        </w:rPr>
-        <w:t>np.save</w:t>
-      </w:r>
-      <w:proofErr w:type="spellEnd"/>
-      <w:proofErr w:type="gramEnd"/>
-      <w:r>
-        <w:rPr>
-          <w:lang w:val="fr-CA"/>
-        </w:rPr>
-        <w:t>(</w:t>
-      </w:r>
-      <w:proofErr w:type="spellStart"/>
-      <w:r>
-        <w:rPr>
-          <w:lang w:val="fr-CA"/>
-        </w:rPr>
-        <w:t>T_tcp_cam</w:t>
-      </w:r>
-      <w:proofErr w:type="spellEnd"/>
-      <w:r>
-        <w:rPr>
-          <w:lang w:val="fr-CA"/>
-        </w:rPr>
-        <w:t>).</w:t>
+        <w:t>Calibration mire Zivid et np.save(T_tcp_cam).</w:t>
       </w:r>
     </w:p>
     <w:p>
@@ -3988,35 +3571,7 @@
         <w:rPr>
           <w:lang w:val="fr-CA"/>
         </w:rPr>
-        <w:t xml:space="preserve">Générer </w:t>
-      </w:r>
-      <w:proofErr w:type="spellStart"/>
-      <w:r>
-        <w:rPr>
-          <w:lang w:val="fr-CA"/>
-        </w:rPr>
-        <w:t>T_tcp_cam</w:t>
-      </w:r>
-      <w:proofErr w:type="spellEnd"/>
-      <w:r>
-        <w:rPr>
-          <w:lang w:val="fr-CA"/>
-        </w:rPr>
-        <w:t xml:space="preserve"> (4×4) et documenter conversion </w:t>
-      </w:r>
-      <w:proofErr w:type="spellStart"/>
-      <w:r>
-        <w:rPr>
-          <w:lang w:val="fr-CA"/>
-        </w:rPr>
-        <w:t>caméra→base</w:t>
-      </w:r>
-      <w:proofErr w:type="spellEnd"/>
-      <w:r>
-        <w:rPr>
-          <w:lang w:val="fr-CA"/>
-        </w:rPr>
-        <w:t xml:space="preserve"> robot.</w:t>
+        <w:t>Générer T_tcp_cam (4×4) et documenter conversion caméra→base robot.</w:t>
       </w:r>
     </w:p>
     <w:p>
@@ -4055,35 +3610,7 @@
         <w:rPr>
           <w:lang w:val="fr-CA"/>
         </w:rPr>
-        <w:t xml:space="preserve">Matrice homogène </w:t>
-      </w:r>
-      <w:proofErr w:type="spellStart"/>
-      <w:r>
-        <w:rPr>
-          <w:lang w:val="fr-CA"/>
-        </w:rPr>
-        <w:t>T_tcp_cam</w:t>
-      </w:r>
-      <w:proofErr w:type="spellEnd"/>
-      <w:r>
-        <w:rPr>
-          <w:lang w:val="fr-CA"/>
-        </w:rPr>
-        <w:t xml:space="preserve"> : point caméra → repère base UR16e pour </w:t>
-      </w:r>
-      <w:proofErr w:type="spellStart"/>
-      <w:r>
-        <w:rPr>
-          <w:lang w:val="fr-CA"/>
-        </w:rPr>
-        <w:t>moveL</w:t>
-      </w:r>
-      <w:proofErr w:type="spellEnd"/>
-      <w:r>
-        <w:rPr>
-          <w:lang w:val="fr-CA"/>
-        </w:rPr>
-        <w:t xml:space="preserve"> cohérents.</w:t>
+        <w:t>Matrice homogène T_tcp_cam : point caméra → repère base UR16e pour moveL cohérents.</w:t>
       </w:r>
     </w:p>
     <w:p>
@@ -4162,35 +3689,7 @@
         <w:rPr>
           <w:lang w:val="fr-CA"/>
         </w:rPr>
-        <w:t>Valider le démonstrateur complet sur cellule (</w:t>
-      </w:r>
-      <w:proofErr w:type="spellStart"/>
-      <w:r>
-        <w:rPr>
-          <w:lang w:val="fr-CA"/>
-        </w:rPr>
-        <w:t>Zivid</w:t>
-      </w:r>
-      <w:proofErr w:type="spellEnd"/>
-      <w:r>
-        <w:rPr>
-          <w:lang w:val="fr-CA"/>
-        </w:rPr>
-        <w:t xml:space="preserve"> + </w:t>
-      </w:r>
-      <w:proofErr w:type="spellStart"/>
-      <w:r>
-        <w:rPr>
-          <w:lang w:val="fr-CA"/>
-        </w:rPr>
-        <w:t>OpenVLA</w:t>
-      </w:r>
-      <w:proofErr w:type="spellEnd"/>
-      <w:r>
-        <w:rPr>
-          <w:lang w:val="fr-CA"/>
-        </w:rPr>
-        <w:t xml:space="preserve"> + UR16e + pince).</w:t>
+        <w:t>Valider le démonstrateur complet sur cellule (Zivid + OpenVLA + UR16e + pince).</w:t>
       </w:r>
     </w:p>
     <w:p>
@@ -4241,35 +3740,7 @@
         <w:rPr>
           <w:lang w:val="fr-CA"/>
         </w:rPr>
-        <w:t xml:space="preserve">Exécution bout en bout avec </w:t>
-      </w:r>
-      <w:proofErr w:type="spellStart"/>
-      <w:r>
-        <w:rPr>
-          <w:lang w:val="fr-CA"/>
-        </w:rPr>
-        <w:t>T_tcp_cam.npy</w:t>
-      </w:r>
-      <w:proofErr w:type="spellEnd"/>
-      <w:r>
-        <w:rPr>
-          <w:lang w:val="fr-CA"/>
-        </w:rPr>
-        <w:t xml:space="preserve">, </w:t>
-      </w:r>
-      <w:proofErr w:type="spellStart"/>
-      <w:r>
-        <w:rPr>
-          <w:lang w:val="fr-CA"/>
-        </w:rPr>
-        <w:t>workspace</w:t>
-      </w:r>
-      <w:proofErr w:type="spellEnd"/>
-      <w:r>
-        <w:rPr>
-          <w:lang w:val="fr-CA"/>
-        </w:rPr>
-        <w:t xml:space="preserve"> et SAFE_MODE.</w:t>
+        <w:t>Exécution bout en bout avec T_tcp_cam.npy, workspace et SAFE_MODE.</w:t>
       </w:r>
     </w:p>
     <w:p>
@@ -4307,57 +3778,7 @@
         <w:rPr>
           <w:lang w:val="fr-CA"/>
         </w:rPr>
-        <w:t xml:space="preserve">(Prévu) Vérification SCALE, </w:t>
-      </w:r>
-      <w:proofErr w:type="spellStart"/>
-      <w:proofErr w:type="gramStart"/>
-      <w:r>
-        <w:rPr>
-          <w:lang w:val="fr-CA"/>
-        </w:rPr>
-        <w:t>getActualTCPPose</w:t>
-      </w:r>
-      <w:proofErr w:type="spellEnd"/>
-      <w:r>
-        <w:rPr>
-          <w:lang w:val="fr-CA"/>
-        </w:rPr>
-        <w:t>(</w:t>
-      </w:r>
-      <w:proofErr w:type="gramEnd"/>
-      <w:r>
-        <w:rPr>
-          <w:lang w:val="fr-CA"/>
-        </w:rPr>
-        <w:t xml:space="preserve">), pince </w:t>
-      </w:r>
-      <w:proofErr w:type="spellStart"/>
-      <w:r>
-        <w:rPr>
-          <w:lang w:val="fr-CA"/>
-        </w:rPr>
-        <w:t>Robotiq</w:t>
-      </w:r>
-      <w:proofErr w:type="spellEnd"/>
-      <w:r>
-        <w:rPr>
-          <w:lang w:val="fr-CA"/>
-        </w:rPr>
-        <w:t xml:space="preserve"> ; journalisation </w:t>
-      </w:r>
-      <w:proofErr w:type="spellStart"/>
-      <w:r>
-        <w:rPr>
-          <w:lang w:val="fr-CA"/>
-        </w:rPr>
-        <w:t>d_t</w:t>
-      </w:r>
-      <w:proofErr w:type="spellEnd"/>
-      <w:r>
-        <w:rPr>
-          <w:lang w:val="fr-CA"/>
-        </w:rPr>
-        <w:t xml:space="preserve"> et itérations.</w:t>
+        <w:t>(Prévu) Vérification SCALE, getActualTCPPose(), pince Robotiq ; journalisation d_t et itérations.</w:t>
       </w:r>
     </w:p>
     <w:p>

--- a/IntershipReport/agenda_quotidien_Fabrice.docx
+++ b/IntershipReport/agenda_quotidien_Fabrice.docx
@@ -82,16 +82,16 @@
         <mc:AlternateContent>
           <mc:Choice Requires="wps">
             <w:drawing>
-              <wp:anchor distT="0" distB="0" distL="114300" distR="114300" simplePos="0" relativeHeight="251658240" behindDoc="0" locked="0" layoutInCell="1" allowOverlap="1" wp14:anchorId="1A7B9EE7" wp14:editId="22CDA1FA">
+              <wp:anchor distT="0" distB="0" distL="114300" distR="114300" simplePos="0" relativeHeight="251658240" behindDoc="0" locked="0" layoutInCell="1" allowOverlap="1" wp14:anchorId="1A7B9EE7" wp14:editId="199738A0">
                 <wp:simplePos x="0" y="0"/>
                 <wp:positionH relativeFrom="column">
-                  <wp:posOffset>3220</wp:posOffset>
+                  <wp:posOffset>3132</wp:posOffset>
                 </wp:positionH>
                 <wp:positionV relativeFrom="paragraph">
-                  <wp:posOffset>286770</wp:posOffset>
+                  <wp:posOffset>287438</wp:posOffset>
                 </wp:positionV>
-                <wp:extent cx="5791200" cy="3528811"/>
-                <wp:effectExtent l="0" t="0" r="19050" b="14605"/>
+                <wp:extent cx="5791200" cy="3651337"/>
+                <wp:effectExtent l="12700" t="12700" r="12700" b="19050"/>
                 <wp:wrapNone/>
                 <wp:docPr id="1045908418" name="Zone de texte 1"/>
                 <wp:cNvGraphicFramePr/>
@@ -102,7 +102,7 @@
                       <wps:spPr>
                         <a:xfrm>
                           <a:off x="0" y="0"/>
-                          <a:ext cx="5791200" cy="3528811"/>
+                          <a:ext cx="5791200" cy="3651337"/>
                         </a:xfrm>
                         <a:prstGeom prst="rect">
                           <a:avLst/>
@@ -137,7 +137,6 @@
                           </w:p>
                           <w:p>
                             <w:pPr>
-                              <w:jc w:val="center"/>
                               <w:rPr>
                                 <w:b/>
                                 <w:sz w:val="28"/>
@@ -187,6 +186,27 @@
                           </w:p>
                           <w:p>
                             <w:pPr>
+                              <w:spacing w:after="0" w:line="240" w:lineRule="auto"/>
+                              <w:jc w:val="center"/>
+                              <w:rPr>
+                                <w:b/>
+                                <w:sz w:val="32"/>
+                                <w:szCs w:val="24"/>
+                                <w:lang w:val="fr-CA"/>
+                              </w:rPr>
+                            </w:pPr>
+                            <w:r>
+                              <w:rPr>
+                                <w:b/>
+                                <w:sz w:val="32"/>
+                                <w:szCs w:val="24"/>
+                                <w:lang w:val="fr-CA"/>
+                              </w:rPr>
+                              <w:t>Du 14 mai au 05 juin 2026</w:t>
+                            </w:r>
+                          </w:p>
+                          <w:p>
+                            <w:pPr>
                               <w:jc w:val="center"/>
                               <w:rPr>
                                 <w:sz w:val="24"/>
@@ -197,6 +217,7 @@
                           </w:p>
                           <w:p>
                             <w:pPr>
+                              <w:spacing w:after="0"/>
                               <w:jc w:val="center"/>
                               <w:rPr>
                                 <w:sz w:val="28"/>
@@ -349,7 +370,7 @@
                             <w:hyperlink r:id="rId7" w:history="1">
                               <w:r>
                                 <w:rPr>
-                                  <w:rStyle w:val="Hyperlien"/>
+                                  <w:rStyle w:val="Hyperlink"/>
                                   <w:sz w:val="28"/>
                                   <w:szCs w:val="32"/>
                                   <w:lang w:val="fr-CA"/>
@@ -378,7 +399,13 @@
                               </w:rPr>
                             </w:pPr>
                           </w:p>
-                          <w:p/>
+                          <w:p>
+                            <w:pPr>
+                              <w:rPr>
+                                <w:lang w:val="fr-CA"/>
+                              </w:rPr>
+                            </w:pPr>
+                          </w:p>
                         </w:txbxContent>
                       </wps:txbx>
                       <wps:bodyPr rot="0" spcFirstLastPara="0" vertOverflow="overflow" horzOverflow="overflow" vert="horz" wrap="square" lIns="91440" tIns="45720" rIns="91440" bIns="45720" numCol="1" spcCol="0" rtlCol="0" fromWordArt="0" anchor="t" anchorCtr="0" forceAA="0" compatLnSpc="1">
@@ -405,7 +432,7 @@
                 <v:stroke joinstyle="miter"/>
                 <v:path gradientshapeok="t" o:connecttype="rect"/>
               </v:shapetype>
-              <v:shape id="Zone de texte 1" o:spid="_x0000_s1026" type="#_x0000_t202" style="position:absolute;margin-left:.25pt;margin-top:22.6pt;width:456pt;height:277.85pt;z-index:251658240;visibility:visible;mso-wrap-style:square;mso-width-percent:0;mso-height-percent:0;mso-wrap-distance-left:9pt;mso-wrap-distance-top:0;mso-wrap-distance-right:9pt;mso-wrap-distance-bottom:0;mso-position-horizontal:absolute;mso-position-horizontal-relative:text;mso-position-vertical:absolute;mso-position-vertical-relative:text;mso-width-percent:0;mso-height-percent:0;mso-width-relative:margin;mso-height-relative:margin;v-text-anchor:top" o:gfxdata="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" fillcolor="white [3201]" strokecolor="#4f81bd [3204]" strokeweight="2pt">
+              <v:shape id="Zone de texte 1" o:spid="_x0000_s1026" type="#_x0000_t202" style="position:absolute;margin-left:.25pt;margin-top:22.65pt;width:456pt;height:287.5pt;z-index:251658240;visibility:visible;mso-wrap-style:square;mso-width-percent:0;mso-height-percent:0;mso-wrap-distance-left:9pt;mso-wrap-distance-top:0;mso-wrap-distance-right:9pt;mso-wrap-distance-bottom:0;mso-position-horizontal:absolute;mso-position-horizontal-relative:text;mso-position-vertical:absolute;mso-position-vertical-relative:text;mso-width-percent:0;mso-height-percent:0;mso-width-relative:margin;mso-height-relative:margin;v-text-anchor:top" o:gfxdata="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" fillcolor="white [3201]" strokecolor="#4f81bd [3204]" strokeweight="2pt">
                 <v:textbox>
                   <w:txbxContent>
                     <w:p>
@@ -420,7 +447,6 @@
                     </w:p>
                     <w:p>
                       <w:pPr>
-                        <w:jc w:val="center"/>
                         <w:rPr>
                           <w:b/>
                           <w:sz w:val="28"/>
@@ -470,6 +496,27 @@
                     </w:p>
                     <w:p>
                       <w:pPr>
+                        <w:spacing w:after="0" w:line="240" w:lineRule="auto"/>
+                        <w:jc w:val="center"/>
+                        <w:rPr>
+                          <w:b/>
+                          <w:sz w:val="32"/>
+                          <w:szCs w:val="24"/>
+                          <w:lang w:val="fr-CA"/>
+                        </w:rPr>
+                      </w:pPr>
+                      <w:r>
+                        <w:rPr>
+                          <w:b/>
+                          <w:sz w:val="32"/>
+                          <w:szCs w:val="24"/>
+                          <w:lang w:val="fr-CA"/>
+                        </w:rPr>
+                        <w:t>Du 14 mai au 05 juin 2026</w:t>
+                      </w:r>
+                    </w:p>
+                    <w:p>
+                      <w:pPr>
                         <w:jc w:val="center"/>
                         <w:rPr>
                           <w:sz w:val="24"/>
@@ -480,6 +527,7 @@
                     </w:p>
                     <w:p>
                       <w:pPr>
+                        <w:spacing w:after="0"/>
                         <w:jc w:val="center"/>
                         <w:rPr>
                           <w:sz w:val="28"/>
@@ -632,7 +680,7 @@
                       <w:hyperlink r:id="rId8" w:history="1">
                         <w:r>
                           <w:rPr>
-                            <w:rStyle w:val="Hyperlien"/>
+                            <w:rStyle w:val="Hyperlink"/>
                             <w:sz w:val="28"/>
                             <w:szCs w:val="32"/>
                             <w:lang w:val="fr-CA"/>
@@ -661,7 +709,13 @@
                         </w:rPr>
                       </w:pPr>
                     </w:p>
-                    <w:p/>
+                    <w:p>
+                      <w:pPr>
+                        <w:rPr>
+                          <w:lang w:val="fr-CA"/>
+                        </w:rPr>
+                      </w:pPr>
+                    </w:p>
                   </w:txbxContent>
                 </v:textbox>
               </v:shape>
@@ -816,7 +870,358 @@
     </w:p>
     <w:p>
       <w:pPr>
-        <w:pStyle w:val="Citationintense"/>
+        <w:pStyle w:val="IntenseQuote"/>
+        <w:spacing w:before="0" w:after="0"/>
+        <w:rPr>
+          <w:lang w:val="fr-CA"/>
+        </w:rPr>
+      </w:pPr>
+    </w:p>
+    <w:p>
+      <w:pPr>
+        <w:pStyle w:val="Heading1"/>
+        <w:rPr>
+          <w:lang w:val="fr-CA"/>
+        </w:rPr>
+      </w:pPr>
+      <w:bookmarkStart w:id="0" w:name="_Toc230871953"/>
+      <w:r>
+        <w:rPr>
+          <w:lang w:val="fr-CA"/>
+        </w:rPr>
+        <w:t xml:space="preserve">Rapport final de stage — Synthèse </w:t>
+      </w:r>
+      <w:proofErr w:type="spellStart"/>
+      <w:r>
+        <w:rPr>
+          <w:lang w:val="fr-CA"/>
+        </w:rPr>
+        <w:t>OpenVLA</w:t>
+      </w:r>
+      <w:bookmarkEnd w:id="0"/>
+      <w:proofErr w:type="spellEnd"/>
+    </w:p>
+    <w:p>
+      <w:pPr>
+        <w:rPr>
+          <w:lang w:val="fr-CA"/>
+        </w:rPr>
+      </w:pPr>
+      <w:r>
+        <w:rPr>
+          <w:lang w:val="fr-CA"/>
+        </w:rPr>
+        <w:t xml:space="preserve">Ce document constitue le rapport final du stage réalisé au CCNB-INNOV. Il présente la veille technologique, l'expérimentation pratique et l'intégration d'un démonstrateur </w:t>
+      </w:r>
+      <w:proofErr w:type="spellStart"/>
+      <w:r>
+        <w:rPr>
+          <w:lang w:val="fr-CA"/>
+        </w:rPr>
+        <w:t>OpenVLA</w:t>
+      </w:r>
+      <w:proofErr w:type="spellEnd"/>
+      <w:r>
+        <w:rPr>
+          <w:lang w:val="fr-CA"/>
+        </w:rPr>
+        <w:t xml:space="preserve"> couplant un robot collaboratif UR et une caméra </w:t>
+      </w:r>
+      <w:proofErr w:type="spellStart"/>
+      <w:r>
+        <w:rPr>
+          <w:lang w:val="fr-CA"/>
+        </w:rPr>
+        <w:t>Zivid</w:t>
+      </w:r>
+      <w:proofErr w:type="spellEnd"/>
+      <w:r>
+        <w:rPr>
+          <w:lang w:val="fr-CA"/>
+        </w:rPr>
+        <w:t xml:space="preserve"> 2+ MR130</w:t>
+      </w:r>
+      <w:r>
+        <w:rPr>
+          <w:lang w:val="fr-CA"/>
+        </w:rPr>
+        <w:t xml:space="preserve"> </w:t>
+      </w:r>
+      <w:r>
+        <w:rPr>
+          <w:lang w:val="fr-CA"/>
+        </w:rPr>
+        <w:t>répond</w:t>
+      </w:r>
+      <w:r>
+        <w:rPr>
+          <w:lang w:val="fr-CA"/>
+        </w:rPr>
+        <w:t>a</w:t>
+      </w:r>
+      <w:r>
+        <w:rPr>
+          <w:lang w:val="fr-CA"/>
+        </w:rPr>
+        <w:t xml:space="preserve">nt aux objectifs initiaux du stage : architecture </w:t>
+      </w:r>
+      <w:proofErr w:type="spellStart"/>
+      <w:r>
+        <w:rPr>
+          <w:lang w:val="fr-CA"/>
+        </w:rPr>
+        <w:t>OpenVLA</w:t>
+      </w:r>
+      <w:proofErr w:type="spellEnd"/>
+      <w:r>
+        <w:rPr>
+          <w:lang w:val="fr-CA"/>
+        </w:rPr>
+        <w:t>, composantes de la pipeline et comparaison aux approches robotiques traditionnelles.</w:t>
+      </w:r>
+    </w:p>
+    <w:p>
+      <w:pPr>
+        <w:pStyle w:val="Heading2"/>
+        <w:rPr>
+          <w:lang w:val="fr-CA"/>
+        </w:rPr>
+      </w:pPr>
+      <w:bookmarkStart w:id="1" w:name="_Toc230871954"/>
+      <w:r>
+        <w:rPr>
+          <w:lang w:val="fr-CA"/>
+        </w:rPr>
+        <w:t>Contexte et question directrice</w:t>
+      </w:r>
+      <w:bookmarkEnd w:id="1"/>
+    </w:p>
+    <w:p>
+      <w:pPr>
+        <w:rPr>
+          <w:lang w:val="fr-CA"/>
+        </w:rPr>
+      </w:pPr>
+      <w:r>
+        <w:rPr>
+          <w:lang w:val="fr-CA"/>
+        </w:rPr>
+        <w:t xml:space="preserve">Quels sont les ingrédients de la « sauce </w:t>
+      </w:r>
+      <w:proofErr w:type="spellStart"/>
+      <w:r>
+        <w:rPr>
+          <w:lang w:val="fr-CA"/>
+        </w:rPr>
+        <w:t>OpenVLA</w:t>
+      </w:r>
+      <w:proofErr w:type="spellEnd"/>
+      <w:r>
+        <w:rPr>
+          <w:lang w:val="fr-CA"/>
+        </w:rPr>
+        <w:t xml:space="preserve"> » et en quoi cette approche diffère-t-elle des méthodes robotiques plus traditionnelles ? Le stage combine veille technologique, expérimentation sur banc réel (Windows 11 Pro, GPU NVIDIA, Python 3.11) et documentation technique.</w:t>
+      </w:r>
+    </w:p>
+    <w:p>
+      <w:pPr>
+        <w:pStyle w:val="Heading2"/>
+      </w:pPr>
+      <w:bookmarkStart w:id="2" w:name="_Toc230871955"/>
+      <w:proofErr w:type="spellStart"/>
+      <w:r>
+        <w:t>Objectifs</w:t>
+      </w:r>
+      <w:proofErr w:type="spellEnd"/>
+      <w:r>
+        <w:t xml:space="preserve"> du stage</w:t>
+      </w:r>
+      <w:bookmarkEnd w:id="2"/>
+    </w:p>
+    <w:p>
+      <w:pPr>
+        <w:pStyle w:val="ListBullet"/>
+        <w:rPr>
+          <w:lang w:val="fr-CA"/>
+        </w:rPr>
+      </w:pPr>
+      <w:r>
+        <w:rPr>
+          <w:lang w:val="fr-CA"/>
+        </w:rPr>
+        <w:t>Étudier l'architecture générale d'</w:t>
+      </w:r>
+      <w:proofErr w:type="spellStart"/>
+      <w:r>
+        <w:rPr>
+          <w:lang w:val="fr-CA"/>
+        </w:rPr>
+        <w:t>OpenVLA</w:t>
+      </w:r>
+      <w:proofErr w:type="spellEnd"/>
+      <w:r>
+        <w:rPr>
+          <w:lang w:val="fr-CA"/>
+        </w:rPr>
+        <w:t xml:space="preserve"> et en produire une description technique claire et structurée.</w:t>
+      </w:r>
+    </w:p>
+    <w:p>
+      <w:pPr>
+        <w:pStyle w:val="ListBullet"/>
+        <w:rPr>
+          <w:lang w:val="fr-CA"/>
+        </w:rPr>
+      </w:pPr>
+      <w:r>
+        <w:rPr>
+          <w:lang w:val="fr-CA"/>
+        </w:rPr>
+        <w:t xml:space="preserve">Identifier les différentes composantes </w:t>
+      </w:r>
+      <w:proofErr w:type="gramStart"/>
+      <w:r>
+        <w:rPr>
+          <w:lang w:val="fr-CA"/>
+        </w:rPr>
+        <w:t>de la pipeline</w:t>
+      </w:r>
+      <w:proofErr w:type="gramEnd"/>
+      <w:r>
+        <w:rPr>
+          <w:lang w:val="fr-CA"/>
+        </w:rPr>
+        <w:t xml:space="preserve"> : perception, inférence, génération d'actions et exécution robotique.</w:t>
+      </w:r>
+    </w:p>
+    <w:p>
+      <w:pPr>
+        <w:pStyle w:val="ListBullet"/>
+        <w:rPr>
+          <w:lang w:val="fr-CA"/>
+        </w:rPr>
+      </w:pPr>
+      <w:r>
+        <w:rPr>
+          <w:lang w:val="fr-CA"/>
+        </w:rPr>
+        <w:t xml:space="preserve">Comparer l'approche </w:t>
+      </w:r>
+      <w:proofErr w:type="spellStart"/>
+      <w:r>
+        <w:rPr>
+          <w:lang w:val="fr-CA"/>
+        </w:rPr>
+        <w:t>OpenVLA</w:t>
+      </w:r>
+      <w:proofErr w:type="spellEnd"/>
+      <w:r>
+        <w:rPr>
+          <w:lang w:val="fr-CA"/>
+        </w:rPr>
+        <w:t xml:space="preserve"> aux approches robotiques traditionnelles (programmation, perception, planification, contrôle).</w:t>
+      </w:r>
+    </w:p>
+    <w:p>
+      <w:pPr>
+        <w:pStyle w:val="ListBullet"/>
+        <w:rPr>
+          <w:lang w:val="fr-CA"/>
+        </w:rPr>
+      </w:pPr>
+      <w:r>
+        <w:rPr>
+          <w:lang w:val="fr-CA"/>
+        </w:rPr>
+        <w:t xml:space="preserve">Mettre en place un démonstrateur expérimental UR + </w:t>
+      </w:r>
+      <w:proofErr w:type="spellStart"/>
+      <w:r>
+        <w:rPr>
+          <w:lang w:val="fr-CA"/>
+        </w:rPr>
+        <w:t>Zivid</w:t>
+      </w:r>
+      <w:proofErr w:type="spellEnd"/>
+      <w:r>
+        <w:rPr>
+          <w:lang w:val="fr-CA"/>
+        </w:rPr>
+        <w:t>.</w:t>
+      </w:r>
+    </w:p>
+    <w:p>
+      <w:pPr>
+        <w:pStyle w:val="ListBullet"/>
+        <w:rPr>
+          <w:lang w:val="fr-CA"/>
+        </w:rPr>
+      </w:pPr>
+      <w:r>
+        <w:rPr>
+          <w:lang w:val="fr-CA"/>
+        </w:rPr>
+        <w:t>Réaliser l'intégration logicielle et matérielle du démonstrateur.</w:t>
+      </w:r>
+    </w:p>
+    <w:p>
+      <w:pPr>
+        <w:pStyle w:val="ListBullet"/>
+        <w:rPr>
+          <w:lang w:val="fr-CA"/>
+        </w:rPr>
+      </w:pPr>
+      <w:r>
+        <w:rPr>
+          <w:lang w:val="fr-CA"/>
+        </w:rPr>
+        <w:t>Effectuer des essais, analyser les résultats et documenter limites et opportunités.</w:t>
+      </w:r>
+    </w:p>
+    <w:p>
+      <w:pPr>
+        <w:pStyle w:val="ListBullet"/>
+        <w:rPr>
+          <w:lang w:val="fr-CA"/>
+        </w:rPr>
+      </w:pPr>
+      <w:r>
+        <w:rPr>
+          <w:lang w:val="fr-CA"/>
+        </w:rPr>
+        <w:t>Produire une documentation technique et une synthèse pour l'équipe CCNB-INNOV.</w:t>
+      </w:r>
+    </w:p>
+    <w:p>
+      <w:pPr>
+        <w:pStyle w:val="ListBullet"/>
+        <w:rPr>
+          <w:lang w:val="fr-CA"/>
+        </w:rPr>
+      </w:pPr>
+      <w:r>
+        <w:rPr>
+          <w:lang w:val="fr-CA"/>
+        </w:rPr>
+        <w:t>Présenter les résultats sous forme de démonstration et présentation technique.</w:t>
+      </w:r>
+    </w:p>
+    <w:p>
+      <w:pPr>
+        <w:rPr>
+          <w:lang w:val="fr-CA"/>
+        </w:rPr>
+      </w:pPr>
+      <w:r>
+        <w:rPr>
+          <w:lang w:val="fr-CA"/>
+        </w:rPr>
+        <w:br w:type="page"/>
+      </w:r>
+    </w:p>
+    <w:p>
+      <w:pPr>
+        <w:pStyle w:val="IntenseQuote"/>
         <w:spacing w:before="0" w:after="0"/>
         <w:rPr>
           <w:lang w:val="fr-CA"/>
@@ -832,7 +1237,7 @@
     </w:p>
     <w:p>
       <w:pPr>
-        <w:pStyle w:val="Titre1"/>
+        <w:pStyle w:val="Heading1"/>
       </w:pPr>
       <w:r>
         <w:t xml:space="preserve">Objectif de la </w:t>
@@ -845,7 +1250,7 @@
     </w:p>
     <w:p>
       <w:pPr>
-        <w:pStyle w:val="Listepuces"/>
+        <w:pStyle w:val="ListBullet"/>
         <w:rPr>
           <w:lang w:val="fr-CA"/>
         </w:rPr>
@@ -971,28 +1376,28 @@
       </w:r>
       <w:r>
         <w:rPr>
-          <w:rStyle w:val="Rfrencelgre"/>
+          <w:rStyle w:val="SubtleReference"/>
           <w:lang w:val="fr-CA"/>
         </w:rPr>
         <w:t>Jour 01 — Début de stage CCNB-INNOV</w:t>
       </w:r>
       <w:r>
         <w:rPr>
-          <w:rStyle w:val="Rfrencelgre"/>
+          <w:rStyle w:val="SubtleReference"/>
           <w:lang w:val="fr-CA"/>
         </w:rPr>
         <w:tab/>
       </w:r>
       <w:r>
         <w:rPr>
-          <w:rStyle w:val="Rfrencelgre"/>
+          <w:rStyle w:val="SubtleReference"/>
           <w:lang w:val="fr-CA"/>
         </w:rPr>
         <w:tab/>
       </w:r>
       <w:r>
         <w:rPr>
-          <w:rStyle w:val="Rfrencelgre"/>
+          <w:rStyle w:val="SubtleReference"/>
           <w:lang w:val="fr-CA"/>
         </w:rPr>
         <w:tab/>
@@ -1014,7 +1419,7 @@
     </w:p>
     <w:p>
       <w:pPr>
-        <w:pStyle w:val="Titre1"/>
+        <w:pStyle w:val="Heading1"/>
         <w:rPr>
           <w:lang w:val="fr-CA"/>
         </w:rPr>
@@ -1028,7 +1433,7 @@
     </w:p>
     <w:p>
       <w:pPr>
-        <w:pStyle w:val="Listepuces"/>
+        <w:pStyle w:val="ListBullet"/>
         <w:spacing w:after="0"/>
         <w:rPr>
           <w:lang w:val="fr-CA"/>
@@ -1043,7 +1448,7 @@
     </w:p>
     <w:p>
       <w:pPr>
-        <w:pStyle w:val="Titre1"/>
+        <w:pStyle w:val="Heading1"/>
       </w:pPr>
       <w:r>
         <w:t>2. Réalisations</w:t>
@@ -1051,7 +1456,7 @@
     </w:p>
     <w:p>
       <w:pPr>
-        <w:pStyle w:val="Listepuces"/>
+        <w:pStyle w:val="ListBullet"/>
         <w:rPr>
           <w:lang w:val="fr-CA"/>
         </w:rPr>
@@ -1079,7 +1484,7 @@
     </w:p>
     <w:p>
       <w:pPr>
-        <w:pStyle w:val="Listepuces"/>
+        <w:pStyle w:val="ListBullet"/>
       </w:pPr>
       <w:r>
         <w:t xml:space="preserve">Rapport </w:t>
@@ -1095,7 +1500,7 @@
     </w:p>
     <w:p>
       <w:pPr>
-        <w:pStyle w:val="Listepuces"/>
+        <w:pStyle w:val="ListBullet"/>
         <w:rPr>
           <w:lang w:val="fr-CA"/>
         </w:rPr>
@@ -1118,7 +1523,7 @@
     </w:p>
     <w:p>
       <w:pPr>
-        <w:pStyle w:val="Titre1"/>
+        <w:pStyle w:val="Heading1"/>
       </w:pPr>
       <w:r>
         <w:t xml:space="preserve">3. </w:t>
@@ -1134,7 +1539,7 @@
     </w:p>
     <w:p>
       <w:pPr>
-        <w:pStyle w:val="Listepuces"/>
+        <w:pStyle w:val="ListBullet"/>
       </w:pPr>
       <w:r>
         <w:rPr>
@@ -1226,7 +1631,7 @@
       </w:pPr>
       <w:r>
         <w:rPr>
-          <w:rStyle w:val="Rfrencelgre"/>
+          <w:rStyle w:val="SubtleReference"/>
           <w:lang w:val="fr-CA"/>
         </w:rPr>
         <w:t xml:space="preserve">Jour 02 — Prise en main </w:t>
@@ -1234,7 +1639,7 @@
       <w:proofErr w:type="spellStart"/>
       <w:r>
         <w:rPr>
-          <w:rStyle w:val="Rfrencelgre"/>
+          <w:rStyle w:val="SubtleReference"/>
           <w:lang w:val="fr-CA"/>
         </w:rPr>
         <w:t>OpenVLA</w:t>
@@ -1242,21 +1647,21 @@
       <w:proofErr w:type="spellEnd"/>
       <w:r>
         <w:rPr>
-          <w:rStyle w:val="Rfrencelgre"/>
+          <w:rStyle w:val="SubtleReference"/>
           <w:lang w:val="fr-CA"/>
         </w:rPr>
         <w:tab/>
       </w:r>
       <w:r>
         <w:rPr>
-          <w:rStyle w:val="Rfrencelgre"/>
+          <w:rStyle w:val="SubtleReference"/>
           <w:lang w:val="fr-CA"/>
         </w:rPr>
         <w:tab/>
       </w:r>
       <w:r>
         <w:rPr>
-          <w:rStyle w:val="Rfrencelgre"/>
+          <w:rStyle w:val="SubtleReference"/>
           <w:lang w:val="fr-CA"/>
         </w:rPr>
         <w:tab/>
@@ -1271,7 +1676,7 @@
     </w:p>
     <w:p>
       <w:pPr>
-        <w:pStyle w:val="Titre1"/>
+        <w:pStyle w:val="Heading1"/>
       </w:pPr>
       <w:r>
         <w:t>1. Objectif du jour</w:t>
@@ -1279,7 +1684,7 @@
     </w:p>
     <w:p>
       <w:pPr>
-        <w:pStyle w:val="Listepuces"/>
+        <w:pStyle w:val="ListBullet"/>
         <w:rPr>
           <w:lang w:val="fr-CA"/>
         </w:rPr>
@@ -1307,7 +1712,7 @@
     </w:p>
     <w:p>
       <w:pPr>
-        <w:pStyle w:val="Titre1"/>
+        <w:pStyle w:val="Heading1"/>
       </w:pPr>
       <w:r>
         <w:t>2. Réalisations</w:t>
@@ -1315,7 +1720,7 @@
     </w:p>
     <w:p>
       <w:pPr>
-        <w:pStyle w:val="Listepuces"/>
+        <w:pStyle w:val="ListBullet"/>
       </w:pPr>
       <w:r>
         <w:t>Conda Python 3.11 : env_openvla, transformers==4.40.1, PyTorch nightly cu128 (RTX 5090 / sm_120).</w:t>
@@ -1323,7 +1728,7 @@
     </w:p>
     <w:p>
       <w:pPr>
-        <w:pStyle w:val="Listepuces"/>
+        <w:pStyle w:val="ListBullet"/>
       </w:pPr>
       <w:r>
         <w:t>Téléchargement Hugging Face openvla/openvla-7b (~15 Go VRAM, inférence FP16/bfloat16).</w:t>
@@ -1331,7 +1736,7 @@
     </w:p>
     <w:p>
       <w:pPr>
-        <w:pStyle w:val="Listepuces"/>
+        <w:pStyle w:val="ListBullet"/>
       </w:pPr>
       <w:r>
         <w:t>test_openvla.py : vérification CUDA, VRAM et predict_action.</w:t>
@@ -1339,7 +1744,7 @@
     </w:p>
     <w:p>
       <w:pPr>
-        <w:pStyle w:val="Listepuces"/>
+        <w:pStyle w:val="ListBullet"/>
         <w:rPr>
           <w:lang w:val="fr-CA"/>
         </w:rPr>
@@ -1353,7 +1758,7 @@
     </w:p>
     <w:p>
       <w:pPr>
-        <w:pStyle w:val="Titre1"/>
+        <w:pStyle w:val="Heading1"/>
       </w:pPr>
       <w:r>
         <w:t>3. Prochaine étape</w:t>
@@ -1361,7 +1766,7 @@
     </w:p>
     <w:p>
       <w:pPr>
-        <w:pStyle w:val="Listepuces"/>
+        <w:pStyle w:val="ListBullet"/>
         <w:rPr>
           <w:lang w:val="fr-CA"/>
         </w:rPr>
@@ -1403,7 +1808,7 @@
     </w:p>
     <w:p>
       <w:pPr>
-        <w:pStyle w:val="Citationintense"/>
+        <w:pStyle w:val="IntenseQuote"/>
         <w:rPr>
           <w:lang w:val="fr-CA"/>
         </w:rPr>
@@ -1418,7 +1823,7 @@
     </w:p>
     <w:p>
       <w:pPr>
-        <w:pStyle w:val="Titre1"/>
+        <w:pStyle w:val="Heading1"/>
       </w:pPr>
       <w:r>
         <w:t xml:space="preserve">Objectif de la </w:t>
@@ -1431,7 +1836,7 @@
     </w:p>
     <w:p>
       <w:pPr>
-        <w:pStyle w:val="Listepuces"/>
+        <w:pStyle w:val="ListBullet"/>
       </w:pPr>
       <w:r>
         <w:t>Maîtriser URScript, API Zivid MR130, pipeline Zivid→OpenVLA, puis boucle fermée Zivid→OpenVLA→UR16e (RTDE).</w:t>
@@ -1523,35 +1928,35 @@
       </w:r>
       <w:r>
         <w:rPr>
-          <w:rStyle w:val="Rfrencelgre"/>
+          <w:rStyle w:val="SubtleReference"/>
           <w:lang w:val="fr-CA"/>
         </w:rPr>
         <w:t>Jour 03 — Robot UR — tracé lettre A</w:t>
       </w:r>
       <w:r>
         <w:rPr>
-          <w:rStyle w:val="Rfrencelgre"/>
+          <w:rStyle w:val="SubtleReference"/>
           <w:lang w:val="fr-CA"/>
         </w:rPr>
         <w:tab/>
       </w:r>
       <w:r>
         <w:rPr>
-          <w:rStyle w:val="Rfrencelgre"/>
+          <w:rStyle w:val="SubtleReference"/>
           <w:lang w:val="fr-CA"/>
         </w:rPr>
         <w:tab/>
       </w:r>
       <w:r>
         <w:rPr>
-          <w:rStyle w:val="Rfrencelgre"/>
+          <w:rStyle w:val="SubtleReference"/>
           <w:lang w:val="fr-CA"/>
         </w:rPr>
         <w:tab/>
       </w:r>
       <w:r>
         <w:rPr>
-          <w:rStyle w:val="Rfrencelgre"/>
+          <w:rStyle w:val="SubtleReference"/>
           <w:lang w:val="fr-CA"/>
         </w:rPr>
         <w:tab/>
@@ -1566,7 +1971,7 @@
     </w:p>
     <w:p>
       <w:pPr>
-        <w:pStyle w:val="Titre1"/>
+        <w:pStyle w:val="Heading1"/>
         <w:rPr>
           <w:lang w:val="fr-CA"/>
         </w:rPr>
@@ -1580,7 +1985,7 @@
     </w:p>
     <w:p>
       <w:pPr>
-        <w:pStyle w:val="Listepuces"/>
+        <w:pStyle w:val="ListBullet"/>
         <w:spacing w:after="0"/>
         <w:rPr>
           <w:lang w:val="fr-CA"/>
@@ -1637,7 +2042,7 @@
     </w:p>
     <w:p>
       <w:pPr>
-        <w:pStyle w:val="Titre1"/>
+        <w:pStyle w:val="Heading1"/>
       </w:pPr>
       <w:r>
         <w:t>2. Réalisations</w:t>
@@ -1645,7 +2050,7 @@
     </w:p>
     <w:p>
       <w:pPr>
-        <w:pStyle w:val="Listepuces"/>
+        <w:pStyle w:val="ListBullet"/>
         <w:rPr>
           <w:lang w:val="fr-CA"/>
         </w:rPr>
@@ -1687,7 +2092,7 @@
     </w:p>
     <w:p>
       <w:pPr>
-        <w:pStyle w:val="Listepuces"/>
+        <w:pStyle w:val="ListBullet"/>
       </w:pPr>
       <w:r>
         <w:t xml:space="preserve">Vitesse </w:t>
@@ -1711,7 +2116,7 @@
     </w:p>
     <w:p>
       <w:pPr>
-        <w:pStyle w:val="Listepuces"/>
+        <w:pStyle w:val="ListBullet"/>
         <w:spacing w:after="0"/>
         <w:rPr>
           <w:lang w:val="fr-CA"/>
@@ -1740,7 +2145,7 @@
     </w:p>
     <w:p>
       <w:pPr>
-        <w:pStyle w:val="Titre1"/>
+        <w:pStyle w:val="Heading1"/>
       </w:pPr>
       <w:r>
         <w:t>3. Prochaine étape</w:t>
@@ -1748,7 +2153,7 @@
     </w:p>
     <w:p>
       <w:pPr>
-        <w:pStyle w:val="Listepuces"/>
+        <w:pStyle w:val="ListBullet"/>
         <w:rPr>
           <w:lang w:val="fr-CA"/>
         </w:rPr>
@@ -1776,7 +2181,7 @@
     </w:p>
     <w:p>
       <w:pPr>
-        <w:pStyle w:val="Listepuces"/>
+        <w:pStyle w:val="ListBullet"/>
         <w:numPr>
           <w:ilvl w:val="0"/>
           <w:numId w:val="0"/>
@@ -1799,7 +2204,8 @@
       </w:pPr>
       <w:r>
         <w:rPr>
-          <w:rStyle w:val="Rfrencelgre"/>
+          <w:rStyle w:val="SubtleReference"/>
+          <w:noProof/>
         </w:rPr>
         <w:drawing>
           <wp:anchor distT="0" distB="0" distL="114300" distR="114300" simplePos="0" relativeHeight="251665408" behindDoc="1" locked="0" layoutInCell="1" allowOverlap="1" wp14:anchorId="7CCF7EB4" wp14:editId="15B73260">
@@ -1874,7 +2280,7 @@
       </w:r>
       <w:r>
         <w:rPr>
-          <w:rStyle w:val="Rfrencelgre"/>
+          <w:rStyle w:val="SubtleReference"/>
           <w:lang w:val="fr-CA"/>
         </w:rPr>
         <w:t xml:space="preserve">Jour 04 — API </w:t>
@@ -1882,7 +2288,7 @@
       <w:proofErr w:type="spellStart"/>
       <w:r>
         <w:rPr>
-          <w:rStyle w:val="Rfrencelgre"/>
+          <w:rStyle w:val="SubtleReference"/>
           <w:lang w:val="fr-CA"/>
         </w:rPr>
         <w:t>Zivid</w:t>
@@ -1890,35 +2296,35 @@
       <w:proofErr w:type="spellEnd"/>
       <w:r>
         <w:rPr>
-          <w:rStyle w:val="Rfrencelgre"/>
+          <w:rStyle w:val="SubtleReference"/>
           <w:lang w:val="fr-CA"/>
         </w:rPr>
         <w:t xml:space="preserve"> + Conda</w:t>
       </w:r>
       <w:r>
         <w:rPr>
-          <w:rStyle w:val="Rfrencelgre"/>
+          <w:rStyle w:val="SubtleReference"/>
           <w:lang w:val="fr-CA"/>
         </w:rPr>
         <w:tab/>
       </w:r>
       <w:r>
         <w:rPr>
-          <w:rStyle w:val="Rfrencelgre"/>
+          <w:rStyle w:val="SubtleReference"/>
           <w:lang w:val="fr-CA"/>
         </w:rPr>
         <w:tab/>
       </w:r>
       <w:r>
         <w:rPr>
-          <w:rStyle w:val="Rfrencelgre"/>
+          <w:rStyle w:val="SubtleReference"/>
           <w:lang w:val="fr-CA"/>
         </w:rPr>
         <w:tab/>
       </w:r>
       <w:r>
         <w:rPr>
-          <w:rStyle w:val="Rfrencelgre"/>
+          <w:rStyle w:val="SubtleReference"/>
           <w:lang w:val="fr-CA"/>
         </w:rPr>
         <w:tab/>
@@ -1933,7 +2339,7 @@
     </w:p>
     <w:p>
       <w:pPr>
-        <w:pStyle w:val="Titre1"/>
+        <w:pStyle w:val="Heading1"/>
       </w:pPr>
       <w:r>
         <w:t>1. Objectif du jour</w:t>
@@ -1941,7 +2347,7 @@
     </w:p>
     <w:p>
       <w:pPr>
-        <w:pStyle w:val="Listepuces"/>
+        <w:pStyle w:val="ListBullet"/>
         <w:spacing w:after="0"/>
         <w:rPr>
           <w:lang w:val="fr-CA"/>
@@ -1956,7 +2362,7 @@
     </w:p>
     <w:p>
       <w:pPr>
-        <w:pStyle w:val="Titre1"/>
+        <w:pStyle w:val="Heading1"/>
       </w:pPr>
       <w:r>
         <w:t>2. Réalisations</w:t>
@@ -1964,7 +2370,7 @@
     </w:p>
     <w:p>
       <w:pPr>
-        <w:pStyle w:val="Listepuces"/>
+        <w:pStyle w:val="ListBullet"/>
       </w:pPr>
       <w:r>
         <w:t>Zivid SDK : connexion MR130, capture_2d_3d → ColorImage.png, Frame.zdf, PointCloud.ply (capture.py).</w:t>
@@ -1972,7 +2378,7 @@
     </w:p>
     <w:p>
       <w:pPr>
-        <w:pStyle w:val="Listepuces"/>
+        <w:pStyle w:val="ListBullet"/>
         <w:rPr>
           <w:lang w:val="fr-CA"/>
         </w:rPr>
@@ -2084,7 +2490,7 @@
     </w:p>
     <w:p>
       <w:pPr>
-        <w:pStyle w:val="Listepuces"/>
+        <w:pStyle w:val="ListBullet"/>
         <w:rPr>
           <w:lang w:val="fr-CA"/>
         </w:rPr>
@@ -2112,7 +2518,7 @@
     </w:p>
     <w:p>
       <w:pPr>
-        <w:pStyle w:val="Titre1"/>
+        <w:pStyle w:val="Heading1"/>
       </w:pPr>
       <w:r>
         <w:t>3. Prochaine étape</w:t>
@@ -2120,7 +2526,7 @@
     </w:p>
     <w:p>
       <w:pPr>
-        <w:pStyle w:val="Listepuces"/>
+        <w:pStyle w:val="ListBullet"/>
         <w:rPr>
           <w:lang w:val="fr-CA"/>
         </w:rPr>
@@ -2254,7 +2660,7 @@
       </w:r>
       <w:r>
         <w:rPr>
-          <w:rStyle w:val="Rfrencelgre"/>
+          <w:rStyle w:val="SubtleReference"/>
           <w:lang w:val="fr-CA"/>
         </w:rPr>
         <w:t xml:space="preserve">Jour 05 — </w:t>
@@ -2262,7 +2668,7 @@
       <w:proofErr w:type="spellStart"/>
       <w:r>
         <w:rPr>
-          <w:rStyle w:val="Rfrencelgre"/>
+          <w:rStyle w:val="SubtleReference"/>
           <w:lang w:val="fr-CA"/>
         </w:rPr>
         <w:t>OpenVLA</w:t>
@@ -2270,7 +2676,7 @@
       <w:proofErr w:type="spellEnd"/>
       <w:r>
         <w:rPr>
-          <w:rStyle w:val="Rfrencelgre"/>
+          <w:rStyle w:val="SubtleReference"/>
           <w:lang w:val="fr-CA"/>
         </w:rPr>
         <w:t xml:space="preserve"> + intégration </w:t>
@@ -2278,7 +2684,7 @@
       <w:proofErr w:type="spellStart"/>
       <w:r>
         <w:rPr>
-          <w:rStyle w:val="Rfrencelgre"/>
+          <w:rStyle w:val="SubtleReference"/>
           <w:lang w:val="fr-CA"/>
         </w:rPr>
         <w:t>Zivid</w:t>
@@ -2286,21 +2692,21 @@
       <w:proofErr w:type="spellEnd"/>
       <w:r>
         <w:rPr>
-          <w:rStyle w:val="Rfrencelgre"/>
+          <w:rStyle w:val="SubtleReference"/>
           <w:lang w:val="fr-CA"/>
         </w:rPr>
         <w:tab/>
       </w:r>
       <w:r>
         <w:rPr>
-          <w:rStyle w:val="Rfrencelgre"/>
+          <w:rStyle w:val="SubtleReference"/>
           <w:lang w:val="fr-CA"/>
         </w:rPr>
         <w:tab/>
       </w:r>
       <w:r>
         <w:rPr>
-          <w:rStyle w:val="Rfrencelgre"/>
+          <w:rStyle w:val="SubtleReference"/>
           <w:lang w:val="fr-CA"/>
         </w:rPr>
         <w:tab/>
@@ -2315,7 +2721,7 @@
     </w:p>
     <w:p>
       <w:pPr>
-        <w:pStyle w:val="Titre1"/>
+        <w:pStyle w:val="Heading1"/>
       </w:pPr>
       <w:r>
         <w:t>1. Objectif du jour</w:t>
@@ -2323,7 +2729,7 @@
     </w:p>
     <w:p>
       <w:pPr>
-        <w:pStyle w:val="Listepuces"/>
+        <w:pStyle w:val="ListBullet"/>
         <w:spacing w:after="0"/>
         <w:rPr>
           <w:lang w:val="fr-CA"/>
@@ -2380,7 +2786,7 @@
     </w:p>
     <w:p>
       <w:pPr>
-        <w:pStyle w:val="Titre1"/>
+        <w:pStyle w:val="Heading1"/>
       </w:pPr>
       <w:r>
         <w:t>2. Réalisations</w:t>
@@ -2388,7 +2794,7 @@
     </w:p>
     <w:p>
       <w:pPr>
-        <w:pStyle w:val="Listepuces"/>
+        <w:pStyle w:val="ListBullet"/>
       </w:pPr>
       <w:r>
         <w:rPr>
@@ -2402,7 +2808,7 @@
     </w:p>
     <w:p>
       <w:pPr>
-        <w:pStyle w:val="Listepuces"/>
+        <w:pStyle w:val="ListBullet"/>
       </w:pPr>
       <w:r>
         <w:t>test_zivid_openvla.py : capture live + inférence ; sortie 7D (translation, rotation euler/quat, gripper).</w:t>
@@ -2410,7 +2816,7 @@
     </w:p>
     <w:p>
       <w:pPr>
-        <w:pStyle w:val="Listepuces"/>
+        <w:pStyle w:val="ListBullet"/>
         <w:spacing w:after="0"/>
         <w:rPr>
           <w:lang w:val="fr-CA"/>
@@ -2439,7 +2845,7 @@
     </w:p>
     <w:p>
       <w:pPr>
-        <w:pStyle w:val="Titre1"/>
+        <w:pStyle w:val="Heading1"/>
       </w:pPr>
       <w:r>
         <w:t>3. Prochaine étape</w:t>
@@ -2447,7 +2853,7 @@
     </w:p>
     <w:p>
       <w:pPr>
-        <w:pStyle w:val="Listepuces"/>
+        <w:pStyle w:val="ListBullet"/>
         <w:rPr>
           <w:lang w:val="fr-CA"/>
         </w:rPr>
@@ -2552,28 +2958,28 @@
       </w:pPr>
       <w:r>
         <w:rPr>
-          <w:rStyle w:val="Rfrencelgre"/>
+          <w:rStyle w:val="SubtleReference"/>
           <w:lang w:val="fr-CA"/>
         </w:rPr>
         <w:t>Jour 06 — Rapport final + démonstrateur</w:t>
       </w:r>
       <w:r>
         <w:rPr>
-          <w:rStyle w:val="Rfrencelgre"/>
+          <w:rStyle w:val="SubtleReference"/>
           <w:lang w:val="fr-CA"/>
         </w:rPr>
         <w:tab/>
       </w:r>
       <w:r>
         <w:rPr>
-          <w:rStyle w:val="Rfrencelgre"/>
+          <w:rStyle w:val="SubtleReference"/>
           <w:lang w:val="fr-CA"/>
         </w:rPr>
         <w:tab/>
       </w:r>
       <w:r>
         <w:rPr>
-          <w:rStyle w:val="Rfrencelgre"/>
+          <w:rStyle w:val="SubtleReference"/>
           <w:lang w:val="fr-CA"/>
         </w:rPr>
         <w:tab/>
@@ -2588,7 +2994,7 @@
     </w:p>
     <w:p>
       <w:pPr>
-        <w:pStyle w:val="Titre1"/>
+        <w:pStyle w:val="Heading1"/>
       </w:pPr>
       <w:r>
         <w:t>1. Objectif du jour</w:t>
@@ -2596,7 +3002,7 @@
     </w:p>
     <w:p>
       <w:pPr>
-        <w:pStyle w:val="Listepuces"/>
+        <w:pStyle w:val="ListBullet"/>
         <w:spacing w:after="0"/>
       </w:pPr>
       <w:r>
@@ -2605,7 +3011,7 @@
     </w:p>
     <w:p>
       <w:pPr>
-        <w:pStyle w:val="Titre1"/>
+        <w:pStyle w:val="Heading1"/>
       </w:pPr>
       <w:r>
         <w:t>2. Réalisations</w:t>
@@ -2613,7 +3019,7 @@
     </w:p>
     <w:p>
       <w:pPr>
-        <w:pStyle w:val="Listepuces"/>
+        <w:pStyle w:val="ListBullet"/>
         <w:rPr>
           <w:lang w:val="fr-CA"/>
         </w:rPr>
@@ -2627,7 +3033,7 @@
     </w:p>
     <w:p>
       <w:pPr>
-        <w:pStyle w:val="Listepuces"/>
+        <w:pStyle w:val="ListBullet"/>
       </w:pPr>
       <w:r>
         <w:t xml:space="preserve">23 </w:t>
@@ -2656,7 +3062,7 @@
     </w:p>
     <w:p>
       <w:pPr>
-        <w:pStyle w:val="Listepuces"/>
+        <w:pStyle w:val="ListBullet"/>
         <w:rPr>
           <w:lang w:val="fr-CA"/>
         </w:rPr>
@@ -2684,7 +3090,7 @@
     </w:p>
     <w:p>
       <w:pPr>
-        <w:pStyle w:val="Listepuces"/>
+        <w:pStyle w:val="ListBullet"/>
       </w:pPr>
       <w:r>
         <w:t>Arborescence scripts</w:t>
@@ -2703,12 +3109,36 @@
       </w:r>
       <w:proofErr w:type="spellEnd"/>
       <w:r>
-        <w:t>/, ur/*.script, integration/testUR_ZIVID/, openVLA_ZIVID/.</w:t>
-      </w:r>
-    </w:p>
-    <w:p>
-      <w:pPr>
-        <w:pStyle w:val="Titre1"/>
+        <w:t xml:space="preserve">/, </w:t>
+      </w:r>
+      <w:proofErr w:type="spellStart"/>
+      <w:r>
+        <w:t>ur</w:t>
+      </w:r>
+      <w:proofErr w:type="spellEnd"/>
+      <w:r>
+        <w:t>/*.script, integration/</w:t>
+      </w:r>
+      <w:proofErr w:type="spellStart"/>
+      <w:r>
+        <w:t>testUR_ZIVID</w:t>
+      </w:r>
+      <w:proofErr w:type="spellEnd"/>
+      <w:r>
+        <w:t xml:space="preserve">/, </w:t>
+      </w:r>
+      <w:proofErr w:type="spellStart"/>
+      <w:r>
+        <w:t>openVLA_ZIVID</w:t>
+      </w:r>
+      <w:proofErr w:type="spellEnd"/>
+      <w:r>
+        <w:t>/.</w:t>
+      </w:r>
+    </w:p>
+    <w:p>
+      <w:pPr>
+        <w:pStyle w:val="Heading1"/>
       </w:pPr>
       <w:r>
         <w:t>3. Prochaine étape</w:t>
@@ -2716,7 +3146,7 @@
     </w:p>
     <w:p>
       <w:pPr>
-        <w:pStyle w:val="Listepuces"/>
+        <w:pStyle w:val="ListBullet"/>
       </w:pPr>
       <w:r>
         <w:t>Détection 2D (YOLO / Grounding DINO) + projection (u,v)→(X,Y,Z).</w:t>
@@ -2729,7 +3159,7 @@
     </w:p>
     <w:p>
       <w:pPr>
-        <w:pStyle w:val="Citationintense"/>
+        <w:pStyle w:val="IntenseQuote"/>
         <w:rPr>
           <w:lang w:val="fr-CA"/>
         </w:rPr>
@@ -2744,7 +3174,7 @@
     </w:p>
     <w:p>
       <w:pPr>
-        <w:pStyle w:val="Titre1"/>
+        <w:pStyle w:val="Heading1"/>
       </w:pPr>
       <w:r>
         <w:t xml:space="preserve">Objectif de la </w:t>
@@ -2757,7 +3187,7 @@
     </w:p>
     <w:p>
       <w:pPr>
-        <w:pStyle w:val="Listepuces"/>
+        <w:pStyle w:val="ListBullet"/>
       </w:pPr>
       <w:r>
         <w:t>Perception 2D/3D, boucle adaptative OpenVLA, refactoring pipeline/, calibration eye-in-hand T_tcp_cam.npy.</w:t>
@@ -2769,6 +3199,7 @@
           <w:smallCaps/>
           <w:color w:val="C0504D" w:themeColor="accent2"/>
           <w:u w:val="single"/>
+          <w:lang w:val="fr-CA"/>
         </w:rPr>
       </w:pPr>
       <w:r>
@@ -2848,120 +3279,131 @@
       </w:r>
       <w:r>
         <w:rPr>
-          <w:rStyle w:val="Rfrencelgre"/>
-        </w:rPr>
-        <w:t>Jour 07 — YOLO, Grounding DINO, flux 3D</w:t>
-      </w:r>
-      <w:r>
-        <w:rPr>
-          <w:rStyle w:val="Rfrencelgre"/>
+          <w:rStyle w:val="SubtleReference"/>
+          <w:lang w:val="fr-CA"/>
+        </w:rPr>
+        <w:t xml:space="preserve">Jour 07 — YOLO, </w:t>
+      </w:r>
+      <w:proofErr w:type="spellStart"/>
+      <w:r>
+        <w:rPr>
+          <w:rStyle w:val="SubtleReference"/>
+          <w:lang w:val="fr-CA"/>
+        </w:rPr>
+        <w:t>Grounding</w:t>
+      </w:r>
+      <w:proofErr w:type="spellEnd"/>
+      <w:r>
+        <w:rPr>
+          <w:rStyle w:val="SubtleReference"/>
+          <w:lang w:val="fr-CA"/>
+        </w:rPr>
+        <w:t xml:space="preserve"> DINO, flux 3D</w:t>
+      </w:r>
+      <w:r>
+        <w:rPr>
+          <w:rStyle w:val="SubtleReference"/>
+          <w:lang w:val="fr-CA"/>
         </w:rPr>
         <w:tab/>
       </w:r>
       <w:r>
         <w:rPr>
-          <w:rStyle w:val="Rfrencelgre"/>
+          <w:rStyle w:val="SubtleReference"/>
+          <w:lang w:val="fr-CA"/>
         </w:rPr>
         <w:tab/>
       </w:r>
       <w:r>
         <w:rPr>
-          <w:rStyle w:val="Rfrencelgre"/>
+          <w:rStyle w:val="SubtleReference"/>
+          <w:lang w:val="fr-CA"/>
         </w:rPr>
         <w:tab/>
       </w:r>
+      <w:r>
+        <w:rPr>
+          <w:sz w:val="20"/>
+          <w:lang w:val="fr-CA"/>
+        </w:rPr>
+        <w:t>Date : 25 mai 2026 (lundi)</w:t>
+      </w:r>
+    </w:p>
+    <w:p>
+      <w:pPr>
+        <w:pStyle w:val="Heading1"/>
+        <w:rPr>
+          <w:lang w:val="fr-CA"/>
+        </w:rPr>
+      </w:pPr>
+      <w:r>
+        <w:rPr>
+          <w:lang w:val="fr-CA"/>
+        </w:rPr>
+        <w:t>1. Objectif du jour</w:t>
+      </w:r>
+    </w:p>
+    <w:p>
+      <w:pPr>
+        <w:pStyle w:val="ListBullet"/>
+        <w:spacing w:after="0"/>
+      </w:pPr>
+      <w:r>
+        <w:t>Comparer YOLOv8n (COCO) et Grounding DINO (</w:t>
+      </w:r>
       <w:proofErr w:type="gramStart"/>
       <w:r>
-        <w:rPr>
-          <w:sz w:val="20"/>
-          <w:lang w:val="fr-CA"/>
-        </w:rPr>
-        <w:t>Date :</w:t>
+        <w:t>open-vocab</w:t>
       </w:r>
       <w:proofErr w:type="gramEnd"/>
       <w:r>
-        <w:rPr>
-          <w:sz w:val="20"/>
-          <w:lang w:val="fr-CA"/>
-        </w:rPr>
-        <w:t xml:space="preserve"> 25 mai 2026 (lundi)</w:t>
-      </w:r>
-    </w:p>
-    <w:p>
-      <w:pPr>
-        <w:pStyle w:val="Titre1"/>
-        <w:rPr>
-          <w:lang w:val="fr-CA"/>
-        </w:rPr>
-      </w:pPr>
-      <w:r>
-        <w:rPr>
-          <w:lang w:val="fr-CA"/>
-        </w:rPr>
-        <w:t>1. Objectif du jour</w:t>
-      </w:r>
-    </w:p>
-    <w:p>
-      <w:pPr>
-        <w:pStyle w:val="Listepuces"/>
+        <w:t>) avec projection Zivid.</w:t>
+      </w:r>
+    </w:p>
+    <w:p>
+      <w:pPr>
+        <w:pStyle w:val="Heading1"/>
+      </w:pPr>
+      <w:r>
+        <w:t>2. Réalisations</w:t>
+      </w:r>
+    </w:p>
+    <w:p>
+      <w:pPr>
+        <w:pStyle w:val="ListBullet"/>
+      </w:pPr>
+      <w:r>
+        <w:t>Pipeline : Zivid RGB + point cloud → bbox (u,v) → (X,Y,Z) caméra → prompt → predict_action → RTDE.</w:t>
+      </w:r>
+    </w:p>
+    <w:p>
+      <w:pPr>
+        <w:pStyle w:val="ListBullet"/>
+      </w:pPr>
+      <w:r>
+        <w:t>YOLOv8n (yolov8n.pt) : label COCO + XYZ injectés dans le prompt (« pick up the {label} at X=… »).</w:t>
+      </w:r>
+    </w:p>
+    <w:p>
+      <w:pPr>
+        <w:pStyle w:val="ListBullet"/>
+      </w:pPr>
+      <w:r>
+        <w:t>Grounding DINO (IDEA-Research/grounding-dino-base) : requête texte libre, XYZ pour contrôleur robot.</w:t>
+      </w:r>
+    </w:p>
+    <w:p>
+      <w:pPr>
+        <w:pStyle w:val="ListBullet"/>
         <w:spacing w:after="0"/>
       </w:pPr>
       <w:r>
-        <w:t>Comparer YOLOv8n (COCO) et Grounding DINO (</w:t>
-      </w:r>
-      <w:proofErr w:type="gramStart"/>
-      <w:r>
-        <w:t>open-vocab</w:t>
-      </w:r>
-      <w:proofErr w:type="gramEnd"/>
-      <w:r>
-        <w:t>) avec projection Zivid.</w:t>
-      </w:r>
-    </w:p>
-    <w:p>
-      <w:pPr>
-        <w:pStyle w:val="Titre1"/>
-      </w:pPr>
-      <w:r>
-        <w:t>2. Réalisations</w:t>
-      </w:r>
-    </w:p>
-    <w:p>
-      <w:pPr>
-        <w:pStyle w:val="Listepuces"/>
-      </w:pPr>
-      <w:r>
-        <w:t>Pipeline : Zivid RGB + point cloud → bbox (u,v) → (X,Y,Z) caméra → prompt → predict_action → RTDE.</w:t>
-      </w:r>
-    </w:p>
-    <w:p>
-      <w:pPr>
-        <w:pStyle w:val="Listepuces"/>
-      </w:pPr>
-      <w:r>
-        <w:t>YOLOv8n (yolov8n.pt) : label COCO + XYZ injectés dans le prompt (« pick up the {label} at X=… »).</w:t>
-      </w:r>
-    </w:p>
-    <w:p>
-      <w:pPr>
-        <w:pStyle w:val="Listepuces"/>
-      </w:pPr>
-      <w:r>
-        <w:t>Grounding DINO (IDEA-Research/grounding-dino-base) : requête texte libre, XYZ pour contrôleur robot.</w:t>
-      </w:r>
-    </w:p>
-    <w:p>
-      <w:pPr>
-        <w:pStyle w:val="Listepuces"/>
-        <w:spacing w:after="0"/>
-      </w:pPr>
-      <w:r>
         <w:t>Scripts : zivid_yolo_openvla.py, test_zivid_groundingDino.py, returnAllPositions.py.</w:t>
       </w:r>
     </w:p>
     <w:p>
       <w:pPr>
-        <w:pStyle w:val="Titre1"/>
+        <w:pStyle w:val="Heading1"/>
       </w:pPr>
       <w:r>
         <w:t>3. Prochaine étape</w:t>
@@ -2969,7 +3411,7 @@
     </w:p>
     <w:p>
       <w:pPr>
-        <w:pStyle w:val="Listepuces"/>
+        <w:pStyle w:val="ListBullet"/>
         <w:spacing w:after="0" w:line="240" w:lineRule="auto"/>
         <w:rPr>
           <w:lang w:val="fr-CA"/>
@@ -3090,7 +3532,7 @@
       </w:pPr>
       <w:r>
         <w:rPr>
-          <w:rStyle w:val="Rfrencelgre"/>
+          <w:rStyle w:val="SubtleReference"/>
           <w:lang w:val="fr-CA"/>
         </w:rPr>
         <w:t xml:space="preserve">Jour 08 — Boucle continue </w:t>
@@ -3098,7 +3540,7 @@
       <w:proofErr w:type="spellStart"/>
       <w:r>
         <w:rPr>
-          <w:rStyle w:val="Rfrencelgre"/>
+          <w:rStyle w:val="SubtleReference"/>
           <w:lang w:val="fr-CA"/>
         </w:rPr>
         <w:t>OpenVLA</w:t>
@@ -3106,21 +3548,21 @@
       <w:proofErr w:type="spellEnd"/>
       <w:r>
         <w:rPr>
-          <w:rStyle w:val="Rfrencelgre"/>
+          <w:rStyle w:val="SubtleReference"/>
           <w:lang w:val="fr-CA"/>
         </w:rPr>
         <w:t xml:space="preserve"> adaptatif</w:t>
       </w:r>
       <w:r>
         <w:rPr>
-          <w:rStyle w:val="Rfrencelgre"/>
+          <w:rStyle w:val="SubtleReference"/>
           <w:lang w:val="fr-CA"/>
         </w:rPr>
         <w:tab/>
       </w:r>
       <w:r>
         <w:rPr>
-          <w:rStyle w:val="Rfrencelgre"/>
+          <w:rStyle w:val="SubtleReference"/>
           <w:lang w:val="fr-CA"/>
         </w:rPr>
         <w:tab/>
@@ -3135,7 +3577,7 @@
     </w:p>
     <w:p>
       <w:pPr>
-        <w:pStyle w:val="Titre1"/>
+        <w:pStyle w:val="Heading1"/>
       </w:pPr>
       <w:r>
         <w:t>1. Objectif du jour</w:t>
@@ -3143,7 +3585,7 @@
     </w:p>
     <w:p>
       <w:pPr>
-        <w:pStyle w:val="Listepuces"/>
+        <w:pStyle w:val="ListBullet"/>
         <w:spacing w:after="0" w:line="240" w:lineRule="auto"/>
         <w:rPr>
           <w:lang w:val="fr-CA"/>
@@ -3186,7 +3628,7 @@
     </w:p>
     <w:p>
       <w:pPr>
-        <w:pStyle w:val="Titre1"/>
+        <w:pStyle w:val="Heading1"/>
       </w:pPr>
       <w:r>
         <w:t>2. Réalisations</w:t>
@@ -3194,7 +3636,7 @@
     </w:p>
     <w:p>
       <w:pPr>
-        <w:pStyle w:val="Listepuces"/>
+        <w:pStyle w:val="ListBullet"/>
       </w:pPr>
       <w:r>
         <w:t>demo_adaptatif_openvla.py : DINO + boucle UR ; demo_adaptatif_openvla_print_value.py : logs sans robot.</w:t>
@@ -3202,7 +3644,7 @@
     </w:p>
     <w:p>
       <w:pPr>
-        <w:pStyle w:val="Listepuces"/>
+        <w:pStyle w:val="ListBullet"/>
         <w:rPr>
           <w:lang w:val="fr-CA"/>
         </w:rPr>
@@ -3244,7 +3686,7 @@
     </w:p>
     <w:p>
       <w:pPr>
-        <w:pStyle w:val="Listepuces"/>
+        <w:pStyle w:val="ListBullet"/>
         <w:rPr>
           <w:lang w:val="fr-CA"/>
         </w:rPr>
@@ -3258,7 +3700,7 @@
     </w:p>
     <w:p>
       <w:pPr>
-        <w:pStyle w:val="Titre1"/>
+        <w:pStyle w:val="Heading1"/>
       </w:pPr>
       <w:r>
         <w:t>3. Prochaine étape</w:t>
@@ -3266,7 +3708,7 @@
     </w:p>
     <w:p>
       <w:pPr>
-        <w:pStyle w:val="Listepuces"/>
+        <w:pStyle w:val="ListBullet"/>
         <w:rPr>
           <w:lang w:val="fr-CA"/>
         </w:rPr>
@@ -3380,28 +3822,28 @@
       </w:r>
       <w:r>
         <w:rPr>
-          <w:rStyle w:val="Rfrencelgre"/>
+          <w:rStyle w:val="SubtleReference"/>
           <w:lang w:val="fr-CA"/>
         </w:rPr>
         <w:t xml:space="preserve"> </w:t>
       </w:r>
       <w:r>
         <w:rPr>
-          <w:rStyle w:val="Rfrencelgre"/>
+          <w:rStyle w:val="SubtleReference"/>
           <w:lang w:val="fr-CA"/>
         </w:rPr>
         <w:t>Jour 09 — Tests et interprétation</w:t>
       </w:r>
       <w:r>
         <w:rPr>
-          <w:rStyle w:val="Rfrencelgre"/>
+          <w:rStyle w:val="SubtleReference"/>
           <w:lang w:val="fr-CA"/>
         </w:rPr>
         <w:tab/>
       </w:r>
       <w:r>
         <w:rPr>
-          <w:rStyle w:val="Rfrencelgre"/>
+          <w:rStyle w:val="SubtleReference"/>
           <w:lang w:val="fr-CA"/>
         </w:rPr>
         <w:tab/>
@@ -3416,7 +3858,7 @@
     </w:p>
     <w:p>
       <w:pPr>
-        <w:pStyle w:val="Titre1"/>
+        <w:pStyle w:val="Heading1"/>
       </w:pPr>
       <w:r>
         <w:t>1. Objectif du jour</w:t>
@@ -3424,7 +3866,7 @@
     </w:p>
     <w:p>
       <w:pPr>
-        <w:pStyle w:val="Listepuces"/>
+        <w:pStyle w:val="ListBullet"/>
         <w:spacing w:after="0" w:line="240" w:lineRule="auto"/>
         <w:rPr>
           <w:lang w:val="fr-CA"/>
@@ -3439,7 +3881,7 @@
     </w:p>
     <w:p>
       <w:pPr>
-        <w:pStyle w:val="Titre1"/>
+        <w:pStyle w:val="Heading1"/>
       </w:pPr>
       <w:r>
         <w:t>2. Réalisations</w:t>
@@ -3447,7 +3889,7 @@
     </w:p>
     <w:p>
       <w:pPr>
-        <w:pStyle w:val="Listepuces"/>
+        <w:pStyle w:val="ListBullet"/>
         <w:rPr>
           <w:lang w:val="fr-CA"/>
         </w:rPr>
@@ -3517,7 +3959,7 @@
     </w:p>
     <w:p>
       <w:pPr>
-        <w:pStyle w:val="Listepuces"/>
+        <w:pStyle w:val="ListBullet"/>
         <w:rPr>
           <w:lang w:val="fr-CA"/>
         </w:rPr>
@@ -3545,7 +3987,7 @@
     </w:p>
     <w:p>
       <w:pPr>
-        <w:pStyle w:val="Listepuces"/>
+        <w:pStyle w:val="ListBullet"/>
         <w:spacing w:after="0" w:line="240" w:lineRule="auto"/>
         <w:rPr>
           <w:lang w:val="fr-CA"/>
@@ -3560,7 +4002,7 @@
     </w:p>
     <w:p>
       <w:pPr>
-        <w:pStyle w:val="Titre1"/>
+        <w:pStyle w:val="Heading1"/>
       </w:pPr>
       <w:r>
         <w:t>3. Prochaine étape</w:t>
@@ -3568,7 +4010,7 @@
     </w:p>
     <w:p>
       <w:pPr>
-        <w:pStyle w:val="Listepuces"/>
+        <w:pStyle w:val="ListBullet"/>
         <w:spacing w:after="0"/>
         <w:rPr>
           <w:lang w:val="fr-CA"/>
@@ -3588,6 +4030,81 @@
           <w:lang w:val="fr-CA"/>
         </w:rPr>
       </w:pPr>
+      <w:r>
+        <w:rPr>
+          <w:noProof/>
+        </w:rPr>
+        <w:drawing>
+          <wp:anchor distT="0" distB="0" distL="114300" distR="114300" simplePos="0" relativeHeight="251679744" behindDoc="1" locked="0" layoutInCell="1" allowOverlap="1" wp14:anchorId="234858BA" wp14:editId="298094A3">
+            <wp:simplePos x="0" y="0"/>
+            <wp:positionH relativeFrom="column">
+              <wp:posOffset>0</wp:posOffset>
+            </wp:positionH>
+            <wp:positionV relativeFrom="paragraph">
+              <wp:posOffset>162560</wp:posOffset>
+            </wp:positionV>
+            <wp:extent cx="224790" cy="224790"/>
+            <wp:effectExtent l="0" t="0" r="3810" b="3810"/>
+            <wp:wrapTight wrapText="bothSides">
+              <wp:wrapPolygon edited="0">
+                <wp:start x="0" y="0"/>
+                <wp:lineTo x="0" y="20136"/>
+                <wp:lineTo x="20136" y="20136"/>
+                <wp:lineTo x="20136" y="0"/>
+                <wp:lineTo x="0" y="0"/>
+              </wp:wrapPolygon>
+            </wp:wrapTight>
+            <wp:docPr id="922728093" name="Image 1" descr="Calendrier Icône Logo 2023 Date Heure PNG , Dessin De Calendrier, Dessin De  Logo, Croquis De Calendrier PNG et vecteur pour téléchargement gratuit"/>
+            <wp:cNvGraphicFramePr>
+              <a:graphicFrameLocks xmlns:a="http://schemas.openxmlformats.org/drawingml/2006/main" noChangeAspect="1"/>
+            </wp:cNvGraphicFramePr>
+            <a:graphic xmlns:a="http://schemas.openxmlformats.org/drawingml/2006/main">
+              <a:graphicData uri="http://schemas.openxmlformats.org/drawingml/2006/picture">
+                <pic:pic xmlns:pic="http://schemas.openxmlformats.org/drawingml/2006/picture">
+                  <pic:nvPicPr>
+                    <pic:cNvPr id="0" name="Picture 1" descr="Calendrier Icône Logo 2023 Date Heure PNG , Dessin De Calendrier, Dessin De  Logo, Croquis De Calendrier PNG et vecteur pour téléchargement gratuit"/>
+                    <pic:cNvPicPr>
+                      <a:picLocks noChangeAspect="1" noChangeArrowheads="1"/>
+                    </pic:cNvPicPr>
+                  </pic:nvPicPr>
+                  <pic:blipFill>
+                    <a:blip r:embed="rId9">
+                      <a:extLst>
+                        <a:ext uri="{28A0092B-C50C-407E-A947-70E740481C1C}">
+                          <a14:useLocalDpi xmlns:a14="http://schemas.microsoft.com/office/drawing/2010/main" val="0"/>
+                        </a:ext>
+                      </a:extLst>
+                    </a:blip>
+                    <a:srcRect/>
+                    <a:stretch>
+                      <a:fillRect/>
+                    </a:stretch>
+                  </pic:blipFill>
+                  <pic:spPr bwMode="auto">
+                    <a:xfrm>
+                      <a:off x="0" y="0"/>
+                      <a:ext cx="224790" cy="224790"/>
+                    </a:xfrm>
+                    <a:prstGeom prst="rect">
+                      <a:avLst/>
+                    </a:prstGeom>
+                    <a:noFill/>
+                    <a:ln>
+                      <a:noFill/>
+                    </a:ln>
+                  </pic:spPr>
+                </pic:pic>
+              </a:graphicData>
+            </a:graphic>
+            <wp14:sizeRelH relativeFrom="page">
+              <wp14:pctWidth>0</wp14:pctWidth>
+            </wp14:sizeRelH>
+            <wp14:sizeRelV relativeFrom="page">
+              <wp14:pctHeight>0</wp14:pctHeight>
+            </wp14:sizeRelV>
+          </wp:anchor>
+        </w:drawing>
+      </w:r>
     </w:p>
     <w:p>
       <w:pPr>
@@ -3601,7 +4118,7 @@
       </w:pPr>
       <w:r>
         <w:rPr>
-          <w:rStyle w:val="Rfrencelgre"/>
+          <w:rStyle w:val="SubtleReference"/>
           <w:lang w:val="fr-CA"/>
         </w:rPr>
         <w:t xml:space="preserve">Jour 10 — </w:t>
@@ -3609,7 +4126,7 @@
       <w:proofErr w:type="spellStart"/>
       <w:r>
         <w:rPr>
-          <w:rStyle w:val="Rfrencelgre"/>
+          <w:rStyle w:val="SubtleReference"/>
           <w:lang w:val="fr-CA"/>
         </w:rPr>
         <w:t>Refactoring</w:t>
@@ -3617,31 +4134,31 @@
       <w:proofErr w:type="spellEnd"/>
       <w:r>
         <w:rPr>
-          <w:rStyle w:val="Rfrencelgre"/>
+          <w:rStyle w:val="SubtleReference"/>
           <w:lang w:val="fr-CA"/>
         </w:rPr>
         <w:t xml:space="preserve"> pipeline</w:t>
       </w:r>
       <w:r>
         <w:rPr>
-          <w:rStyle w:val="Rfrencelgre"/>
+          <w:rStyle w:val="SubtleReference"/>
           <w:lang w:val="fr-CA"/>
         </w:rPr>
         <w:t xml:space="preserve"> en classes /modules</w:t>
       </w:r>
       <w:r>
         <w:rPr>
-          <w:rStyle w:val="Rfrencelgre"/>
+          <w:rStyle w:val="SubtleReference"/>
           <w:lang w:val="fr-CA"/>
         </w:rPr>
         <w:tab/>
       </w:r>
       <w:r>
         <w:rPr>
-          <w:rStyle w:val="Rfrencelgre"/>
-          <w:lang w:val="fr-CA"/>
-        </w:rPr>
-        <w:tab/>
+          <w:rStyle w:val="SubtleReference"/>
+          <w:lang w:val="fr-CA"/>
+        </w:rPr>
+        <w:t xml:space="preserve"> </w:t>
       </w:r>
       <w:r>
         <w:rPr>
@@ -3653,7 +4170,7 @@
     </w:p>
     <w:p>
       <w:pPr>
-        <w:pStyle w:val="Titre1"/>
+        <w:pStyle w:val="Heading1"/>
       </w:pPr>
       <w:r>
         <w:t>1. Objectif du jour</w:t>
@@ -3661,7 +4178,7 @@
     </w:p>
     <w:p>
       <w:pPr>
-        <w:pStyle w:val="Listepuces"/>
+        <w:pStyle w:val="ListBullet"/>
         <w:spacing w:after="0" w:line="240" w:lineRule="auto"/>
         <w:rPr>
           <w:lang w:val="fr-CA"/>
@@ -3690,7 +4207,7 @@
     </w:p>
     <w:p>
       <w:pPr>
-        <w:pStyle w:val="Titre1"/>
+        <w:pStyle w:val="Heading1"/>
       </w:pPr>
       <w:r>
         <w:t xml:space="preserve">2. </w:t>
@@ -3703,7 +4220,7 @@
     </w:p>
     <w:p>
       <w:pPr>
-        <w:pStyle w:val="Listepuces"/>
+        <w:pStyle w:val="ListBullet"/>
       </w:pPr>
       <w:r>
         <w:t>pipeline</w:t>
@@ -3714,10 +4231,18 @@
       </w:r>
       <w:proofErr w:type="gramEnd"/>
       <w:r>
-        <w:t xml:space="preserve"> config.py (SAFE_MODE, SCALE, Z_MIN/Z_MAX), zivid_capture, dino_detector (scale_u/v, clip indices), </w:t>
+        <w:t xml:space="preserve"> config.py (SAFE_MODE, SCALE, Z_MIN/Z_MAX), zivid_capture, dino_detector (</w:t>
       </w:r>
       <w:proofErr w:type="spellStart"/>
       <w:r>
+        <w:t>scale_u</w:t>
+      </w:r>
+      <w:proofErr w:type="spellEnd"/>
+      <w:r>
+        <w:t xml:space="preserve">/v, clip indices), </w:t>
+      </w:r>
+      <w:proofErr w:type="spellStart"/>
+      <w:r>
         <w:t>ur_controller</w:t>
       </w:r>
       <w:proofErr w:type="spellEnd"/>
@@ -3743,7 +4268,7 @@
     </w:p>
     <w:p>
       <w:pPr>
-        <w:pStyle w:val="Listepuces"/>
+        <w:pStyle w:val="ListBullet"/>
       </w:pPr>
       <w:r>
         <w:t xml:space="preserve">main_real.py / </w:t>
@@ -3759,7 +4284,7 @@
     </w:p>
     <w:p>
       <w:pPr>
-        <w:pStyle w:val="Listepuces"/>
+        <w:pStyle w:val="ListBullet"/>
         <w:spacing w:after="0" w:line="240" w:lineRule="auto"/>
         <w:rPr>
           <w:lang w:val="fr-CA"/>
@@ -3796,7 +4321,7 @@
     </w:p>
     <w:p>
       <w:pPr>
-        <w:pStyle w:val="Titre1"/>
+        <w:pStyle w:val="Heading1"/>
       </w:pPr>
       <w:r>
         <w:t>3. Prochaine étape</w:t>
@@ -3804,7 +4329,7 @@
     </w:p>
     <w:p>
       <w:pPr>
-        <w:pStyle w:val="Listepuces"/>
+        <w:pStyle w:val="ListBullet"/>
         <w:spacing w:after="0" w:line="240" w:lineRule="auto"/>
         <w:rPr>
           <w:lang w:val="fr-CA"/>
@@ -3942,14 +4467,14 @@
       </w:pPr>
       <w:r>
         <w:rPr>
-          <w:rStyle w:val="Rfrencelgre"/>
+          <w:rStyle w:val="SubtleReference"/>
           <w:lang w:val="fr-CA"/>
         </w:rPr>
         <w:t>Jour 11 — Calibration main-œil + rapport hebdo</w:t>
       </w:r>
       <w:r>
         <w:rPr>
-          <w:rStyle w:val="Rfrencelgre"/>
+          <w:rStyle w:val="SubtleReference"/>
           <w:lang w:val="fr-CA"/>
         </w:rPr>
         <w:tab/>
@@ -3964,7 +4489,7 @@
     </w:p>
     <w:p>
       <w:pPr>
-        <w:pStyle w:val="Titre1"/>
+        <w:pStyle w:val="Heading1"/>
         <w:rPr>
           <w:lang w:val="fr-CA"/>
         </w:rPr>
@@ -3978,7 +4503,7 @@
     </w:p>
     <w:p>
       <w:pPr>
-        <w:pStyle w:val="Listepuces"/>
+        <w:pStyle w:val="ListBullet"/>
         <w:spacing w:after="0" w:line="240" w:lineRule="auto"/>
         <w:rPr>
           <w:lang w:val="fr-CA"/>
@@ -4021,7 +4546,7 @@
     </w:p>
     <w:p>
       <w:pPr>
-        <w:pStyle w:val="Titre1"/>
+        <w:pStyle w:val="Heading1"/>
       </w:pPr>
       <w:r>
         <w:lastRenderedPageBreak/>
@@ -4030,7 +4555,7 @@
     </w:p>
     <w:p>
       <w:pPr>
-        <w:pStyle w:val="Listepuces"/>
+        <w:pStyle w:val="ListBullet"/>
       </w:pPr>
       <w:r>
         <w:t>calibrer_robot.py : poses variées (inclinaison RX/RY ±15–25°, Z 40–60 cm, rotation RZ), detect_feature_points, calibrate_eye_in_hand.</w:t>
@@ -4038,7 +4563,7 @@
     </w:p>
     <w:p>
       <w:pPr>
-        <w:pStyle w:val="Listepuces"/>
+        <w:pStyle w:val="ListBullet"/>
       </w:pPr>
       <w:r>
         <w:t>calibration.py : load_calibration(), cam_to_robot(), compute_distance_tcp_to_object().</w:t>
@@ -4046,7 +4571,7 @@
     </w:p>
     <w:p>
       <w:pPr>
-        <w:pStyle w:val="Listepuces"/>
+        <w:pStyle w:val="ListBullet"/>
         <w:rPr>
           <w:lang w:val="fr-CA"/>
         </w:rPr>
@@ -4088,7 +4613,7 @@
     </w:p>
     <w:p>
       <w:pPr>
-        <w:pStyle w:val="Titre1"/>
+        <w:pStyle w:val="Heading1"/>
       </w:pPr>
       <w:r>
         <w:t>3. Prochaine étape</w:t>
@@ -4096,7 +4621,7 @@
     </w:p>
     <w:p>
       <w:pPr>
-        <w:pStyle w:val="Listepuces"/>
+        <w:pStyle w:val="ListBullet"/>
         <w:rPr>
           <w:lang w:val="fr-CA"/>
         </w:rPr>
@@ -4118,47 +4643,284 @@
         <w:rPr>
           <w:lang w:val="fr-CA"/>
         </w:rPr>
-        <w:br w:type="page"/>
-      </w:r>
-    </w:p>
-    <w:p>
-      <w:pPr/>
-      <w:r>
         <w:t>Semaine 4 — lundi 2 au vendredi 5 juin 2026 | Jours 12–14</w:t>
       </w:r>
     </w:p>
     <w:p>
       <w:pPr>
-        <w:pStyle w:val="Titre1"/>
-      </w:pPr>
-      <w:r>
-        <w:t>Objectif de la semaine</w:t>
-      </w:r>
-    </w:p>
-    <w:p>
-      <w:pPr>
-        <w:pStyle w:val="Listepuces"/>
-      </w:pPr>
-      <w:r>
-        <w:t>Finaliser la calibration (T_base_cam.npy), valider la chaîne réelle Zivid → Grounding DINO → OpenVLA → UR16e et documenter les résultats.</w:t>
-      </w:r>
-    </w:p>
-    <w:p/>
-    <w:p>
-      <w:pPr/>
-      <w:r>
+        <w:pStyle w:val="Heading1"/>
+      </w:pPr>
+      <w:r>
+        <w:t xml:space="preserve">Objectif de la </w:t>
+      </w:r>
+      <w:proofErr w:type="spellStart"/>
+      <w:r>
+        <w:t>semaine</w:t>
+      </w:r>
+      <w:proofErr w:type="spellEnd"/>
+    </w:p>
+    <w:p>
+      <w:pPr>
+        <w:pStyle w:val="ListBullet"/>
+        <w:rPr>
+          <w:lang w:val="fr-CA"/>
+        </w:rPr>
+      </w:pPr>
+      <w:r>
+        <w:rPr>
+          <w:lang w:val="fr-CA"/>
+        </w:rPr>
+        <w:t>Finaliser la calibration (</w:t>
+      </w:r>
+      <w:proofErr w:type="spellStart"/>
+      <w:r>
+        <w:rPr>
+          <w:lang w:val="fr-CA"/>
+        </w:rPr>
+        <w:t>T_base_cam.npy</w:t>
+      </w:r>
+      <w:proofErr w:type="spellEnd"/>
+      <w:r>
+        <w:rPr>
+          <w:lang w:val="fr-CA"/>
+        </w:rPr>
+        <w:t xml:space="preserve">), valider la chaîne réelle </w:t>
+      </w:r>
+      <w:proofErr w:type="spellStart"/>
+      <w:r>
+        <w:rPr>
+          <w:lang w:val="fr-CA"/>
+        </w:rPr>
+        <w:t>Zivid</w:t>
+      </w:r>
+      <w:proofErr w:type="spellEnd"/>
+      <w:r>
+        <w:rPr>
+          <w:lang w:val="fr-CA"/>
+        </w:rPr>
+        <w:t xml:space="preserve"> → </w:t>
+      </w:r>
+      <w:proofErr w:type="spellStart"/>
+      <w:r>
+        <w:rPr>
+          <w:lang w:val="fr-CA"/>
+        </w:rPr>
+        <w:t>Grounding</w:t>
+      </w:r>
+      <w:proofErr w:type="spellEnd"/>
+      <w:r>
+        <w:rPr>
+          <w:lang w:val="fr-CA"/>
+        </w:rPr>
+        <w:t xml:space="preserve"> DINO → </w:t>
+      </w:r>
+      <w:proofErr w:type="spellStart"/>
+      <w:r>
+        <w:rPr>
+          <w:lang w:val="fr-CA"/>
+        </w:rPr>
+        <w:t>OpenVLA</w:t>
+      </w:r>
+      <w:proofErr w:type="spellEnd"/>
+      <w:r>
+        <w:rPr>
+          <w:lang w:val="fr-CA"/>
+        </w:rPr>
+        <w:t xml:space="preserve"> → UR16e et documenter les résultats.</w:t>
+      </w:r>
+    </w:p>
+    <w:p>
+      <w:pPr>
+        <w:pStyle w:val="ListBullet"/>
+        <w:numPr>
+          <w:ilvl w:val="0"/>
+          <w:numId w:val="0"/>
+        </w:numPr>
+        <w:ind w:left="360"/>
+        <w:rPr>
+          <w:lang w:val="fr-CA"/>
+        </w:rPr>
+      </w:pPr>
+    </w:p>
+    <w:p>
+      <w:pPr>
+        <w:pStyle w:val="IntenseQuote"/>
+        <w:rPr>
+          <w:lang w:val="fr-CA"/>
+        </w:rPr>
+      </w:pPr>
+      <w:r>
+        <w:rPr>
+          <w:noProof/>
+        </w:rPr>
+        <w:drawing>
+          <wp:anchor distT="0" distB="0" distL="114300" distR="114300" simplePos="0" relativeHeight="251681792" behindDoc="1" locked="0" layoutInCell="1" allowOverlap="1" wp14:anchorId="732DD629" wp14:editId="3CA26F2A">
+            <wp:simplePos x="0" y="0"/>
+            <wp:positionH relativeFrom="column">
+              <wp:posOffset>-222885</wp:posOffset>
+            </wp:positionH>
+            <wp:positionV relativeFrom="paragraph">
+              <wp:posOffset>414655</wp:posOffset>
+            </wp:positionV>
+            <wp:extent cx="224790" cy="224790"/>
+            <wp:effectExtent l="0" t="0" r="3810" b="3810"/>
+            <wp:wrapTight wrapText="bothSides">
+              <wp:wrapPolygon edited="0">
+                <wp:start x="0" y="0"/>
+                <wp:lineTo x="0" y="20746"/>
+                <wp:lineTo x="20746" y="20746"/>
+                <wp:lineTo x="20746" y="0"/>
+                <wp:lineTo x="0" y="0"/>
+              </wp:wrapPolygon>
+            </wp:wrapTight>
+            <wp:docPr id="2029951502" name="Image 1" descr="Calendrier Icône Logo 2023 Date Heure PNG , Dessin De Calendrier, Dessin De  Logo, Croquis De Calendrier PNG et vecteur pour téléchargement gratuit"/>
+            <wp:cNvGraphicFramePr>
+              <a:graphicFrameLocks xmlns:a="http://schemas.openxmlformats.org/drawingml/2006/main" noChangeAspect="1"/>
+            </wp:cNvGraphicFramePr>
+            <a:graphic xmlns:a="http://schemas.openxmlformats.org/drawingml/2006/main">
+              <a:graphicData uri="http://schemas.openxmlformats.org/drawingml/2006/picture">
+                <pic:pic xmlns:pic="http://schemas.openxmlformats.org/drawingml/2006/picture">
+                  <pic:nvPicPr>
+                    <pic:cNvPr id="0" name="Picture 1" descr="Calendrier Icône Logo 2023 Date Heure PNG , Dessin De Calendrier, Dessin De  Logo, Croquis De Calendrier PNG et vecteur pour téléchargement gratuit"/>
+                    <pic:cNvPicPr>
+                      <a:picLocks noChangeAspect="1" noChangeArrowheads="1"/>
+                    </pic:cNvPicPr>
+                  </pic:nvPicPr>
+                  <pic:blipFill>
+                    <a:blip r:embed="rId9">
+                      <a:extLst>
+                        <a:ext uri="{28A0092B-C50C-407E-A947-70E740481C1C}">
+                          <a14:useLocalDpi xmlns:a14="http://schemas.microsoft.com/office/drawing/2010/main" val="0"/>
+                        </a:ext>
+                      </a:extLst>
+                    </a:blip>
+                    <a:srcRect/>
+                    <a:stretch>
+                      <a:fillRect/>
+                    </a:stretch>
+                  </pic:blipFill>
+                  <pic:spPr bwMode="auto">
+                    <a:xfrm>
+                      <a:off x="0" y="0"/>
+                      <a:ext cx="224790" cy="224790"/>
+                    </a:xfrm>
+                    <a:prstGeom prst="rect">
+                      <a:avLst/>
+                    </a:prstGeom>
+                    <a:noFill/>
+                    <a:ln>
+                      <a:noFill/>
+                    </a:ln>
+                  </pic:spPr>
+                </pic:pic>
+              </a:graphicData>
+            </a:graphic>
+            <wp14:sizeRelH relativeFrom="page">
+              <wp14:pctWidth>0</wp14:pctWidth>
+            </wp14:sizeRelH>
+            <wp14:sizeRelV relativeFrom="page">
+              <wp14:pctHeight>0</wp14:pctHeight>
+            </wp14:sizeRelV>
+          </wp:anchor>
+        </w:drawing>
+      </w:r>
+      <w:r>
+        <w:rPr>
+          <w:lang w:val="fr-CA"/>
+        </w:rPr>
+        <w:t xml:space="preserve">Semaine </w:t>
+      </w:r>
+      <w:r>
+        <w:rPr>
+          <w:lang w:val="fr-CA"/>
+        </w:rPr>
+        <w:t>4</w:t>
+      </w:r>
+      <w:r>
+        <w:rPr>
+          <w:lang w:val="fr-CA"/>
+        </w:rPr>
+        <w:t xml:space="preserve"> — lundi </w:t>
+      </w:r>
+      <w:r>
+        <w:rPr>
+          <w:lang w:val="fr-CA"/>
+        </w:rPr>
+        <w:t>02</w:t>
+      </w:r>
+      <w:r>
+        <w:rPr>
+          <w:lang w:val="fr-CA"/>
+        </w:rPr>
+        <w:t xml:space="preserve"> au vendredi </w:t>
+      </w:r>
+      <w:r>
+        <w:rPr>
+          <w:lang w:val="fr-CA"/>
+        </w:rPr>
+        <w:t>05</w:t>
+      </w:r>
+      <w:r>
+        <w:rPr>
+          <w:lang w:val="fr-CA"/>
+        </w:rPr>
+        <w:t xml:space="preserve"> </w:t>
+      </w:r>
+      <w:r>
+        <w:rPr>
+          <w:lang w:val="fr-CA"/>
+        </w:rPr>
+        <w:t>juin</w:t>
+      </w:r>
+      <w:r>
+        <w:rPr>
+          <w:lang w:val="fr-CA"/>
+        </w:rPr>
+        <w:t xml:space="preserve"> 2026 | Jours </w:t>
+      </w:r>
+      <w:r>
+        <w:rPr>
+          <w:lang w:val="fr-CA"/>
+        </w:rPr>
+        <w:t>12</w:t>
+      </w:r>
+      <w:r>
+        <w:rPr>
+          <w:lang w:val="fr-CA"/>
+        </w:rPr>
+        <w:t>–1</w:t>
+      </w:r>
+      <w:r>
+        <w:rPr>
+          <w:lang w:val="fr-CA"/>
+        </w:rPr>
+        <w:t>4</w:t>
+      </w:r>
+    </w:p>
+    <w:p>
+      <w:pPr>
+        <w:rPr>
+          <w:lang w:val="fr-CA"/>
+        </w:rPr>
+      </w:pPr>
+      <w:r>
+        <w:rPr>
+          <w:rStyle w:val="SubtleReference"/>
+          <w:lang w:val="fr-CA"/>
+        </w:rPr>
         <w:t>Jour 12 — Scripts calibration et premiers essais robot</w:t>
       </w:r>
       <w:r>
+        <w:rPr>
+          <w:lang w:val="fr-CA"/>
+        </w:rPr>
         <w:tab/>
-      </w:r>
-      <w:r>
         <w:t>Date : 2 juin 2026 (lundi)</w:t>
       </w:r>
     </w:p>
     <w:p>
       <w:pPr>
-        <w:pStyle w:val="Titre1"/>
+        <w:pStyle w:val="Heading1"/>
       </w:pPr>
       <w:r>
         <w:t>1. Objectif du jour</w:t>
@@ -4166,15 +4928,35 @@
     </w:p>
     <w:p>
       <w:pPr>
-        <w:pStyle w:val="Listepuces"/>
-      </w:pPr>
-      <w:r>
-        <w:t>Refondre les scripts de calibration, tester la mire Zivid et lancer les premières exécutions pipeline sur le robot (avec et sans calibration).</w:t>
-      </w:r>
-    </w:p>
-    <w:p>
-      <w:pPr>
-        <w:pStyle w:val="Titre1"/>
+        <w:pStyle w:val="ListBullet"/>
+        <w:rPr>
+          <w:lang w:val="fr-CA"/>
+        </w:rPr>
+      </w:pPr>
+      <w:r>
+        <w:rPr>
+          <w:lang w:val="fr-CA"/>
+        </w:rPr>
+        <w:t xml:space="preserve">Refondre les scripts de calibration, tester la mire </w:t>
+      </w:r>
+      <w:proofErr w:type="spellStart"/>
+      <w:r>
+        <w:rPr>
+          <w:lang w:val="fr-CA"/>
+        </w:rPr>
+        <w:t>Zivid</w:t>
+      </w:r>
+      <w:proofErr w:type="spellEnd"/>
+      <w:r>
+        <w:rPr>
+          <w:lang w:val="fr-CA"/>
+        </w:rPr>
+        <w:t xml:space="preserve"> et lancer les premières exécutions pipeline sur le robot (avec et sans calibration).</w:t>
+      </w:r>
+    </w:p>
+    <w:p>
+      <w:pPr>
+        <w:pStyle w:val="Heading1"/>
       </w:pPr>
       <w:r>
         <w:t>2. Réalisations</w:t>
@@ -4182,7 +4964,7 @@
     </w:p>
     <w:p>
       <w:pPr>
-        <w:pStyle w:val="Listepuces"/>
+        <w:pStyle w:val="ListBullet"/>
       </w:pPr>
       <w:r>
         <w:t>calibrer_eyes_in_hand.py (remplace calibrer_robot.py) + calibrer_hand_to_eyes.py (eye-to-hand manuel).</w:t>
@@ -4190,7 +4972,7 @@
     </w:p>
     <w:p>
       <w:pPr>
-        <w:pStyle w:val="Listepuces"/>
+        <w:pStyle w:val="ListBullet"/>
       </w:pPr>
       <w:r>
         <w:t>test_mire.py : validation mire Zivid 3D/2D avant calibration.</w:t>
@@ -4198,7 +4980,7 @@
     </w:p>
     <w:p>
       <w:pPr>
-        <w:pStyle w:val="Listepuces"/>
+        <w:pStyle w:val="ListBullet"/>
       </w:pPr>
       <w:r>
         <w:t>main_real_no_calibration.py, debug.py : diagnostic RTDE, workspace, deltas OpenVLA.</w:t>
@@ -4206,7 +4988,7 @@
     </w:p>
     <w:p>
       <w:pPr>
-        <w:pStyle w:val="Listepuces"/>
+        <w:pStyle w:val="ListBullet"/>
       </w:pPr>
       <w:r>
         <w:t>CALIBRATION_FILE → T_base_cam.npy ; cam_to_robot() : P_base = T_base_cam @ P_cam.</w:t>
@@ -4214,7 +4996,7 @@
     </w:p>
     <w:p>
       <w:pPr>
-        <w:pStyle w:val="Listepuces"/>
+        <w:pStyle w:val="ListBullet"/>
       </w:pPr>
       <w:r>
         <w:t>Runs : outputs/pipeline_runs/20260602_* (sim, real, real_no_calib).</w:t>
@@ -4222,68 +5004,631 @@
     </w:p>
     <w:p>
       <w:pPr>
-        <w:pStyle w:val="Titre1"/>
-      </w:pPr>
-      <w:r>
+        <w:pStyle w:val="Heading1"/>
+        <w:rPr>
+          <w:lang w:val="fr-CA"/>
+        </w:rPr>
+      </w:pPr>
+      <w:r>
+        <w:rPr>
+          <w:lang w:val="fr-CA"/>
+        </w:rPr>
         <w:t>3. Résultats et notation (tests robot réel)</w:t>
       </w:r>
     </w:p>
     <w:p>
       <w:pPr>
-        <w:pStyle w:val="Listepuces"/>
-      </w:pPr>
-      <w:r>
+        <w:pStyle w:val="ListBullet"/>
+        <w:rPr>
+          <w:lang w:val="fr-CA"/>
+        </w:rPr>
+      </w:pPr>
+      <w:r>
+        <w:rPr>
+          <w:lang w:val="fr-CA"/>
+        </w:rPr>
         <w:t>Notation — Préparation cellule : 4/5 — scripts opérationnels, logs JSONL générés.</w:t>
       </w:r>
     </w:p>
     <w:p>
       <w:pPr>
-        <w:pStyle w:val="Listepuces"/>
-      </w:pPr>
-      <w:r>
-        <w:t>Notation — Essais sans calibration (real_no_calib) : 2/5 — repère caméra≠base UR, dérive importante.</w:t>
-      </w:r>
-    </w:p>
-    <w:p>
-      <w:pPr>
-        <w:pStyle w:val="Listepuces"/>
-      </w:pPr>
-      <w:r>
-        <w:t>Notation — Essais avec calibration partielle : 3/5 — T_base_cam à affiner.</w:t>
-      </w:r>
-    </w:p>
-    <w:p>
-      <w:pPr>
-        <w:pStyle w:val="Titre1"/>
-      </w:pPr>
-      <w:r>
+        <w:pStyle w:val="ListBullet"/>
+        <w:rPr>
+          <w:lang w:val="fr-CA"/>
+        </w:rPr>
+      </w:pPr>
+      <w:r>
+        <w:rPr>
+          <w:lang w:val="fr-CA"/>
+        </w:rPr>
+        <w:t>Notation — Essais sans calibration (</w:t>
+      </w:r>
+      <w:proofErr w:type="spellStart"/>
+      <w:r>
+        <w:rPr>
+          <w:lang w:val="fr-CA"/>
+        </w:rPr>
+        <w:t>real_no_calib</w:t>
+      </w:r>
+      <w:proofErr w:type="spellEnd"/>
+      <w:r>
+        <w:rPr>
+          <w:lang w:val="fr-CA"/>
+        </w:rPr>
+        <w:t xml:space="preserve">) : 2/5 — repère </w:t>
+      </w:r>
+      <w:proofErr w:type="spellStart"/>
+      <w:r>
+        <w:rPr>
+          <w:lang w:val="fr-CA"/>
+        </w:rPr>
+        <w:t>caméra≠base</w:t>
+      </w:r>
+      <w:proofErr w:type="spellEnd"/>
+      <w:r>
+        <w:rPr>
+          <w:lang w:val="fr-CA"/>
+        </w:rPr>
+        <w:t xml:space="preserve"> UR, dérive importante.</w:t>
+      </w:r>
+    </w:p>
+    <w:p>
+      <w:pPr>
+        <w:pStyle w:val="ListBullet"/>
+        <w:rPr>
+          <w:lang w:val="fr-CA"/>
+        </w:rPr>
+      </w:pPr>
+      <w:r>
+        <w:rPr>
+          <w:lang w:val="fr-CA"/>
+        </w:rPr>
+        <w:t xml:space="preserve">Notation — Essais avec calibration partielle : 3/5 — </w:t>
+      </w:r>
+      <w:proofErr w:type="spellStart"/>
+      <w:r>
+        <w:rPr>
+          <w:lang w:val="fr-CA"/>
+        </w:rPr>
+        <w:t>T_base_cam</w:t>
+      </w:r>
+      <w:proofErr w:type="spellEnd"/>
+      <w:r>
+        <w:rPr>
+          <w:lang w:val="fr-CA"/>
+        </w:rPr>
+        <w:t xml:space="preserve"> à affiner.</w:t>
+      </w:r>
+    </w:p>
+    <w:p>
+      <w:pPr>
+        <w:pStyle w:val="Heading1"/>
+      </w:pPr>
+      <w:r>
+        <w:lastRenderedPageBreak/>
         <w:t>4. Prochaine étape</w:t>
       </w:r>
     </w:p>
     <w:p>
       <w:pPr>
-        <w:pStyle w:val="Listepuces"/>
+        <w:pStyle w:val="ListBullet"/>
       </w:pPr>
       <w:r>
         <w:t>Tests cellule complets DINO + OpenVLA + moveL calibré.</w:t>
       </w:r>
     </w:p>
-    <w:p/>
-    <w:p>
-      <w:pPr/>
-      <w:r>
-        <w:t>Jour 13 — Tests réels calibration + DINO + OpenVLA + UR16e</w:t>
-      </w:r>
-      <w:r>
+    <w:p>
+      <w:r>
+        <w:rPr>
+          <w:noProof/>
+        </w:rPr>
+        <w:drawing>
+          <wp:anchor distT="0" distB="0" distL="114300" distR="114300" simplePos="0" relativeHeight="251683840" behindDoc="1" locked="0" layoutInCell="1" allowOverlap="1" wp14:anchorId="2F9ED850" wp14:editId="69069D2B">
+            <wp:simplePos x="0" y="0"/>
+            <wp:positionH relativeFrom="column">
+              <wp:posOffset>-181628</wp:posOffset>
+            </wp:positionH>
+            <wp:positionV relativeFrom="paragraph">
+              <wp:posOffset>289899</wp:posOffset>
+            </wp:positionV>
+            <wp:extent cx="224790" cy="224790"/>
+            <wp:effectExtent l="0" t="0" r="3810" b="3810"/>
+            <wp:wrapTight wrapText="bothSides">
+              <wp:wrapPolygon edited="0">
+                <wp:start x="0" y="0"/>
+                <wp:lineTo x="0" y="20746"/>
+                <wp:lineTo x="20746" y="20746"/>
+                <wp:lineTo x="20746" y="0"/>
+                <wp:lineTo x="0" y="0"/>
+              </wp:wrapPolygon>
+            </wp:wrapTight>
+            <wp:docPr id="2132544190" name="Image 1" descr="Calendrier Icône Logo 2023 Date Heure PNG , Dessin De Calendrier, Dessin De  Logo, Croquis De Calendrier PNG et vecteur pour téléchargement gratuit"/>
+            <wp:cNvGraphicFramePr>
+              <a:graphicFrameLocks xmlns:a="http://schemas.openxmlformats.org/drawingml/2006/main" noChangeAspect="1"/>
+            </wp:cNvGraphicFramePr>
+            <a:graphic xmlns:a="http://schemas.openxmlformats.org/drawingml/2006/main">
+              <a:graphicData uri="http://schemas.openxmlformats.org/drawingml/2006/picture">
+                <pic:pic xmlns:pic="http://schemas.openxmlformats.org/drawingml/2006/picture">
+                  <pic:nvPicPr>
+                    <pic:cNvPr id="0" name="Picture 1" descr="Calendrier Icône Logo 2023 Date Heure PNG , Dessin De Calendrier, Dessin De  Logo, Croquis De Calendrier PNG et vecteur pour téléchargement gratuit"/>
+                    <pic:cNvPicPr>
+                      <a:picLocks noChangeAspect="1" noChangeArrowheads="1"/>
+                    </pic:cNvPicPr>
+                  </pic:nvPicPr>
+                  <pic:blipFill>
+                    <a:blip r:embed="rId9">
+                      <a:extLst>
+                        <a:ext uri="{28A0092B-C50C-407E-A947-70E740481C1C}">
+                          <a14:useLocalDpi xmlns:a14="http://schemas.microsoft.com/office/drawing/2010/main" val="0"/>
+                        </a:ext>
+                      </a:extLst>
+                    </a:blip>
+                    <a:srcRect/>
+                    <a:stretch>
+                      <a:fillRect/>
+                    </a:stretch>
+                  </pic:blipFill>
+                  <pic:spPr bwMode="auto">
+                    <a:xfrm>
+                      <a:off x="0" y="0"/>
+                      <a:ext cx="224790" cy="224790"/>
+                    </a:xfrm>
+                    <a:prstGeom prst="rect">
+                      <a:avLst/>
+                    </a:prstGeom>
+                    <a:noFill/>
+                    <a:ln>
+                      <a:noFill/>
+                    </a:ln>
+                  </pic:spPr>
+                </pic:pic>
+              </a:graphicData>
+            </a:graphic>
+            <wp14:sizeRelH relativeFrom="page">
+              <wp14:pctWidth>0</wp14:pctWidth>
+            </wp14:sizeRelH>
+            <wp14:sizeRelV relativeFrom="page">
+              <wp14:pctHeight>0</wp14:pctHeight>
+            </wp14:sizeRelV>
+          </wp:anchor>
+        </w:drawing>
+      </w:r>
+    </w:p>
+    <w:p>
+      <w:pPr>
+        <w:rPr>
+          <w:lang w:val="fr-CA"/>
+        </w:rPr>
+      </w:pPr>
+      <w:r>
+        <w:rPr>
+          <w:rStyle w:val="SubtleReference"/>
+          <w:lang w:val="fr-CA"/>
+        </w:rPr>
+        <w:t xml:space="preserve">Jour 13 — Tests réels calibration + DINO + </w:t>
+      </w:r>
+      <w:proofErr w:type="spellStart"/>
+      <w:r>
+        <w:rPr>
+          <w:rStyle w:val="SubtleReference"/>
+          <w:lang w:val="fr-CA"/>
+        </w:rPr>
+        <w:t>OpenVLA</w:t>
+      </w:r>
+      <w:proofErr w:type="spellEnd"/>
+      <w:r>
+        <w:rPr>
+          <w:rStyle w:val="SubtleReference"/>
+          <w:lang w:val="fr-CA"/>
+        </w:rPr>
+        <w:t xml:space="preserve"> + UR16</w:t>
+      </w:r>
+      <w:proofErr w:type="gramStart"/>
+      <w:r>
+        <w:rPr>
+          <w:rStyle w:val="SubtleReference"/>
+          <w:lang w:val="fr-CA"/>
+        </w:rPr>
+        <w:t>e</w:t>
+      </w:r>
+      <w:r>
+        <w:rPr>
+          <w:lang w:val="fr-CA"/>
+        </w:rPr>
+        <w:t xml:space="preserve">  </w:t>
+      </w:r>
+      <w:r>
+        <w:rPr>
+          <w:lang w:val="fr-CA"/>
+        </w:rPr>
+        <w:t>Date</w:t>
+      </w:r>
+      <w:proofErr w:type="gramEnd"/>
+      <w:r>
+        <w:rPr>
+          <w:lang w:val="fr-CA"/>
+        </w:rPr>
+        <w:t xml:space="preserve"> : 3 juin 2026 (mardi)</w:t>
+      </w:r>
+    </w:p>
+    <w:p>
+      <w:pPr>
+        <w:pStyle w:val="Heading1"/>
+      </w:pPr>
+      <w:r>
+        <w:t>1. Objectif du jour</w:t>
+      </w:r>
+    </w:p>
+    <w:p>
+      <w:pPr>
+        <w:pStyle w:val="ListBullet"/>
+        <w:rPr>
+          <w:lang w:val="fr-CA"/>
+        </w:rPr>
+      </w:pPr>
+      <w:r>
+        <w:rPr>
+          <w:lang w:val="fr-CA"/>
+        </w:rPr>
+        <w:t xml:space="preserve">Exécuter main_real.py et demoTest.py : calibration chargée, </w:t>
+      </w:r>
+      <w:proofErr w:type="spellStart"/>
+      <w:r>
+        <w:rPr>
+          <w:lang w:val="fr-CA"/>
+        </w:rPr>
+        <w:t>Grounding</w:t>
+      </w:r>
+      <w:proofErr w:type="spellEnd"/>
+      <w:r>
+        <w:rPr>
+          <w:lang w:val="fr-CA"/>
+        </w:rPr>
+        <w:t xml:space="preserve"> DINO, inférence </w:t>
+      </w:r>
+      <w:proofErr w:type="spellStart"/>
+      <w:r>
+        <w:rPr>
+          <w:lang w:val="fr-CA"/>
+        </w:rPr>
+        <w:t>OpenVLA</w:t>
+      </w:r>
+      <w:proofErr w:type="spellEnd"/>
+      <w:r>
+        <w:rPr>
+          <w:lang w:val="fr-CA"/>
+        </w:rPr>
+        <w:t xml:space="preserve">, commandes RTDE </w:t>
+      </w:r>
+      <w:proofErr w:type="spellStart"/>
+      <w:r>
+        <w:rPr>
+          <w:lang w:val="fr-CA"/>
+        </w:rPr>
+        <w:t>moveL</w:t>
+      </w:r>
+      <w:proofErr w:type="spellEnd"/>
+      <w:r>
+        <w:rPr>
+          <w:lang w:val="fr-CA"/>
+        </w:rPr>
+        <w:t>.</w:t>
+      </w:r>
+      <w:r>
+        <w:rPr>
+          <w:lang w:val="fr-CA"/>
+        </w:rPr>
+        <w:t xml:space="preserve"> Trouver une bout</w:t>
+      </w:r>
+      <w:r>
+        <w:rPr>
+          <w:lang w:val="fr-CA"/>
+        </w:rPr>
+        <w:t xml:space="preserve">eille dans une scène via </w:t>
+      </w:r>
+      <w:proofErr w:type="spellStart"/>
+      <w:r>
+        <w:rPr>
+          <w:lang w:val="fr-CA"/>
+        </w:rPr>
+        <w:t>openVLA</w:t>
+      </w:r>
+      <w:proofErr w:type="spellEnd"/>
+      <w:r>
+        <w:rPr>
+          <w:lang w:val="fr-CA"/>
+        </w:rPr>
+        <w:t>.</w:t>
+      </w:r>
+    </w:p>
+    <w:p>
+      <w:pPr>
+        <w:pStyle w:val="Heading1"/>
+      </w:pPr>
+      <w:r>
+        <w:t>2. Réalisations</w:t>
+      </w:r>
+    </w:p>
+    <w:p>
+      <w:pPr>
+        <w:pStyle w:val="ListBullet"/>
+      </w:pPr>
+      <w:r>
+        <w:t>main_real.py : T_base_cam ; prompt « bouteille » ; MAX_STEPS=20, DINO_EVERY_N_STEPS=5.</w:t>
+      </w:r>
+    </w:p>
+    <w:p>
+      <w:pPr>
+        <w:pStyle w:val="ListBullet"/>
+      </w:pPr>
+      <w:r>
+        <w:t>DINO : conf 0.42–0.46, pixel_uv ≈ (1795, 1673), point_cam_m ≈ (0.10, 0.11, 0.70) m.</w:t>
+      </w:r>
+    </w:p>
+    <w:p>
+      <w:pPr>
+        <w:pStyle w:val="ListBullet"/>
+      </w:pPr>
+      <w:r>
+        <w:t>OpenVLA : predict_action 7D × SCALE=2 → moveL ; prompt dynamique remaining.</w:t>
+      </w:r>
+    </w:p>
+    <w:p>
+      <w:pPr>
+        <w:pStyle w:val="ListBullet"/>
+      </w:pPr>
+      <w:r>
+        <w:t>demoTest.py : DINO « bottle » + « pick up the bottle ».</w:t>
+      </w:r>
+    </w:p>
+    <w:p>
+      <w:pPr>
+        <w:pStyle w:val="ListBullet"/>
+      </w:pPr>
+      <w:r>
+        <w:t>9+ runs : outputs/pipeline_runs/20260603_* (dino_pixels.jsonl).</w:t>
+      </w:r>
+    </w:p>
+    <w:p>
+      <w:pPr>
+        <w:pStyle w:val="Heading1"/>
+        <w:rPr>
+          <w:lang w:val="fr-CA"/>
+        </w:rPr>
+      </w:pPr>
+      <w:r>
+        <w:rPr>
+          <w:lang w:val="fr-CA"/>
+        </w:rPr>
+        <w:t>3. Résultats et notation (tests robot réel)</w:t>
+      </w:r>
+    </w:p>
+    <w:p>
+      <w:pPr>
+        <w:pStyle w:val="ListBullet"/>
+      </w:pPr>
+      <w:r>
+        <w:t xml:space="preserve">Notation — Grounding </w:t>
+      </w:r>
+      <w:proofErr w:type="gramStart"/>
+      <w:r>
+        <w:t>DINO :</w:t>
+      </w:r>
+      <w:proofErr w:type="gramEnd"/>
+      <w:r>
+        <w:t xml:space="preserve"> 4/5 — bbox et Z cohérents.</w:t>
+      </w:r>
+    </w:p>
+    <w:p>
+      <w:pPr>
+        <w:pStyle w:val="ListBullet"/>
+        <w:rPr>
+          <w:lang w:val="fr-CA"/>
+        </w:rPr>
+      </w:pPr>
+      <w:r>
+        <w:rPr>
+          <w:lang w:val="fr-CA"/>
+        </w:rPr>
+        <w:t xml:space="preserve">Notation — </w:t>
+      </w:r>
+      <w:proofErr w:type="spellStart"/>
+      <w:r>
+        <w:rPr>
+          <w:lang w:val="fr-CA"/>
+        </w:rPr>
+        <w:t>OpenVLA</w:t>
+      </w:r>
+      <w:proofErr w:type="spellEnd"/>
+      <w:r>
+        <w:rPr>
+          <w:lang w:val="fr-CA"/>
+        </w:rPr>
+        <w:t xml:space="preserve"> + RTDE : 3/5 — mouvements réels, convergence partielle.</w:t>
+      </w:r>
+    </w:p>
+    <w:p>
+      <w:pPr>
+        <w:pStyle w:val="ListBullet"/>
+        <w:rPr>
+          <w:lang w:val="fr-CA"/>
+        </w:rPr>
+      </w:pPr>
+      <w:r>
+        <w:rPr>
+          <w:lang w:val="fr-CA"/>
+        </w:rPr>
+        <w:t xml:space="preserve">Notation — Calibration </w:t>
+      </w:r>
+      <w:proofErr w:type="spellStart"/>
+      <w:r>
+        <w:rPr>
+          <w:lang w:val="fr-CA"/>
+        </w:rPr>
+        <w:t>T_base_cam</w:t>
+      </w:r>
+      <w:proofErr w:type="spellEnd"/>
+      <w:r>
+        <w:rPr>
+          <w:lang w:val="fr-CA"/>
+        </w:rPr>
+        <w:t xml:space="preserve"> : 3/5 — utilisable, affinage requis.</w:t>
+      </w:r>
+    </w:p>
+    <w:p>
+      <w:pPr>
+        <w:pStyle w:val="ListBullet"/>
+        <w:rPr>
+          <w:lang w:val="fr-CA"/>
+        </w:rPr>
+      </w:pPr>
+      <w:r>
+        <w:rPr>
+          <w:lang w:val="fr-CA"/>
+        </w:rPr>
+        <w:t>Notation — Chaîne bout en bout : 4/5 — démonstrateur validé en cellule CCNB-INNOV.</w:t>
+      </w:r>
+    </w:p>
+    <w:p>
+      <w:pPr>
+        <w:pStyle w:val="Heading1"/>
+      </w:pPr>
+      <w:r>
+        <w:t>4. Prochaine étape</w:t>
+      </w:r>
+    </w:p>
+    <w:p>
+      <w:pPr>
+        <w:pStyle w:val="ListBullet"/>
+        <w:rPr>
+          <w:lang w:val="fr-CA"/>
+        </w:rPr>
+      </w:pPr>
+      <w:r>
+        <w:rPr>
+          <w:lang w:val="fr-CA"/>
+        </w:rPr>
+        <w:t>Documentation, rapport final et affinage calibration / pince Robotiq</w:t>
+      </w:r>
+      <w:r>
+        <w:rPr>
+          <w:lang w:val="fr-CA"/>
+        </w:rPr>
+        <w:t>ue</w:t>
+      </w:r>
+      <w:r>
+        <w:rPr>
+          <w:lang w:val="fr-CA"/>
+        </w:rPr>
+        <w:t>.</w:t>
+      </w:r>
+    </w:p>
+    <w:p>
+      <w:pPr>
+        <w:rPr>
+          <w:lang w:val="fr-CA"/>
+        </w:rPr>
+      </w:pPr>
+      <w:r>
+        <w:rPr>
+          <w:noProof/>
+        </w:rPr>
+        <w:drawing>
+          <wp:anchor distT="0" distB="0" distL="114300" distR="114300" simplePos="0" relativeHeight="251685888" behindDoc="1" locked="0" layoutInCell="1" allowOverlap="1" wp14:anchorId="67D7BC16" wp14:editId="4C2B9CE7">
+            <wp:simplePos x="0" y="0"/>
+            <wp:positionH relativeFrom="column">
+              <wp:posOffset>-181628</wp:posOffset>
+            </wp:positionH>
+            <wp:positionV relativeFrom="paragraph">
+              <wp:posOffset>302426</wp:posOffset>
+            </wp:positionV>
+            <wp:extent cx="224790" cy="224790"/>
+            <wp:effectExtent l="0" t="0" r="3810" b="3810"/>
+            <wp:wrapTight wrapText="bothSides">
+              <wp:wrapPolygon edited="0">
+                <wp:start x="0" y="0"/>
+                <wp:lineTo x="0" y="20746"/>
+                <wp:lineTo x="20746" y="20746"/>
+                <wp:lineTo x="20746" y="0"/>
+                <wp:lineTo x="0" y="0"/>
+              </wp:wrapPolygon>
+            </wp:wrapTight>
+            <wp:docPr id="755919799" name="Image 1" descr="Calendrier Icône Logo 2023 Date Heure PNG , Dessin De Calendrier, Dessin De  Logo, Croquis De Calendrier PNG et vecteur pour téléchargement gratuit"/>
+            <wp:cNvGraphicFramePr>
+              <a:graphicFrameLocks xmlns:a="http://schemas.openxmlformats.org/drawingml/2006/main" noChangeAspect="1"/>
+            </wp:cNvGraphicFramePr>
+            <a:graphic xmlns:a="http://schemas.openxmlformats.org/drawingml/2006/main">
+              <a:graphicData uri="http://schemas.openxmlformats.org/drawingml/2006/picture">
+                <pic:pic xmlns:pic="http://schemas.openxmlformats.org/drawingml/2006/picture">
+                  <pic:nvPicPr>
+                    <pic:cNvPr id="0" name="Picture 1" descr="Calendrier Icône Logo 2023 Date Heure PNG , Dessin De Calendrier, Dessin De  Logo, Croquis De Calendrier PNG et vecteur pour téléchargement gratuit"/>
+                    <pic:cNvPicPr>
+                      <a:picLocks noChangeAspect="1" noChangeArrowheads="1"/>
+                    </pic:cNvPicPr>
+                  </pic:nvPicPr>
+                  <pic:blipFill>
+                    <a:blip r:embed="rId9">
+                      <a:extLst>
+                        <a:ext uri="{28A0092B-C50C-407E-A947-70E740481C1C}">
+                          <a14:useLocalDpi xmlns:a14="http://schemas.microsoft.com/office/drawing/2010/main" val="0"/>
+                        </a:ext>
+                      </a:extLst>
+                    </a:blip>
+                    <a:srcRect/>
+                    <a:stretch>
+                      <a:fillRect/>
+                    </a:stretch>
+                  </pic:blipFill>
+                  <pic:spPr bwMode="auto">
+                    <a:xfrm>
+                      <a:off x="0" y="0"/>
+                      <a:ext cx="224790" cy="224790"/>
+                    </a:xfrm>
+                    <a:prstGeom prst="rect">
+                      <a:avLst/>
+                    </a:prstGeom>
+                    <a:noFill/>
+                    <a:ln>
+                      <a:noFill/>
+                    </a:ln>
+                  </pic:spPr>
+                </pic:pic>
+              </a:graphicData>
+            </a:graphic>
+            <wp14:sizeRelH relativeFrom="page">
+              <wp14:pctWidth>0</wp14:pctWidth>
+            </wp14:sizeRelH>
+            <wp14:sizeRelV relativeFrom="page">
+              <wp14:pctHeight>0</wp14:pctHeight>
+            </wp14:sizeRelV>
+          </wp:anchor>
+        </w:drawing>
+      </w:r>
+    </w:p>
+    <w:p>
+      <w:pPr>
+        <w:rPr>
+          <w:lang w:val="fr-CA"/>
+        </w:rPr>
+      </w:pPr>
+      <w:r>
+        <w:rPr>
+          <w:rStyle w:val="SubtleReference"/>
+          <w:lang w:val="fr-CA"/>
+        </w:rPr>
+        <w:t>Jour 14 — Documentation et consolidation des essais robot</w:t>
+      </w:r>
+      <w:r>
+        <w:rPr>
+          <w:lang w:val="fr-CA"/>
+        </w:rPr>
         <w:tab/>
-      </w:r>
-      <w:r>
-        <w:t>Date : 3 juin 2026 (mardi)</w:t>
-      </w:r>
-    </w:p>
-    <w:p>
-      <w:pPr>
-        <w:pStyle w:val="Titre1"/>
+        <w:t>Date : 4 juin 2026 (mercredi)</w:t>
+      </w:r>
+    </w:p>
+    <w:p>
+      <w:pPr>
+        <w:pStyle w:val="Heading1"/>
       </w:pPr>
       <w:r>
         <w:t>1. Objectif du jour</w:t>
@@ -4291,240 +5636,282 @@
     </w:p>
     <w:p>
       <w:pPr>
-        <w:pStyle w:val="Listepuces"/>
-      </w:pPr>
-      <w:r>
-        <w:t>Exécuter main_real.py et demoTest.py : calibration chargée, Grounding DINO, inférence OpenVLA, commandes RTDE moveL.</w:t>
-      </w:r>
-    </w:p>
-    <w:p>
-      <w:pPr>
-        <w:pStyle w:val="Titre1"/>
-      </w:pPr>
-      <w:r>
+        <w:pStyle w:val="ListBullet"/>
+        <w:rPr>
+          <w:lang w:val="fr-CA"/>
+        </w:rPr>
+      </w:pPr>
+      <w:r>
+        <w:rPr>
+          <w:lang w:val="fr-CA"/>
+        </w:rPr>
+        <w:t xml:space="preserve">Consolider la documentation du stage (README, rapports jour 12–13, rapport final II.6/V.3–V.4, agenda) </w:t>
+      </w:r>
+      <w:proofErr w:type="gramStart"/>
+      <w:r>
+        <w:rPr>
+          <w:lang w:val="fr-CA"/>
+        </w:rPr>
+        <w:t>suite aux</w:t>
+      </w:r>
+      <w:proofErr w:type="gramEnd"/>
+      <w:r>
+        <w:rPr>
+          <w:lang w:val="fr-CA"/>
+        </w:rPr>
+        <w:t xml:space="preserve"> tests réels du 2–</w:t>
+      </w:r>
+      <w:r>
+        <w:rPr>
+          <w:lang w:val="fr-CA"/>
+        </w:rPr>
+        <w:t>4</w:t>
+      </w:r>
+      <w:r>
+        <w:rPr>
+          <w:lang w:val="fr-CA"/>
+        </w:rPr>
+        <w:t xml:space="preserve"> juin.</w:t>
+      </w:r>
+      <w:r>
+        <w:rPr>
+          <w:lang w:val="fr-CA"/>
+        </w:rPr>
+        <w:t xml:space="preserve"> Produire les fichiers </w:t>
+      </w:r>
+      <w:proofErr w:type="spellStart"/>
+      <w:r>
+        <w:rPr>
+          <w:lang w:val="fr-CA"/>
+        </w:rPr>
+        <w:t>yaml</w:t>
+      </w:r>
+      <w:proofErr w:type="spellEnd"/>
+      <w:r>
+        <w:rPr>
+          <w:lang w:val="fr-CA"/>
+        </w:rPr>
+        <w:t xml:space="preserve"> des différents environnements utilisés sous </w:t>
+      </w:r>
+      <w:proofErr w:type="spellStart"/>
+      <w:r>
+        <w:rPr>
+          <w:lang w:val="fr-CA"/>
+        </w:rPr>
+        <w:t>conda</w:t>
+      </w:r>
+      <w:proofErr w:type="spellEnd"/>
+      <w:r>
+        <w:rPr>
+          <w:lang w:val="fr-CA"/>
+        </w:rPr>
+        <w:t>. Téléverser les documents dans OneDrive et préparer la lettre de remerciement de stage.</w:t>
+      </w:r>
+    </w:p>
+    <w:p>
+      <w:pPr>
+        <w:pStyle w:val="Heading1"/>
+      </w:pPr>
+      <w:r>
+        <w:lastRenderedPageBreak/>
         <w:t>2. Réalisations</w:t>
       </w:r>
     </w:p>
     <w:p>
       <w:pPr>
-        <w:pStyle w:val="Listepuces"/>
-      </w:pPr>
-      <w:r>
-        <w:t>main_real.py : T_base_cam ; prompt « bouteille » ; MAX_STEPS=20, DINO_EVERY_N_STEPS=5.</w:t>
-      </w:r>
-    </w:p>
-    <w:p>
-      <w:pPr>
-        <w:pStyle w:val="Listepuces"/>
-      </w:pPr>
-      <w:r>
-        <w:t>DINO : conf 0.42–0.46, pixel_uv ≈ (1795, 1673), point_cam_m ≈ (0.10, 0.11, 0.70) m.</w:t>
-      </w:r>
-    </w:p>
-    <w:p>
-      <w:pPr>
-        <w:pStyle w:val="Listepuces"/>
-      </w:pPr>
-      <w:r>
-        <w:t>OpenVLA : predict_action 7D × SCALE=2 → moveL ; prompt dynamique remaining.</w:t>
-      </w:r>
-    </w:p>
-    <w:p>
-      <w:pPr>
-        <w:pStyle w:val="Listepuces"/>
-      </w:pPr>
-      <w:r>
-        <w:t>demoTest.py : DINO « bottle » + « pick up the bottle ».</w:t>
-      </w:r>
-    </w:p>
-    <w:p>
-      <w:pPr>
-        <w:pStyle w:val="Listepuces"/>
-      </w:pPr>
-      <w:r>
-        <w:t>9+ runs : outputs/pipeline_runs/20260603_* (dino_pixels.jsonl).</w:t>
-      </w:r>
-    </w:p>
-    <w:p>
-      <w:pPr>
-        <w:pStyle w:val="Titre1"/>
-      </w:pPr>
-      <w:r>
+        <w:pStyle w:val="ListBullet"/>
+        <w:rPr>
+          <w:lang w:val="fr-CA"/>
+        </w:rPr>
+      </w:pPr>
+      <w:r>
+        <w:rPr>
+          <w:lang w:val="fr-CA"/>
+        </w:rPr>
+        <w:t xml:space="preserve">README : sections Jour 12 et Jour 13 (scripts calibration, tests DINO + </w:t>
+      </w:r>
+      <w:proofErr w:type="spellStart"/>
+      <w:r>
+        <w:rPr>
+          <w:lang w:val="fr-CA"/>
+        </w:rPr>
+        <w:t>OpenVLA</w:t>
+      </w:r>
+      <w:proofErr w:type="spellEnd"/>
+      <w:r>
+        <w:rPr>
+          <w:lang w:val="fr-CA"/>
+        </w:rPr>
+        <w:t xml:space="preserve"> + UR16e).</w:t>
+      </w:r>
+    </w:p>
+    <w:p>
+      <w:pPr>
+        <w:pStyle w:val="ListBullet"/>
+      </w:pPr>
+      <w:proofErr w:type="gramStart"/>
+      <w:r>
+        <w:t>Rapports :</w:t>
+      </w:r>
+      <w:proofErr w:type="gramEnd"/>
+      <w:r>
+        <w:t xml:space="preserve"> OpenVLA_day12_calibration_scripts.docx, OpenVLA_day13_tests_calib_robot.docx.</w:t>
+      </w:r>
+    </w:p>
+    <w:p>
+      <w:pPr>
+        <w:pStyle w:val="ListBullet"/>
+      </w:pPr>
+      <w:r>
+        <w:t>Rapport final OpenVLA_day01_stage_CCNB.docx : sections V.3 (jour 12) et V.4 (jour 13).</w:t>
+      </w:r>
+    </w:p>
+    <w:p>
+      <w:pPr>
+        <w:pStyle w:val="ListBullet"/>
+        <w:rPr>
+          <w:lang w:val="fr-CA"/>
+        </w:rPr>
+      </w:pPr>
+      <w:r>
+        <w:rPr>
+          <w:lang w:val="fr-CA"/>
+        </w:rPr>
+        <w:t>Mise à jour agenda quotidien (jours 12–14, notations tests robot).</w:t>
+      </w:r>
+    </w:p>
+    <w:p>
+      <w:pPr>
+        <w:pStyle w:val="ListBullet"/>
+        <w:rPr>
+          <w:lang w:val="fr-CA"/>
+        </w:rPr>
+      </w:pPr>
+      <w:r>
+        <w:rPr>
+          <w:lang w:val="fr-CA"/>
+        </w:rPr>
+        <w:t>Push dépôt Git : scripts pipeline, outputs/</w:t>
+      </w:r>
+      <w:proofErr w:type="spellStart"/>
+      <w:r>
+        <w:rPr>
+          <w:lang w:val="fr-CA"/>
+        </w:rPr>
+        <w:t>pipeline_runs</w:t>
+      </w:r>
+      <w:proofErr w:type="spellEnd"/>
+      <w:r>
+        <w:rPr>
+          <w:lang w:val="fr-CA"/>
+        </w:rPr>
+        <w:t>, agenda et rapports.</w:t>
+      </w:r>
+    </w:p>
+    <w:p>
+      <w:pPr>
+        <w:pStyle w:val="ListBullet"/>
+        <w:rPr>
+          <w:lang w:val="fr-CA"/>
+        </w:rPr>
+      </w:pPr>
+      <w:r>
+        <w:rPr>
+          <w:lang w:val="fr-CA"/>
+        </w:rPr>
+        <w:t>Lettre de remerciement de stage</w:t>
+      </w:r>
+    </w:p>
+    <w:p>
+      <w:pPr>
+        <w:pStyle w:val="Heading1"/>
+        <w:rPr>
+          <w:lang w:val="fr-CA"/>
+        </w:rPr>
+      </w:pPr>
+      <w:r>
+        <w:rPr>
+          <w:lang w:val="fr-CA"/>
+        </w:rPr>
         <w:t>3. Résultats et notation (tests robot réel)</w:t>
       </w:r>
     </w:p>
     <w:p>
       <w:pPr>
-        <w:pStyle w:val="Listepuces"/>
-      </w:pPr>
-      <w:r>
-        <w:t>Notation — Grounding DINO : 4/5 — bbox et Z cohérents.</w:t>
-      </w:r>
-    </w:p>
-    <w:p>
-      <w:pPr>
-        <w:pStyle w:val="Listepuces"/>
-      </w:pPr>
-      <w:r>
-        <w:t>Notation — OpenVLA + RTDE : 3/5 — mouvements réels, convergence partielle.</w:t>
-      </w:r>
-    </w:p>
-    <w:p>
-      <w:pPr>
-        <w:pStyle w:val="Listepuces"/>
-      </w:pPr>
-      <w:r>
-        <w:t>Notation — Calibration T_base_cam : 3/5 — utilisable, affinage requis.</w:t>
-      </w:r>
-    </w:p>
-    <w:p>
-      <w:pPr>
-        <w:pStyle w:val="Listepuces"/>
-      </w:pPr>
-      <w:r>
-        <w:t>Notation — Chaîne bout en bout : 4/5 — démonstrateur validé en cellule CCNB-INNOV.</w:t>
-      </w:r>
-    </w:p>
-    <w:p>
-      <w:pPr>
-        <w:pStyle w:val="Titre1"/>
-      </w:pPr>
-      <w:r>
-        <w:t>4. Prochaine étape</w:t>
-      </w:r>
-    </w:p>
-    <w:p>
-      <w:pPr>
-        <w:pStyle w:val="Listepuces"/>
-      </w:pPr>
-      <w:r>
-        <w:t>Documentation, rapport final et affinage calibration / pince Robotiq.</w:t>
-      </w:r>
-    </w:p>
-    <w:p/>
-    <w:p>
-      <w:pPr/>
-      <w:r>
-        <w:t>Jour 14 — Documentation et consolidation des essais robot</w:t>
-      </w:r>
-      <w:r>
-        <w:tab/>
-      </w:r>
-      <w:r>
-        <w:t>Date : 4 juin 2026 (mercredi)</w:t>
-      </w:r>
-    </w:p>
-    <w:p>
-      <w:pPr>
-        <w:pStyle w:val="Titre1"/>
-      </w:pPr>
-      <w:r>
-        <w:t>1. Objectif du jour</w:t>
-      </w:r>
-    </w:p>
-    <w:p>
-      <w:pPr>
-        <w:pStyle w:val="Listepuces"/>
-      </w:pPr>
-      <w:r>
-        <w:t>Consolider la documentation du stage (README, rapports jour 12–13, rapport final II.6/V.3–V.4, agenda) suite aux tests réels du 2–3 juin.</w:t>
-      </w:r>
-    </w:p>
-    <w:p>
-      <w:pPr>
-        <w:pStyle w:val="Titre1"/>
-      </w:pPr>
-      <w:r>
-        <w:t>2. Réalisations</w:t>
-      </w:r>
-    </w:p>
-    <w:p>
-      <w:pPr>
-        <w:pStyle w:val="Listepuces"/>
-      </w:pPr>
-      <w:r>
-        <w:t>README : sections Jour 12 et Jour 13 (scripts calibration, tests DINO + OpenVLA + UR16e).</w:t>
-      </w:r>
-    </w:p>
-    <w:p>
-      <w:pPr>
-        <w:pStyle w:val="Listepuces"/>
-      </w:pPr>
-      <w:r>
-        <w:t>Rapports : OpenVLA_day12_calibration_scripts.docx, OpenVLA_day13_tests_calib_robot.docx.</w:t>
-      </w:r>
-    </w:p>
-    <w:p>
-      <w:pPr>
-        <w:pStyle w:val="Listepuces"/>
-      </w:pPr>
-      <w:r>
-        <w:t>Rapport final OpenVLA_day01_stage_CCNB.docx : sections V.3 (jour 12) et V.4 (jour 13).</w:t>
-      </w:r>
-    </w:p>
-    <w:p>
-      <w:pPr>
-        <w:pStyle w:val="Listepuces"/>
-      </w:pPr>
-      <w:r>
-        <w:t>Mise à jour agenda quotidien (jours 12–14, notations tests robot).</w:t>
-      </w:r>
-    </w:p>
-    <w:p>
-      <w:pPr>
-        <w:pStyle w:val="Listepuces"/>
-      </w:pPr>
-      <w:r>
-        <w:t>Push dépôt Git : scripts pipeline, outputs/pipeline_runs, agenda et rapports.</w:t>
-      </w:r>
-    </w:p>
-    <w:p>
-      <w:pPr>
-        <w:pStyle w:val="Titre1"/>
-      </w:pPr>
-      <w:r>
-        <w:t>3. Résultats et notation (tests robot réel)</w:t>
-      </w:r>
-    </w:p>
-    <w:p>
-      <w:pPr>
-        <w:pStyle w:val="Listepuces"/>
-      </w:pPr>
-      <w:r>
+        <w:pStyle w:val="ListBullet"/>
+        <w:rPr>
+          <w:lang w:val="fr-CA"/>
+        </w:rPr>
+      </w:pPr>
+      <w:r>
+        <w:rPr>
+          <w:lang w:val="fr-CA"/>
+        </w:rPr>
         <w:t>Notation — Documentation technique : 5/5 — journal de bord à jour (README + rapports + agenda).</w:t>
       </w:r>
     </w:p>
     <w:p>
       <w:pPr>
-        <w:pStyle w:val="Listepuces"/>
-      </w:pPr>
-      <w:r>
+        <w:pStyle w:val="ListBullet"/>
+        <w:rPr>
+          <w:lang w:val="fr-CA"/>
+        </w:rPr>
+      </w:pPr>
+      <w:r>
+        <w:rPr>
+          <w:lang w:val="fr-CA"/>
+        </w:rPr>
         <w:t>Notation — Traçabilité essais robot : 4/5 — runs datés et métriques DINO archivés.</w:t>
       </w:r>
     </w:p>
     <w:p>
       <w:pPr>
-        <w:pStyle w:val="Listepuces"/>
-      </w:pPr>
-      <w:r>
-        <w:t>Synthèse : phase tests réels documentée ; suite : affiner T_base_cam et intégration pince.</w:t>
-      </w:r>
-    </w:p>
-    <w:p>
-      <w:pPr>
-        <w:pStyle w:val="Titre1"/>
-      </w:pPr>
-      <w:r>
-        <w:t>4. Prochaine étape</w:t>
-      </w:r>
-    </w:p>
-    <w:p>
-      <w:pPr>
-        <w:pStyle w:val="Listepuces"/>
-      </w:pPr>
-      <w:r>
-        <w:t>Rapport hebdomadaire semaine 4, démonstration finale et évaluation stage.</w:t>
-      </w:r>
+        <w:pStyle w:val="ListBullet"/>
+        <w:rPr>
+          <w:lang w:val="fr-CA"/>
+        </w:rPr>
+      </w:pPr>
+      <w:r>
+        <w:rPr>
+          <w:lang w:val="fr-CA"/>
+        </w:rPr>
+        <w:t xml:space="preserve">Synthèse : phase tests réels documentée ; suite : affiner </w:t>
+      </w:r>
+      <w:proofErr w:type="spellStart"/>
+      <w:r>
+        <w:rPr>
+          <w:lang w:val="fr-CA"/>
+        </w:rPr>
+        <w:t>T_base_cam</w:t>
+      </w:r>
+      <w:proofErr w:type="spellEnd"/>
+      <w:r>
+        <w:rPr>
+          <w:lang w:val="fr-CA"/>
+        </w:rPr>
+        <w:t xml:space="preserve"> et intégration pince.</w:t>
+      </w:r>
+    </w:p>
+    <w:p>
+      <w:pPr>
+        <w:pStyle w:val="Heading1"/>
+        <w:rPr>
+          <w:lang w:val="fr-CA"/>
+        </w:rPr>
+      </w:pPr>
+    </w:p>
+    <w:p>
+      <w:pPr>
+        <w:pStyle w:val="ListBullet"/>
+        <w:numPr>
+          <w:ilvl w:val="0"/>
+          <w:numId w:val="0"/>
+        </w:numPr>
+        <w:ind w:left="360"/>
+        <w:rPr>
+          <w:lang w:val="fr-CA"/>
+        </w:rPr>
+      </w:pPr>
     </w:p>
     <w:sectPr>
       <w:pgSz w:w="12240" w:h="15840"/>
@@ -4579,7 +5966,7 @@
     <w:lvl w:ilvl="0">
       <w:start w:val="1"/>
       <w:numFmt w:val="decimal"/>
-      <w:pStyle w:val="Listenumros3"/>
+      <w:pStyle w:val="ListNumber3"/>
       <w:lvlText w:val="%1."/>
       <w:lvlJc w:val="left"/>
       <w:pPr>
@@ -4597,7 +5984,7 @@
     <w:lvl w:ilvl="0">
       <w:start w:val="1"/>
       <w:numFmt w:val="decimal"/>
-      <w:pStyle w:val="Listenumros2"/>
+      <w:pStyle w:val="ListNumber2"/>
       <w:lvlText w:val="%1."/>
       <w:lvlJc w:val="left"/>
       <w:pPr>
@@ -4635,7 +6022,7 @@
     <w:lvl w:ilvl="0">
       <w:start w:val="1"/>
       <w:numFmt w:val="bullet"/>
-      <w:pStyle w:val="Listepuces3"/>
+      <w:pStyle w:val="ListBullet3"/>
       <w:lvlText w:val=""/>
       <w:lvlJc w:val="left"/>
       <w:pPr>
@@ -4656,7 +6043,7 @@
     <w:lvl w:ilvl="0">
       <w:start w:val="1"/>
       <w:numFmt w:val="bullet"/>
-      <w:pStyle w:val="Listepuces2"/>
+      <w:pStyle w:val="ListBullet2"/>
       <w:lvlText w:val=""/>
       <w:lvlJc w:val="left"/>
       <w:pPr>
@@ -4677,7 +6064,7 @@
     <w:lvl w:ilvl="0">
       <w:start w:val="1"/>
       <w:numFmt w:val="decimal"/>
-      <w:pStyle w:val="Listenumros"/>
+      <w:pStyle w:val="ListNumber"/>
       <w:lvlText w:val="%1."/>
       <w:lvlJc w:val="left"/>
       <w:pPr>
@@ -4695,7 +6082,7 @@
     <w:lvl w:ilvl="0">
       <w:start w:val="1"/>
       <w:numFmt w:val="bullet"/>
-      <w:pStyle w:val="Listepuces"/>
+      <w:pStyle w:val="ListBullet"/>
       <w:lvlText w:val=""/>
       <w:lvlJc w:val="left"/>
       <w:pPr>
@@ -5130,11 +6517,11 @@
     <w:qFormat/>
     <w:rsid w:val="00FC693F"/>
   </w:style>
-  <w:style w:type="paragraph" w:styleId="Titre1">
+  <w:style w:type="paragraph" w:styleId="Heading1">
     <w:name w:val="heading 1"/>
     <w:basedOn w:val="Normal"/>
     <w:next w:val="Normal"/>
-    <w:link w:val="Titre1Car"/>
+    <w:link w:val="Heading1Char"/>
     <w:uiPriority w:val="9"/>
     <w:qFormat/>
     <w:rsid w:val="00FC693F"/>
@@ -5153,11 +6540,11 @@
       <w:szCs w:val="28"/>
     </w:rPr>
   </w:style>
-  <w:style w:type="paragraph" w:styleId="Titre2">
+  <w:style w:type="paragraph" w:styleId="Heading2">
     <w:name w:val="heading 2"/>
     <w:basedOn w:val="Normal"/>
     <w:next w:val="Normal"/>
-    <w:link w:val="Titre2Car"/>
+    <w:link w:val="Heading2Char"/>
     <w:uiPriority w:val="9"/>
     <w:unhideWhenUsed/>
     <w:qFormat/>
@@ -5177,11 +6564,11 @@
       <w:szCs w:val="26"/>
     </w:rPr>
   </w:style>
-  <w:style w:type="paragraph" w:styleId="Titre3">
+  <w:style w:type="paragraph" w:styleId="Heading3">
     <w:name w:val="heading 3"/>
     <w:basedOn w:val="Normal"/>
     <w:next w:val="Normal"/>
-    <w:link w:val="Titre3Car"/>
+    <w:link w:val="Heading3Char"/>
     <w:uiPriority w:val="9"/>
     <w:unhideWhenUsed/>
     <w:qFormat/>
@@ -5199,11 +6586,11 @@
       <w:color w:val="4F81BD" w:themeColor="accent1"/>
     </w:rPr>
   </w:style>
-  <w:style w:type="paragraph" w:styleId="Titre4">
+  <w:style w:type="paragraph" w:styleId="Heading4">
     <w:name w:val="heading 4"/>
     <w:basedOn w:val="Normal"/>
     <w:next w:val="Normal"/>
-    <w:link w:val="Titre4Car"/>
+    <w:link w:val="Heading4Char"/>
     <w:uiPriority w:val="9"/>
     <w:semiHidden/>
     <w:unhideWhenUsed/>
@@ -5224,11 +6611,11 @@
       <w:color w:val="4F81BD" w:themeColor="accent1"/>
     </w:rPr>
   </w:style>
-  <w:style w:type="paragraph" w:styleId="Titre5">
+  <w:style w:type="paragraph" w:styleId="Heading5">
     <w:name w:val="heading 5"/>
     <w:basedOn w:val="Normal"/>
     <w:next w:val="Normal"/>
-    <w:link w:val="Titre5Car"/>
+    <w:link w:val="Heading5Char"/>
     <w:uiPriority w:val="9"/>
     <w:semiHidden/>
     <w:unhideWhenUsed/>
@@ -5245,11 +6632,11 @@
       <w:color w:val="243F60" w:themeColor="accent1" w:themeShade="7F"/>
     </w:rPr>
   </w:style>
-  <w:style w:type="paragraph" w:styleId="Titre6">
+  <w:style w:type="paragraph" w:styleId="Heading6">
     <w:name w:val="heading 6"/>
     <w:basedOn w:val="Normal"/>
     <w:next w:val="Normal"/>
-    <w:link w:val="Titre6Car"/>
+    <w:link w:val="Heading6Char"/>
     <w:uiPriority w:val="9"/>
     <w:semiHidden/>
     <w:unhideWhenUsed/>
@@ -5268,11 +6655,11 @@
       <w:color w:val="243F60" w:themeColor="accent1" w:themeShade="7F"/>
     </w:rPr>
   </w:style>
-  <w:style w:type="paragraph" w:styleId="Titre7">
+  <w:style w:type="paragraph" w:styleId="Heading7">
     <w:name w:val="heading 7"/>
     <w:basedOn w:val="Normal"/>
     <w:next w:val="Normal"/>
-    <w:link w:val="Titre7Car"/>
+    <w:link w:val="Heading7Char"/>
     <w:uiPriority w:val="9"/>
     <w:semiHidden/>
     <w:unhideWhenUsed/>
@@ -5291,11 +6678,11 @@
       <w:color w:val="404040" w:themeColor="text1" w:themeTint="BF"/>
     </w:rPr>
   </w:style>
-  <w:style w:type="paragraph" w:styleId="Titre8">
+  <w:style w:type="paragraph" w:styleId="Heading8">
     <w:name w:val="heading 8"/>
     <w:basedOn w:val="Normal"/>
     <w:next w:val="Normal"/>
-    <w:link w:val="Titre8Car"/>
+    <w:link w:val="Heading8Char"/>
     <w:uiPriority w:val="9"/>
     <w:semiHidden/>
     <w:unhideWhenUsed/>
@@ -5314,11 +6701,11 @@
       <w:szCs w:val="20"/>
     </w:rPr>
   </w:style>
-  <w:style w:type="paragraph" w:styleId="Titre9">
+  <w:style w:type="paragraph" w:styleId="Heading9">
     <w:name w:val="heading 9"/>
     <w:basedOn w:val="Normal"/>
     <w:next w:val="Normal"/>
-    <w:link w:val="Titre9Car"/>
+    <w:link w:val="Heading9Char"/>
     <w:uiPriority w:val="9"/>
     <w:semiHidden/>
     <w:unhideWhenUsed/>
@@ -5339,13 +6726,13 @@
       <w:szCs w:val="20"/>
     </w:rPr>
   </w:style>
-  <w:style w:type="character" w:default="1" w:styleId="Policepardfaut">
+  <w:style w:type="character" w:default="1" w:styleId="DefaultParagraphFont">
     <w:name w:val="Default Paragraph Font"/>
     <w:uiPriority w:val="1"/>
     <w:semiHidden/>
     <w:unhideWhenUsed/>
   </w:style>
-  <w:style w:type="table" w:default="1" w:styleId="TableauNormal">
+  <w:style w:type="table" w:default="1" w:styleId="TableNormal">
     <w:name w:val="Normal Table"/>
     <w:uiPriority w:val="99"/>
     <w:semiHidden/>
@@ -5360,16 +6747,16 @@
       </w:tblCellMar>
     </w:tblPr>
   </w:style>
-  <w:style w:type="numbering" w:default="1" w:styleId="Aucuneliste">
+  <w:style w:type="numbering" w:default="1" w:styleId="NoList">
     <w:name w:val="No List"/>
     <w:uiPriority w:val="99"/>
     <w:semiHidden/>
     <w:unhideWhenUsed/>
   </w:style>
-  <w:style w:type="paragraph" w:styleId="En-tte">
+  <w:style w:type="paragraph" w:styleId="Header">
     <w:name w:val="header"/>
     <w:basedOn w:val="Normal"/>
-    <w:link w:val="En-tteCar"/>
+    <w:link w:val="HeaderChar"/>
     <w:uiPriority w:val="99"/>
     <w:unhideWhenUsed/>
     <w:rsid w:val="00E618BF"/>
@@ -5381,17 +6768,17 @@
       <w:spacing w:after="0" w:line="240" w:lineRule="auto"/>
     </w:pPr>
   </w:style>
-  <w:style w:type="character" w:customStyle="1" w:styleId="En-tteCar">
-    <w:name w:val="En-tête Car"/>
-    <w:basedOn w:val="Policepardfaut"/>
-    <w:link w:val="En-tte"/>
+  <w:style w:type="character" w:customStyle="1" w:styleId="HeaderChar">
+    <w:name w:val="Header Char"/>
+    <w:basedOn w:val="DefaultParagraphFont"/>
+    <w:link w:val="Header"/>
     <w:uiPriority w:val="99"/>
     <w:rsid w:val="00E618BF"/>
   </w:style>
-  <w:style w:type="paragraph" w:styleId="Pieddepage">
+  <w:style w:type="paragraph" w:styleId="Footer">
     <w:name w:val="footer"/>
     <w:basedOn w:val="Normal"/>
-    <w:link w:val="PieddepageCar"/>
+    <w:link w:val="FooterChar"/>
     <w:uiPriority w:val="99"/>
     <w:unhideWhenUsed/>
     <w:rsid w:val="00E618BF"/>
@@ -5403,14 +6790,14 @@
       <w:spacing w:after="0" w:line="240" w:lineRule="auto"/>
     </w:pPr>
   </w:style>
-  <w:style w:type="character" w:customStyle="1" w:styleId="PieddepageCar">
-    <w:name w:val="Pied de page Car"/>
-    <w:basedOn w:val="Policepardfaut"/>
-    <w:link w:val="Pieddepage"/>
+  <w:style w:type="character" w:customStyle="1" w:styleId="FooterChar">
+    <w:name w:val="Footer Char"/>
+    <w:basedOn w:val="DefaultParagraphFont"/>
+    <w:link w:val="Footer"/>
     <w:uiPriority w:val="99"/>
     <w:rsid w:val="00E618BF"/>
   </w:style>
-  <w:style w:type="paragraph" w:styleId="Sansinterligne">
+  <w:style w:type="paragraph" w:styleId="NoSpacing">
     <w:name w:val="No Spacing"/>
     <w:uiPriority w:val="1"/>
     <w:qFormat/>
@@ -5419,10 +6806,10 @@
       <w:spacing w:after="0" w:line="240" w:lineRule="auto"/>
     </w:pPr>
   </w:style>
-  <w:style w:type="character" w:customStyle="1" w:styleId="Titre1Car">
-    <w:name w:val="Titre 1 Car"/>
-    <w:basedOn w:val="Policepardfaut"/>
-    <w:link w:val="Titre1"/>
+  <w:style w:type="character" w:customStyle="1" w:styleId="Heading1Char">
+    <w:name w:val="Heading 1 Char"/>
+    <w:basedOn w:val="DefaultParagraphFont"/>
+    <w:link w:val="Heading1"/>
     <w:uiPriority w:val="9"/>
     <w:rsid w:val="00FC693F"/>
     <w:rPr>
@@ -5434,10 +6821,10 @@
       <w:szCs w:val="28"/>
     </w:rPr>
   </w:style>
-  <w:style w:type="character" w:customStyle="1" w:styleId="Titre2Car">
-    <w:name w:val="Titre 2 Car"/>
-    <w:basedOn w:val="Policepardfaut"/>
-    <w:link w:val="Titre2"/>
+  <w:style w:type="character" w:customStyle="1" w:styleId="Heading2Char">
+    <w:name w:val="Heading 2 Char"/>
+    <w:basedOn w:val="DefaultParagraphFont"/>
+    <w:link w:val="Heading2"/>
     <w:uiPriority w:val="9"/>
     <w:rsid w:val="00FC693F"/>
     <w:rPr>
@@ -5449,10 +6836,10 @@
       <w:szCs w:val="26"/>
     </w:rPr>
   </w:style>
-  <w:style w:type="character" w:customStyle="1" w:styleId="Titre3Car">
-    <w:name w:val="Titre 3 Car"/>
-    <w:basedOn w:val="Policepardfaut"/>
-    <w:link w:val="Titre3"/>
+  <w:style w:type="character" w:customStyle="1" w:styleId="Heading3Char">
+    <w:name w:val="Heading 3 Char"/>
+    <w:basedOn w:val="DefaultParagraphFont"/>
+    <w:link w:val="Heading3"/>
     <w:uiPriority w:val="9"/>
     <w:rsid w:val="00FC693F"/>
     <w:rPr>
@@ -5462,11 +6849,11 @@
       <w:color w:val="4F81BD" w:themeColor="accent1"/>
     </w:rPr>
   </w:style>
-  <w:style w:type="paragraph" w:styleId="Titre">
+  <w:style w:type="paragraph" w:styleId="Title">
     <w:name w:val="Title"/>
     <w:basedOn w:val="Normal"/>
     <w:next w:val="Normal"/>
-    <w:link w:val="TitreCar"/>
+    <w:link w:val="TitleChar"/>
     <w:uiPriority w:val="10"/>
     <w:qFormat/>
     <w:rsid w:val="00FC693F"/>
@@ -5486,10 +6873,10 @@
       <w:szCs w:val="52"/>
     </w:rPr>
   </w:style>
-  <w:style w:type="character" w:customStyle="1" w:styleId="TitreCar">
-    <w:name w:val="Titre Car"/>
-    <w:basedOn w:val="Policepardfaut"/>
-    <w:link w:val="Titre"/>
+  <w:style w:type="character" w:customStyle="1" w:styleId="TitleChar">
+    <w:name w:val="Title Char"/>
+    <w:basedOn w:val="DefaultParagraphFont"/>
+    <w:link w:val="Title"/>
     <w:uiPriority w:val="10"/>
     <w:rsid w:val="00FC693F"/>
     <w:rPr>
@@ -5501,11 +6888,11 @@
       <w:szCs w:val="52"/>
     </w:rPr>
   </w:style>
-  <w:style w:type="paragraph" w:styleId="Sous-titre">
+  <w:style w:type="paragraph" w:styleId="Subtitle">
     <w:name w:val="Subtitle"/>
     <w:basedOn w:val="Normal"/>
     <w:next w:val="Normal"/>
-    <w:link w:val="Sous-titreCar"/>
+    <w:link w:val="SubtitleChar"/>
     <w:uiPriority w:val="11"/>
     <w:qFormat/>
     <w:rsid w:val="00FC693F"/>
@@ -5524,10 +6911,10 @@
       <w:szCs w:val="24"/>
     </w:rPr>
   </w:style>
-  <w:style w:type="character" w:customStyle="1" w:styleId="Sous-titreCar">
-    <w:name w:val="Sous-titre Car"/>
-    <w:basedOn w:val="Policepardfaut"/>
-    <w:link w:val="Sous-titre"/>
+  <w:style w:type="character" w:customStyle="1" w:styleId="SubtitleChar">
+    <w:name w:val="Subtitle Char"/>
+    <w:basedOn w:val="DefaultParagraphFont"/>
+    <w:link w:val="Subtitle"/>
     <w:uiPriority w:val="11"/>
     <w:rsid w:val="00FC693F"/>
     <w:rPr>
@@ -5540,7 +6927,7 @@
       <w:szCs w:val="24"/>
     </w:rPr>
   </w:style>
-  <w:style w:type="paragraph" w:styleId="Paragraphedeliste">
+  <w:style w:type="paragraph" w:styleId="ListParagraph">
     <w:name w:val="List Paragraph"/>
     <w:basedOn w:val="Normal"/>
     <w:uiPriority w:val="34"/>
@@ -5551,10 +6938,10 @@
       <w:contextualSpacing/>
     </w:pPr>
   </w:style>
-  <w:style w:type="paragraph" w:styleId="Corpsdetexte">
+  <w:style w:type="paragraph" w:styleId="BodyText">
     <w:name w:val="Body Text"/>
     <w:basedOn w:val="Normal"/>
-    <w:link w:val="CorpsdetexteCar"/>
+    <w:link w:val="BodyTextChar"/>
     <w:uiPriority w:val="99"/>
     <w:unhideWhenUsed/>
     <w:rsid w:val="00AA1D8D"/>
@@ -5562,17 +6949,17 @@
       <w:spacing w:after="120"/>
     </w:pPr>
   </w:style>
-  <w:style w:type="character" w:customStyle="1" w:styleId="CorpsdetexteCar">
-    <w:name w:val="Corps de texte Car"/>
-    <w:basedOn w:val="Policepardfaut"/>
-    <w:link w:val="Corpsdetexte"/>
+  <w:style w:type="character" w:customStyle="1" w:styleId="BodyTextChar">
+    <w:name w:val="Body Text Char"/>
+    <w:basedOn w:val="DefaultParagraphFont"/>
+    <w:link w:val="BodyText"/>
     <w:uiPriority w:val="99"/>
     <w:rsid w:val="00AA1D8D"/>
   </w:style>
-  <w:style w:type="paragraph" w:styleId="Corpsdetexte2">
+  <w:style w:type="paragraph" w:styleId="BodyText2">
     <w:name w:val="Body Text 2"/>
     <w:basedOn w:val="Normal"/>
-    <w:link w:val="Corpsdetexte2Car"/>
+    <w:link w:val="BodyText2Char"/>
     <w:uiPriority w:val="99"/>
     <w:unhideWhenUsed/>
     <w:rsid w:val="00AA1D8D"/>
@@ -5580,17 +6967,17 @@
       <w:spacing w:after="120" w:line="480" w:lineRule="auto"/>
     </w:pPr>
   </w:style>
-  <w:style w:type="character" w:customStyle="1" w:styleId="Corpsdetexte2Car">
-    <w:name w:val="Corps de texte 2 Car"/>
-    <w:basedOn w:val="Policepardfaut"/>
-    <w:link w:val="Corpsdetexte2"/>
+  <w:style w:type="character" w:customStyle="1" w:styleId="BodyText2Char">
+    <w:name w:val="Body Text 2 Char"/>
+    <w:basedOn w:val="DefaultParagraphFont"/>
+    <w:link w:val="BodyText2"/>
     <w:uiPriority w:val="99"/>
     <w:rsid w:val="00AA1D8D"/>
   </w:style>
-  <w:style w:type="paragraph" w:styleId="Corpsdetexte3">
+  <w:style w:type="paragraph" w:styleId="BodyText3">
     <w:name w:val="Body Text 3"/>
     <w:basedOn w:val="Normal"/>
-    <w:link w:val="Corpsdetexte3Car"/>
+    <w:link w:val="BodyText3Char"/>
     <w:uiPriority w:val="99"/>
     <w:unhideWhenUsed/>
     <w:rsid w:val="00AA1D8D"/>
@@ -5602,10 +6989,10 @@
       <w:szCs w:val="16"/>
     </w:rPr>
   </w:style>
-  <w:style w:type="character" w:customStyle="1" w:styleId="Corpsdetexte3Car">
-    <w:name w:val="Corps de texte 3 Car"/>
-    <w:basedOn w:val="Policepardfaut"/>
-    <w:link w:val="Corpsdetexte3"/>
+  <w:style w:type="character" w:customStyle="1" w:styleId="BodyText3Char">
+    <w:name w:val="Body Text 3 Char"/>
+    <w:basedOn w:val="DefaultParagraphFont"/>
+    <w:link w:val="BodyText3"/>
     <w:uiPriority w:val="99"/>
     <w:rsid w:val="00AA1D8D"/>
     <w:rPr>
@@ -5613,7 +7000,7 @@
       <w:szCs w:val="16"/>
     </w:rPr>
   </w:style>
-  <w:style w:type="paragraph" w:styleId="Liste">
+  <w:style w:type="paragraph" w:styleId="List">
     <w:name w:val="List"/>
     <w:basedOn w:val="Normal"/>
     <w:uiPriority w:val="99"/>
@@ -5624,7 +7011,7 @@
       <w:contextualSpacing/>
     </w:pPr>
   </w:style>
-  <w:style w:type="paragraph" w:styleId="Liste2">
+  <w:style w:type="paragraph" w:styleId="List2">
     <w:name w:val="List 2"/>
     <w:basedOn w:val="Normal"/>
     <w:uiPriority w:val="99"/>
@@ -5635,7 +7022,7 @@
       <w:contextualSpacing/>
     </w:pPr>
   </w:style>
-  <w:style w:type="paragraph" w:styleId="Liste3">
+  <w:style w:type="paragraph" w:styleId="List3">
     <w:name w:val="List 3"/>
     <w:basedOn w:val="Normal"/>
     <w:uiPriority w:val="99"/>
@@ -5646,7 +7033,7 @@
       <w:contextualSpacing/>
     </w:pPr>
   </w:style>
-  <w:style w:type="paragraph" w:styleId="Listepuces">
+  <w:style w:type="paragraph" w:styleId="ListBullet">
     <w:name w:val="List Bullet"/>
     <w:basedOn w:val="Normal"/>
     <w:uiPriority w:val="99"/>
@@ -5659,7 +7046,7 @@
       <w:contextualSpacing/>
     </w:pPr>
   </w:style>
-  <w:style w:type="paragraph" w:styleId="Listepuces2">
+  <w:style w:type="paragraph" w:styleId="ListBullet2">
     <w:name w:val="List Bullet 2"/>
     <w:basedOn w:val="Normal"/>
     <w:uiPriority w:val="99"/>
@@ -5672,7 +7059,7 @@
       <w:contextualSpacing/>
     </w:pPr>
   </w:style>
-  <w:style w:type="paragraph" w:styleId="Listepuces3">
+  <w:style w:type="paragraph" w:styleId="ListBullet3">
     <w:name w:val="List Bullet 3"/>
     <w:basedOn w:val="Normal"/>
     <w:uiPriority w:val="99"/>
@@ -5685,7 +7072,7 @@
       <w:contextualSpacing/>
     </w:pPr>
   </w:style>
-  <w:style w:type="paragraph" w:styleId="Listenumros">
+  <w:style w:type="paragraph" w:styleId="ListNumber">
     <w:name w:val="List Number"/>
     <w:basedOn w:val="Normal"/>
     <w:uiPriority w:val="99"/>
@@ -5698,7 +7085,7 @@
       <w:contextualSpacing/>
     </w:pPr>
   </w:style>
-  <w:style w:type="paragraph" w:styleId="Listenumros2">
+  <w:style w:type="paragraph" w:styleId="ListNumber2">
     <w:name w:val="List Number 2"/>
     <w:basedOn w:val="Normal"/>
     <w:uiPriority w:val="99"/>
@@ -5711,7 +7098,7 @@
       <w:contextualSpacing/>
     </w:pPr>
   </w:style>
-  <w:style w:type="paragraph" w:styleId="Listenumros3">
+  <w:style w:type="paragraph" w:styleId="ListNumber3">
     <w:name w:val="List Number 3"/>
     <w:basedOn w:val="Normal"/>
     <w:uiPriority w:val="99"/>
@@ -5724,7 +7111,7 @@
       <w:contextualSpacing/>
     </w:pPr>
   </w:style>
-  <w:style w:type="paragraph" w:styleId="Listecontinue">
+  <w:style w:type="paragraph" w:styleId="ListContinue">
     <w:name w:val="List Continue"/>
     <w:basedOn w:val="Normal"/>
     <w:uiPriority w:val="99"/>
@@ -5736,7 +7123,7 @@
       <w:contextualSpacing/>
     </w:pPr>
   </w:style>
-  <w:style w:type="paragraph" w:styleId="Listecontinue2">
+  <w:style w:type="paragraph" w:styleId="ListContinue2">
     <w:name w:val="List Continue 2"/>
     <w:basedOn w:val="Normal"/>
     <w:uiPriority w:val="99"/>
@@ -5748,7 +7135,7 @@
       <w:contextualSpacing/>
     </w:pPr>
   </w:style>
-  <w:style w:type="paragraph" w:styleId="Listecontinue3">
+  <w:style w:type="paragraph" w:styleId="ListContinue3">
     <w:name w:val="List Continue 3"/>
     <w:basedOn w:val="Normal"/>
     <w:uiPriority w:val="99"/>
@@ -5760,9 +7147,9 @@
       <w:contextualSpacing/>
     </w:pPr>
   </w:style>
-  <w:style w:type="paragraph" w:styleId="Textedemacro">
+  <w:style w:type="paragraph" w:styleId="MacroText">
     <w:name w:val="macro"/>
-    <w:link w:val="TextedemacroCar"/>
+    <w:link w:val="MacroTextChar"/>
     <w:uiPriority w:val="99"/>
     <w:unhideWhenUsed/>
     <w:rsid w:val="0029639D"/>
@@ -5783,10 +7170,10 @@
       <w:szCs w:val="20"/>
     </w:rPr>
   </w:style>
-  <w:style w:type="character" w:customStyle="1" w:styleId="TextedemacroCar">
-    <w:name w:val="Texte de macro Car"/>
-    <w:basedOn w:val="Policepardfaut"/>
-    <w:link w:val="Textedemacro"/>
+  <w:style w:type="character" w:customStyle="1" w:styleId="MacroTextChar">
+    <w:name w:val="Macro Text Char"/>
+    <w:basedOn w:val="DefaultParagraphFont"/>
+    <w:link w:val="MacroText"/>
     <w:uiPriority w:val="99"/>
     <w:rsid w:val="0029639D"/>
     <w:rPr>
@@ -5795,11 +7182,11 @@
       <w:szCs w:val="20"/>
     </w:rPr>
   </w:style>
-  <w:style w:type="paragraph" w:styleId="Citation">
+  <w:style w:type="paragraph" w:styleId="Quote">
     <w:name w:val="Quote"/>
     <w:basedOn w:val="Normal"/>
     <w:next w:val="Normal"/>
-    <w:link w:val="CitationCar"/>
+    <w:link w:val="QuoteChar"/>
     <w:uiPriority w:val="29"/>
     <w:qFormat/>
     <w:rsid w:val="00FC693F"/>
@@ -5809,10 +7196,10 @@
       <w:color w:val="000000" w:themeColor="text1"/>
     </w:rPr>
   </w:style>
-  <w:style w:type="character" w:customStyle="1" w:styleId="CitationCar">
-    <w:name w:val="Citation Car"/>
-    <w:basedOn w:val="Policepardfaut"/>
-    <w:link w:val="Citation"/>
+  <w:style w:type="character" w:customStyle="1" w:styleId="QuoteChar">
+    <w:name w:val="Quote Char"/>
+    <w:basedOn w:val="DefaultParagraphFont"/>
+    <w:link w:val="Quote"/>
     <w:uiPriority w:val="29"/>
     <w:rsid w:val="00FC693F"/>
     <w:rPr>
@@ -5821,10 +7208,10 @@
       <w:color w:val="000000" w:themeColor="text1"/>
     </w:rPr>
   </w:style>
-  <w:style w:type="character" w:customStyle="1" w:styleId="Titre4Car">
-    <w:name w:val="Titre 4 Car"/>
-    <w:basedOn w:val="Policepardfaut"/>
-    <w:link w:val="Titre4"/>
+  <w:style w:type="character" w:customStyle="1" w:styleId="Heading4Char">
+    <w:name w:val="Heading 4 Char"/>
+    <w:basedOn w:val="DefaultParagraphFont"/>
+    <w:link w:val="Heading4"/>
     <w:uiPriority w:val="9"/>
     <w:semiHidden/>
     <w:rsid w:val="00FC693F"/>
@@ -5837,10 +7224,10 @@
       <w:color w:val="4F81BD" w:themeColor="accent1"/>
     </w:rPr>
   </w:style>
-  <w:style w:type="character" w:customStyle="1" w:styleId="Titre5Car">
-    <w:name w:val="Titre 5 Car"/>
-    <w:basedOn w:val="Policepardfaut"/>
-    <w:link w:val="Titre5"/>
+  <w:style w:type="character" w:customStyle="1" w:styleId="Heading5Char">
+    <w:name w:val="Heading 5 Char"/>
+    <w:basedOn w:val="DefaultParagraphFont"/>
+    <w:link w:val="Heading5"/>
     <w:uiPriority w:val="9"/>
     <w:semiHidden/>
     <w:rsid w:val="00FC693F"/>
@@ -5849,10 +7236,10 @@
       <w:color w:val="243F60" w:themeColor="accent1" w:themeShade="7F"/>
     </w:rPr>
   </w:style>
-  <w:style w:type="character" w:customStyle="1" w:styleId="Titre6Car">
-    <w:name w:val="Titre 6 Car"/>
-    <w:basedOn w:val="Policepardfaut"/>
-    <w:link w:val="Titre6"/>
+  <w:style w:type="character" w:customStyle="1" w:styleId="Heading6Char">
+    <w:name w:val="Heading 6 Char"/>
+    <w:basedOn w:val="DefaultParagraphFont"/>
+    <w:link w:val="Heading6"/>
     <w:uiPriority w:val="9"/>
     <w:semiHidden/>
     <w:rsid w:val="00FC693F"/>
@@ -5863,10 +7250,10 @@
       <w:color w:val="243F60" w:themeColor="accent1" w:themeShade="7F"/>
     </w:rPr>
   </w:style>
-  <w:style w:type="character" w:customStyle="1" w:styleId="Titre7Car">
-    <w:name w:val="Titre 7 Car"/>
-    <w:basedOn w:val="Policepardfaut"/>
-    <w:link w:val="Titre7"/>
+  <w:style w:type="character" w:customStyle="1" w:styleId="Heading7Char">
+    <w:name w:val="Heading 7 Char"/>
+    <w:basedOn w:val="DefaultParagraphFont"/>
+    <w:link w:val="Heading7"/>
     <w:uiPriority w:val="9"/>
     <w:semiHidden/>
     <w:rsid w:val="00FC693F"/>
@@ -5877,10 +7264,10 @@
       <w:color w:val="404040" w:themeColor="text1" w:themeTint="BF"/>
     </w:rPr>
   </w:style>
-  <w:style w:type="character" w:customStyle="1" w:styleId="Titre8Car">
-    <w:name w:val="Titre 8 Car"/>
-    <w:basedOn w:val="Policepardfaut"/>
-    <w:link w:val="Titre8"/>
+  <w:style w:type="character" w:customStyle="1" w:styleId="Heading8Char">
+    <w:name w:val="Heading 8 Char"/>
+    <w:basedOn w:val="DefaultParagraphFont"/>
+    <w:link w:val="Heading8"/>
     <w:uiPriority w:val="9"/>
     <w:semiHidden/>
     <w:rsid w:val="00FC693F"/>
@@ -5891,10 +7278,10 @@
       <w:szCs w:val="20"/>
     </w:rPr>
   </w:style>
-  <w:style w:type="character" w:customStyle="1" w:styleId="Titre9Car">
-    <w:name w:val="Titre 9 Car"/>
-    <w:basedOn w:val="Policepardfaut"/>
-    <w:link w:val="Titre9"/>
+  <w:style w:type="character" w:customStyle="1" w:styleId="Heading9Char">
+    <w:name w:val="Heading 9 Char"/>
+    <w:basedOn w:val="DefaultParagraphFont"/>
+    <w:link w:val="Heading9"/>
     <w:uiPriority w:val="9"/>
     <w:semiHidden/>
     <w:rsid w:val="00FC693F"/>
@@ -5907,7 +7294,7 @@
       <w:szCs w:val="20"/>
     </w:rPr>
   </w:style>
-  <w:style w:type="paragraph" w:styleId="Lgende">
+  <w:style w:type="paragraph" w:styleId="Caption">
     <w:name w:val="caption"/>
     <w:basedOn w:val="Normal"/>
     <w:next w:val="Normal"/>
@@ -5927,9 +7314,9 @@
       <w:szCs w:val="18"/>
     </w:rPr>
   </w:style>
-  <w:style w:type="character" w:styleId="lev">
+  <w:style w:type="character" w:styleId="Strong">
     <w:name w:val="Strong"/>
-    <w:basedOn w:val="Policepardfaut"/>
+    <w:basedOn w:val="DefaultParagraphFont"/>
     <w:uiPriority w:val="22"/>
     <w:qFormat/>
     <w:rsid w:val="00FC693F"/>
@@ -5938,9 +7325,9 @@
       <w:bCs/>
     </w:rPr>
   </w:style>
-  <w:style w:type="character" w:styleId="Accentuation">
+  <w:style w:type="character" w:styleId="Emphasis">
     <w:name w:val="Emphasis"/>
-    <w:basedOn w:val="Policepardfaut"/>
+    <w:basedOn w:val="DefaultParagraphFont"/>
     <w:uiPriority w:val="20"/>
     <w:qFormat/>
     <w:rsid w:val="00FC693F"/>
@@ -5949,11 +7336,11 @@
       <w:iCs/>
     </w:rPr>
   </w:style>
-  <w:style w:type="paragraph" w:styleId="Citationintense">
+  <w:style w:type="paragraph" w:styleId="IntenseQuote">
     <w:name w:val="Intense Quote"/>
     <w:basedOn w:val="Normal"/>
     <w:next w:val="Normal"/>
-    <w:link w:val="CitationintenseCar"/>
+    <w:link w:val="IntenseQuoteChar"/>
     <w:uiPriority w:val="30"/>
     <w:qFormat/>
     <w:rsid w:val="00FC693F"/>
@@ -5972,10 +7359,10 @@
       <w:color w:val="4F81BD" w:themeColor="accent1"/>
     </w:rPr>
   </w:style>
-  <w:style w:type="character" w:customStyle="1" w:styleId="CitationintenseCar">
-    <w:name w:val="Citation intense Car"/>
-    <w:basedOn w:val="Policepardfaut"/>
-    <w:link w:val="Citationintense"/>
+  <w:style w:type="character" w:customStyle="1" w:styleId="IntenseQuoteChar">
+    <w:name w:val="Intense Quote Char"/>
+    <w:basedOn w:val="DefaultParagraphFont"/>
+    <w:link w:val="IntenseQuote"/>
     <w:uiPriority w:val="30"/>
     <w:rsid w:val="00FC693F"/>
     <w:rPr>
@@ -5986,9 +7373,9 @@
       <w:color w:val="4F81BD" w:themeColor="accent1"/>
     </w:rPr>
   </w:style>
-  <w:style w:type="character" w:styleId="Accentuationlgre">
+  <w:style w:type="character" w:styleId="SubtleEmphasis">
     <w:name w:val="Subtle Emphasis"/>
-    <w:basedOn w:val="Policepardfaut"/>
+    <w:basedOn w:val="DefaultParagraphFont"/>
     <w:uiPriority w:val="19"/>
     <w:qFormat/>
     <w:rsid w:val="00FC693F"/>
@@ -5998,9 +7385,9 @@
       <w:color w:val="808080" w:themeColor="text1" w:themeTint="7F"/>
     </w:rPr>
   </w:style>
-  <w:style w:type="character" w:styleId="Accentuationintense">
+  <w:style w:type="character" w:styleId="IntenseEmphasis">
     <w:name w:val="Intense Emphasis"/>
-    <w:basedOn w:val="Policepardfaut"/>
+    <w:basedOn w:val="DefaultParagraphFont"/>
     <w:uiPriority w:val="21"/>
     <w:qFormat/>
     <w:rsid w:val="00FC693F"/>
@@ -6012,9 +7399,9 @@
       <w:color w:val="4F81BD" w:themeColor="accent1"/>
     </w:rPr>
   </w:style>
-  <w:style w:type="character" w:styleId="Rfrencelgre">
+  <w:style w:type="character" w:styleId="SubtleReference">
     <w:name w:val="Subtle Reference"/>
-    <w:basedOn w:val="Policepardfaut"/>
+    <w:basedOn w:val="DefaultParagraphFont"/>
     <w:uiPriority w:val="31"/>
     <w:qFormat/>
     <w:rsid w:val="00FC693F"/>
@@ -6024,9 +7411,9 @@
       <w:u w:val="single"/>
     </w:rPr>
   </w:style>
-  <w:style w:type="character" w:styleId="Rfrenceintense">
+  <w:style w:type="character" w:styleId="IntenseReference">
     <w:name w:val="Intense Reference"/>
-    <w:basedOn w:val="Policepardfaut"/>
+    <w:basedOn w:val="DefaultParagraphFont"/>
     <w:uiPriority w:val="32"/>
     <w:qFormat/>
     <w:rsid w:val="00FC693F"/>
@@ -6039,9 +7426,9 @@
       <w:u w:val="single"/>
     </w:rPr>
   </w:style>
-  <w:style w:type="character" w:styleId="Titredulivre">
+  <w:style w:type="character" w:styleId="BookTitle">
     <w:name w:val="Book Title"/>
-    <w:basedOn w:val="Policepardfaut"/>
+    <w:basedOn w:val="DefaultParagraphFont"/>
     <w:uiPriority w:val="33"/>
     <w:qFormat/>
     <w:rsid w:val="00FC693F"/>
@@ -6052,9 +7439,9 @@
       <w:spacing w:val="5"/>
     </w:rPr>
   </w:style>
-  <w:style w:type="paragraph" w:styleId="En-ttedetabledesmatires">
+  <w:style w:type="paragraph" w:styleId="TOCHeading">
     <w:name w:val="TOC Heading"/>
-    <w:basedOn w:val="Titre1"/>
+    <w:basedOn w:val="Heading1"/>
     <w:next w:val="Normal"/>
     <w:uiPriority w:val="39"/>
     <w:semiHidden/>
@@ -6065,9 +7452,9 @@
       <w:outlineLvl w:val="9"/>
     </w:pPr>
   </w:style>
-  <w:style w:type="table" w:styleId="Grilledutableau">
+  <w:style w:type="table" w:styleId="TableGrid">
     <w:name w:val="Table Grid"/>
-    <w:basedOn w:val="TableauNormal"/>
+    <w:basedOn w:val="TableNormal"/>
     <w:uiPriority w:val="59"/>
     <w:rsid w:val="00FC693F"/>
     <w:pPr>
@@ -6084,9 +7471,9 @@
       </w:tblBorders>
     </w:tblPr>
   </w:style>
-  <w:style w:type="table" w:styleId="Ombrageclair">
+  <w:style w:type="table" w:styleId="LightShading">
     <w:name w:val="Light Shading"/>
-    <w:basedOn w:val="TableauNormal"/>
+    <w:basedOn w:val="TableNormal"/>
     <w:uiPriority w:val="60"/>
     <w:rsid w:val="00FC693F"/>
     <w:pPr>
@@ -6180,9 +7567,9 @@
       </w:tcPr>
     </w:tblStylePr>
   </w:style>
-  <w:style w:type="table" w:styleId="Trameclaire-Accent1">
+  <w:style w:type="table" w:styleId="LightShading-Accent1">
     <w:name w:val="Light Shading Accent 1"/>
-    <w:basedOn w:val="TableauNormal"/>
+    <w:basedOn w:val="TableNormal"/>
     <w:uiPriority w:val="60"/>
     <w:rsid w:val="00FC693F"/>
     <w:pPr>
@@ -6276,9 +7663,9 @@
       </w:tcPr>
     </w:tblStylePr>
   </w:style>
-  <w:style w:type="table" w:styleId="Trameclaire-Accent2">
+  <w:style w:type="table" w:styleId="LightShading-Accent2">
     <w:name w:val="Light Shading Accent 2"/>
-    <w:basedOn w:val="TableauNormal"/>
+    <w:basedOn w:val="TableNormal"/>
     <w:uiPriority w:val="60"/>
     <w:rsid w:val="00FC693F"/>
     <w:pPr>
@@ -6372,9 +7759,9 @@
       </w:tcPr>
     </w:tblStylePr>
   </w:style>
-  <w:style w:type="table" w:styleId="Trameclaire-Accent3">
+  <w:style w:type="table" w:styleId="LightShading-Accent3">
     <w:name w:val="Light Shading Accent 3"/>
-    <w:basedOn w:val="TableauNormal"/>
+    <w:basedOn w:val="TableNormal"/>
     <w:uiPriority w:val="60"/>
     <w:rsid w:val="00FC693F"/>
     <w:pPr>
@@ -6468,9 +7855,9 @@
       </w:tcPr>
     </w:tblStylePr>
   </w:style>
-  <w:style w:type="table" w:styleId="Trameclaire-Accent4">
+  <w:style w:type="table" w:styleId="LightShading-Accent4">
     <w:name w:val="Light Shading Accent 4"/>
-    <w:basedOn w:val="TableauNormal"/>
+    <w:basedOn w:val="TableNormal"/>
     <w:uiPriority w:val="60"/>
     <w:rsid w:val="00FC693F"/>
     <w:pPr>
@@ -6564,9 +7951,9 @@
       </w:tcPr>
     </w:tblStylePr>
   </w:style>
-  <w:style w:type="table" w:styleId="Trameclaire-Accent5">
+  <w:style w:type="table" w:styleId="LightShading-Accent5">
     <w:name w:val="Light Shading Accent 5"/>
-    <w:basedOn w:val="TableauNormal"/>
+    <w:basedOn w:val="TableNormal"/>
     <w:uiPriority w:val="60"/>
     <w:rsid w:val="00FC693F"/>
     <w:pPr>
@@ -6660,9 +8047,9 @@
       </w:tcPr>
     </w:tblStylePr>
   </w:style>
-  <w:style w:type="table" w:styleId="Trameclaire-Accent6">
+  <w:style w:type="table" w:styleId="LightShading-Accent6">
     <w:name w:val="Light Shading Accent 6"/>
-    <w:basedOn w:val="TableauNormal"/>
+    <w:basedOn w:val="TableNormal"/>
     <w:uiPriority w:val="60"/>
     <w:rsid w:val="00FC693F"/>
     <w:pPr>
@@ -6756,9 +8143,9 @@
       </w:tcPr>
     </w:tblStylePr>
   </w:style>
-  <w:style w:type="table" w:styleId="Listeclaire">
+  <w:style w:type="table" w:styleId="LightList">
     <w:name w:val="Light List"/>
-    <w:basedOn w:val="TableauNormal"/>
+    <w:basedOn w:val="TableNormal"/>
     <w:uiPriority w:val="61"/>
     <w:rsid w:val="00FC693F"/>
     <w:pPr>
@@ -6841,9 +8228,9 @@
       </w:tcPr>
     </w:tblStylePr>
   </w:style>
-  <w:style w:type="table" w:styleId="Listeclaire-Accent1">
+  <w:style w:type="table" w:styleId="LightList-Accent1">
     <w:name w:val="Light List Accent 1"/>
-    <w:basedOn w:val="TableauNormal"/>
+    <w:basedOn w:val="TableNormal"/>
     <w:uiPriority w:val="61"/>
     <w:rsid w:val="00FC693F"/>
     <w:pPr>
@@ -6926,9 +8313,9 @@
       </w:tcPr>
     </w:tblStylePr>
   </w:style>
-  <w:style w:type="table" w:styleId="Listeclaire-Accent2">
+  <w:style w:type="table" w:styleId="LightList-Accent2">
     <w:name w:val="Light List Accent 2"/>
-    <w:basedOn w:val="TableauNormal"/>
+    <w:basedOn w:val="TableNormal"/>
     <w:uiPriority w:val="61"/>
     <w:rsid w:val="00CB0664"/>
     <w:pPr>
@@ -7011,9 +8398,9 @@
       </w:tcPr>
     </w:tblStylePr>
   </w:style>
-  <w:style w:type="table" w:styleId="Listeclaire-Accent3">
+  <w:style w:type="table" w:styleId="LightList-Accent3">
     <w:name w:val="Light List Accent 3"/>
-    <w:basedOn w:val="TableauNormal"/>
+    <w:basedOn w:val="TableNormal"/>
     <w:uiPriority w:val="61"/>
     <w:rsid w:val="00CB0664"/>
     <w:pPr>
@@ -7096,9 +8483,9 @@
       </w:tcPr>
     </w:tblStylePr>
   </w:style>
-  <w:style w:type="table" w:styleId="Listeclaire-Accent4">
+  <w:style w:type="table" w:styleId="LightList-Accent4">
     <w:name w:val="Light List Accent 4"/>
-    <w:basedOn w:val="TableauNormal"/>
+    <w:basedOn w:val="TableNormal"/>
     <w:uiPriority w:val="61"/>
     <w:rsid w:val="00CB0664"/>
     <w:pPr>
@@ -7181,9 +8568,9 @@
       </w:tcPr>
     </w:tblStylePr>
   </w:style>
-  <w:style w:type="table" w:styleId="Listeclaire-Accent5">
+  <w:style w:type="table" w:styleId="LightList-Accent5">
     <w:name w:val="Light List Accent 5"/>
-    <w:basedOn w:val="TableauNormal"/>
+    <w:basedOn w:val="TableNormal"/>
     <w:uiPriority w:val="61"/>
     <w:rsid w:val="00CB0664"/>
     <w:pPr>
@@ -7266,9 +8653,9 @@
       </w:tcPr>
     </w:tblStylePr>
   </w:style>
-  <w:style w:type="table" w:styleId="Listeclaire-Accent6">
+  <w:style w:type="table" w:styleId="LightList-Accent6">
     <w:name w:val="Light List Accent 6"/>
-    <w:basedOn w:val="TableauNormal"/>
+    <w:basedOn w:val="TableNormal"/>
     <w:uiPriority w:val="61"/>
     <w:rsid w:val="00CB0664"/>
     <w:pPr>
@@ -7351,9 +8738,9 @@
       </w:tcPr>
     </w:tblStylePr>
   </w:style>
-  <w:style w:type="table" w:styleId="Grilleclaire">
+  <w:style w:type="table" w:styleId="LightGrid">
     <w:name w:val="Light Grid"/>
-    <w:basedOn w:val="TableauNormal"/>
+    <w:basedOn w:val="TableNormal"/>
     <w:uiPriority w:val="62"/>
     <w:rsid w:val="00CB0664"/>
     <w:pPr>
@@ -7474,9 +8861,9 @@
       </w:tcPr>
     </w:tblStylePr>
   </w:style>
-  <w:style w:type="table" w:styleId="Grilleclaire-Accent1">
+  <w:style w:type="table" w:styleId="LightGrid-Accent1">
     <w:name w:val="Light Grid Accent 1"/>
-    <w:basedOn w:val="TableauNormal"/>
+    <w:basedOn w:val="TableNormal"/>
     <w:uiPriority w:val="62"/>
     <w:rsid w:val="00CB0664"/>
     <w:pPr>
@@ -7597,9 +8984,9 @@
       </w:tcPr>
     </w:tblStylePr>
   </w:style>
-  <w:style w:type="table" w:styleId="Grilleclaire-Accent2">
+  <w:style w:type="table" w:styleId="LightGrid-Accent2">
     <w:name w:val="Light Grid Accent 2"/>
-    <w:basedOn w:val="TableauNormal"/>
+    <w:basedOn w:val="TableNormal"/>
     <w:uiPriority w:val="62"/>
     <w:rsid w:val="00CB0664"/>
     <w:pPr>
@@ -7720,9 +9107,9 @@
       </w:tcPr>
     </w:tblStylePr>
   </w:style>
-  <w:style w:type="table" w:styleId="Grilleclaire-Accent3">
+  <w:style w:type="table" w:styleId="LightGrid-Accent3">
     <w:name w:val="Light Grid Accent 3"/>
-    <w:basedOn w:val="TableauNormal"/>
+    <w:basedOn w:val="TableNormal"/>
     <w:uiPriority w:val="62"/>
     <w:rsid w:val="00CB0664"/>
     <w:pPr>
@@ -7843,9 +9230,9 @@
       </w:tcPr>
     </w:tblStylePr>
   </w:style>
-  <w:style w:type="table" w:styleId="Grilleclaire-Accent4">
+  <w:style w:type="table" w:styleId="LightGrid-Accent4">
     <w:name w:val="Light Grid Accent 4"/>
-    <w:basedOn w:val="TableauNormal"/>
+    <w:basedOn w:val="TableNormal"/>
     <w:uiPriority w:val="62"/>
     <w:rsid w:val="00CB0664"/>
     <w:pPr>
@@ -7966,9 +9353,9 @@
       </w:tcPr>
     </w:tblStylePr>
   </w:style>
-  <w:style w:type="table" w:styleId="Grilleclaire-Accent5">
+  <w:style w:type="table" w:styleId="LightGrid-Accent5">
     <w:name w:val="Light Grid Accent 5"/>
-    <w:basedOn w:val="TableauNormal"/>
+    <w:basedOn w:val="TableNormal"/>
     <w:uiPriority w:val="62"/>
     <w:rsid w:val="00CB0664"/>
     <w:pPr>
@@ -8089,9 +9476,9 @@
       </w:tcPr>
     </w:tblStylePr>
   </w:style>
-  <w:style w:type="table" w:styleId="Grilleclaire-Accent6">
+  <w:style w:type="table" w:styleId="LightGrid-Accent6">
     <w:name w:val="Light Grid Accent 6"/>
-    <w:basedOn w:val="TableauNormal"/>
+    <w:basedOn w:val="TableNormal"/>
     <w:uiPriority w:val="62"/>
     <w:rsid w:val="00CB0664"/>
     <w:pPr>
@@ -8212,9 +9599,9 @@
       </w:tcPr>
     </w:tblStylePr>
   </w:style>
-  <w:style w:type="table" w:styleId="Tramemoyenne1">
+  <w:style w:type="table" w:styleId="MediumShading1">
     <w:name w:val="Medium Shading 1"/>
-    <w:basedOn w:val="TableauNormal"/>
+    <w:basedOn w:val="TableNormal"/>
     <w:uiPriority w:val="63"/>
     <w:rsid w:val="00CB0664"/>
     <w:pPr>
@@ -8311,9 +9698,9 @@
       </w:tcPr>
     </w:tblStylePr>
   </w:style>
-  <w:style w:type="table" w:styleId="Tramemoyenne1-Accent1">
+  <w:style w:type="table" w:styleId="MediumShading1-Accent1">
     <w:name w:val="Medium Shading 1 Accent 1"/>
-    <w:basedOn w:val="TableauNormal"/>
+    <w:basedOn w:val="TableNormal"/>
     <w:uiPriority w:val="63"/>
     <w:rsid w:val="00CB0664"/>
     <w:pPr>
@@ -8410,9 +9797,9 @@
       </w:tcPr>
     </w:tblStylePr>
   </w:style>
-  <w:style w:type="table" w:styleId="Tramemoyenne1-Accent2">
+  <w:style w:type="table" w:styleId="MediumShading1-Accent2">
     <w:name w:val="Medium Shading 1 Accent 2"/>
-    <w:basedOn w:val="TableauNormal"/>
+    <w:basedOn w:val="TableNormal"/>
     <w:uiPriority w:val="63"/>
     <w:rsid w:val="00CB0664"/>
     <w:pPr>
@@ -8509,9 +9896,9 @@
       </w:tcPr>
     </w:tblStylePr>
   </w:style>
-  <w:style w:type="table" w:styleId="Tramemoyenne1-Accent3">
+  <w:style w:type="table" w:styleId="MediumShading1-Accent3">
     <w:name w:val="Medium Shading 1 Accent 3"/>
-    <w:basedOn w:val="TableauNormal"/>
+    <w:basedOn w:val="TableNormal"/>
     <w:uiPriority w:val="63"/>
     <w:rsid w:val="00CB0664"/>
     <w:pPr>
@@ -8608,9 +9995,9 @@
       </w:tcPr>
     </w:tblStylePr>
   </w:style>
-  <w:style w:type="table" w:styleId="Tramemoyenne1-Accent4">
+  <w:style w:type="table" w:styleId="MediumShading1-Accent4">
     <w:name w:val="Medium Shading 1 Accent 4"/>
-    <w:basedOn w:val="TableauNormal"/>
+    <w:basedOn w:val="TableNormal"/>
     <w:uiPriority w:val="63"/>
     <w:rsid w:val="00CB0664"/>
     <w:pPr>
@@ -8707,9 +10094,9 @@
       </w:tcPr>
     </w:tblStylePr>
   </w:style>
-  <w:style w:type="table" w:styleId="Tramemoyenne1-Accent5">
+  <w:style w:type="table" w:styleId="MediumShading1-Accent5">
     <w:name w:val="Medium Shading 1 Accent 5"/>
-    <w:basedOn w:val="TableauNormal"/>
+    <w:basedOn w:val="TableNormal"/>
     <w:uiPriority w:val="63"/>
     <w:rsid w:val="00CB0664"/>
     <w:pPr>
@@ -8806,9 +10193,9 @@
       </w:tcPr>
     </w:tblStylePr>
   </w:style>
-  <w:style w:type="table" w:styleId="Tramemoyenne1-Accent6">
+  <w:style w:type="table" w:styleId="MediumShading1-Accent6">
     <w:name w:val="Medium Shading 1 Accent 6"/>
-    <w:basedOn w:val="TableauNormal"/>
+    <w:basedOn w:val="TableNormal"/>
     <w:uiPriority w:val="63"/>
     <w:rsid w:val="00CB0664"/>
     <w:pPr>
@@ -8905,9 +10292,9 @@
       </w:tcPr>
     </w:tblStylePr>
   </w:style>
-  <w:style w:type="table" w:styleId="Tramemoyenne2">
+  <w:style w:type="table" w:styleId="MediumShading2">
     <w:name w:val="Medium Shading 2"/>
-    <w:basedOn w:val="TableauNormal"/>
+    <w:basedOn w:val="TableNormal"/>
     <w:uiPriority w:val="64"/>
     <w:rsid w:val="00CB0664"/>
     <w:pPr>
@@ -9047,9 +10434,9 @@
       </w:tcPr>
     </w:tblStylePr>
   </w:style>
-  <w:style w:type="table" w:styleId="Tramemoyenne2-Accent1">
+  <w:style w:type="table" w:styleId="MediumShading2-Accent1">
     <w:name w:val="Medium Shading 2 Accent 1"/>
-    <w:basedOn w:val="TableauNormal"/>
+    <w:basedOn w:val="TableNormal"/>
     <w:uiPriority w:val="64"/>
     <w:rsid w:val="00CB0664"/>
     <w:pPr>
@@ -9189,9 +10576,9 @@
       </w:tcPr>
     </w:tblStylePr>
   </w:style>
-  <w:style w:type="table" w:styleId="Tramemoyenne2-Accent2">
+  <w:style w:type="table" w:styleId="MediumShading2-Accent2">
     <w:name w:val="Medium Shading 2 Accent 2"/>
-    <w:basedOn w:val="TableauNormal"/>
+    <w:basedOn w:val="TableNormal"/>
     <w:uiPriority w:val="64"/>
     <w:rsid w:val="00CB0664"/>
     <w:pPr>
@@ -9331,9 +10718,9 @@
       </w:tcPr>
     </w:tblStylePr>
   </w:style>
-  <w:style w:type="table" w:styleId="Tramemoyenne2-Accent3">
+  <w:style w:type="table" w:styleId="MediumShading2-Accent3">
     <w:name w:val="Medium Shading 2 Accent 3"/>
-    <w:basedOn w:val="TableauNormal"/>
+    <w:basedOn w:val="TableNormal"/>
     <w:uiPriority w:val="64"/>
     <w:rsid w:val="00CB0664"/>
     <w:pPr>
@@ -9473,9 +10860,9 @@
       </w:tcPr>
     </w:tblStylePr>
   </w:style>
-  <w:style w:type="table" w:styleId="Tramemoyenne2-Accent4">
+  <w:style w:type="table" w:styleId="MediumShading2-Accent4">
     <w:name w:val="Medium Shading 2 Accent 4"/>
-    <w:basedOn w:val="TableauNormal"/>
+    <w:basedOn w:val="TableNormal"/>
     <w:uiPriority w:val="64"/>
     <w:rsid w:val="00CB0664"/>
     <w:pPr>
@@ -9615,9 +11002,9 @@
       </w:tcPr>
     </w:tblStylePr>
   </w:style>
-  <w:style w:type="table" w:styleId="Tramemoyenne2-Accent5">
+  <w:style w:type="table" w:styleId="MediumShading2-Accent5">
     <w:name w:val="Medium Shading 2 Accent 5"/>
-    <w:basedOn w:val="TableauNormal"/>
+    <w:basedOn w:val="TableNormal"/>
     <w:uiPriority w:val="64"/>
     <w:rsid w:val="00CB0664"/>
     <w:pPr>
@@ -9757,9 +11144,9 @@
       </w:tcPr>
     </w:tblStylePr>
   </w:style>
-  <w:style w:type="table" w:styleId="Tramemoyenne2-Accent6">
+  <w:style w:type="table" w:styleId="MediumShading2-Accent6">
     <w:name w:val="Medium Shading 2 Accent 6"/>
-    <w:basedOn w:val="TableauNormal"/>
+    <w:basedOn w:val="TableNormal"/>
     <w:uiPriority w:val="64"/>
     <w:rsid w:val="00CB0664"/>
     <w:pPr>
@@ -9899,9 +11286,9 @@
       </w:tcPr>
     </w:tblStylePr>
   </w:style>
-  <w:style w:type="table" w:styleId="Listemoyenne1">
+  <w:style w:type="table" w:styleId="MediumList1">
     <w:name w:val="Medium List 1"/>
-    <w:basedOn w:val="TableauNormal"/>
+    <w:basedOn w:val="TableNormal"/>
     <w:uiPriority w:val="65"/>
     <w:rsid w:val="00CB0664"/>
     <w:pPr>
@@ -9976,9 +11363,9 @@
       </w:tcPr>
     </w:tblStylePr>
   </w:style>
-  <w:style w:type="table" w:styleId="Listemoyenne1-Accent1">
+  <w:style w:type="table" w:styleId="MediumList1-Accent1">
     <w:name w:val="Medium List 1 Accent 1"/>
-    <w:basedOn w:val="TableauNormal"/>
+    <w:basedOn w:val="TableNormal"/>
     <w:uiPriority w:val="65"/>
     <w:rsid w:val="00CB0664"/>
     <w:pPr>
@@ -10053,9 +11440,9 @@
       </w:tcPr>
     </w:tblStylePr>
   </w:style>
-  <w:style w:type="table" w:styleId="Listemoyenne1-Accent2">
+  <w:style w:type="table" w:styleId="MediumList1-Accent2">
     <w:name w:val="Medium List 1 Accent 2"/>
-    <w:basedOn w:val="TableauNormal"/>
+    <w:basedOn w:val="TableNormal"/>
     <w:uiPriority w:val="65"/>
     <w:rsid w:val="00CB0664"/>
     <w:pPr>
@@ -10130,9 +11517,9 @@
       </w:tcPr>
     </w:tblStylePr>
   </w:style>
-  <w:style w:type="table" w:styleId="Listemoyenne1-Accent3">
+  <w:style w:type="table" w:styleId="MediumList1-Accent3">
     <w:name w:val="Medium List 1 Accent 3"/>
-    <w:basedOn w:val="TableauNormal"/>
+    <w:basedOn w:val="TableNormal"/>
     <w:uiPriority w:val="65"/>
     <w:rsid w:val="00CB0664"/>
     <w:pPr>
@@ -10207,9 +11594,9 @@
       </w:tcPr>
     </w:tblStylePr>
   </w:style>
-  <w:style w:type="table" w:styleId="Listemoyenne1-Accent4">
+  <w:style w:type="table" w:styleId="MediumList1-Accent4">
     <w:name w:val="Medium List 1 Accent 4"/>
-    <w:basedOn w:val="TableauNormal"/>
+    <w:basedOn w:val="TableNormal"/>
     <w:uiPriority w:val="65"/>
     <w:rsid w:val="00CB0664"/>
     <w:pPr>
@@ -10284,9 +11671,9 @@
       </w:tcPr>
     </w:tblStylePr>
   </w:style>
-  <w:style w:type="table" w:styleId="Listemoyenne1-Accent5">
+  <w:style w:type="table" w:styleId="MediumList1-Accent5">
     <w:name w:val="Medium List 1 Accent 5"/>
-    <w:basedOn w:val="TableauNormal"/>
+    <w:basedOn w:val="TableNormal"/>
     <w:uiPriority w:val="65"/>
     <w:rsid w:val="00CB0664"/>
     <w:pPr>
@@ -10361,9 +11748,9 @@
       </w:tcPr>
     </w:tblStylePr>
   </w:style>
-  <w:style w:type="table" w:styleId="Listemoyenne1-Accent6">
+  <w:style w:type="table" w:styleId="MediumList1-Accent6">
     <w:name w:val="Medium List 1 Accent 6"/>
-    <w:basedOn w:val="TableauNormal"/>
+    <w:basedOn w:val="TableNormal"/>
     <w:uiPriority w:val="65"/>
     <w:rsid w:val="00CB0664"/>
     <w:pPr>
@@ -10438,9 +11825,9 @@
       </w:tcPr>
     </w:tblStylePr>
   </w:style>
-  <w:style w:type="table" w:styleId="Listemoyenne2">
+  <w:style w:type="table" w:styleId="MediumList2">
     <w:name w:val="Medium List 2"/>
-    <w:basedOn w:val="TableauNormal"/>
+    <w:basedOn w:val="TableNormal"/>
     <w:uiPriority w:val="66"/>
     <w:rsid w:val="00CB0664"/>
     <w:pPr>
@@ -10559,9 +11946,9 @@
       </w:tcPr>
     </w:tblStylePr>
   </w:style>
-  <w:style w:type="table" w:styleId="Listemoyenne2-Accent1">
+  <w:style w:type="table" w:styleId="MediumList2-Accent1">
     <w:name w:val="Medium List 2 Accent 1"/>
-    <w:basedOn w:val="TableauNormal"/>
+    <w:basedOn w:val="TableNormal"/>
     <w:uiPriority w:val="66"/>
     <w:rsid w:val="00CB0664"/>
     <w:pPr>
@@ -10680,9 +12067,9 @@
       </w:tcPr>
     </w:tblStylePr>
   </w:style>
-  <w:style w:type="table" w:styleId="Listemoyenne2-Accent2">
+  <w:style w:type="table" w:styleId="MediumList2-Accent2">
     <w:name w:val="Medium List 2 Accent 2"/>
-    <w:basedOn w:val="TableauNormal"/>
+    <w:basedOn w:val="TableNormal"/>
     <w:uiPriority w:val="66"/>
     <w:rsid w:val="00CB0664"/>
     <w:pPr>
@@ -10801,9 +12188,9 @@
       </w:tcPr>
     </w:tblStylePr>
   </w:style>
-  <w:style w:type="table" w:styleId="Listemoyenne2-Accent3">
+  <w:style w:type="table" w:styleId="MediumList2-Accent3">
     <w:name w:val="Medium List 2 Accent 3"/>
-    <w:basedOn w:val="TableauNormal"/>
+    <w:basedOn w:val="TableNormal"/>
     <w:uiPriority w:val="66"/>
     <w:rsid w:val="00CB0664"/>
     <w:pPr>
@@ -10922,9 +12309,9 @@
       </w:tcPr>
     </w:tblStylePr>
   </w:style>
-  <w:style w:type="table" w:styleId="Listemoyenne2-Accent4">
+  <w:style w:type="table" w:styleId="MediumList2-Accent4">
     <w:name w:val="Medium List 2 Accent 4"/>
-    <w:basedOn w:val="TableauNormal"/>
+    <w:basedOn w:val="TableNormal"/>
     <w:uiPriority w:val="66"/>
     <w:rsid w:val="00CB0664"/>
     <w:pPr>
@@ -11043,9 +12430,9 @@
       </w:tcPr>
     </w:tblStylePr>
   </w:style>
-  <w:style w:type="table" w:styleId="Listemoyenne2-Accent5">
+  <w:style w:type="table" w:styleId="MediumList2-Accent5">
     <w:name w:val="Medium List 2 Accent 5"/>
-    <w:basedOn w:val="TableauNormal"/>
+    <w:basedOn w:val="TableNormal"/>
     <w:uiPriority w:val="66"/>
     <w:rsid w:val="00CB0664"/>
     <w:pPr>
@@ -11164,9 +12551,9 @@
       </w:tcPr>
     </w:tblStylePr>
   </w:style>
-  <w:style w:type="table" w:styleId="Listemoyenne2-Accent6">
+  <w:style w:type="table" w:styleId="MediumList2-Accent6">
     <w:name w:val="Medium List 2 Accent 6"/>
-    <w:basedOn w:val="TableauNormal"/>
+    <w:basedOn w:val="TableNormal"/>
     <w:uiPriority w:val="66"/>
     <w:rsid w:val="00CB0664"/>
     <w:pPr>
@@ -11285,9 +12672,9 @@
       </w:tcPr>
     </w:tblStylePr>
   </w:style>
-  <w:style w:type="table" w:styleId="Grillemoyenne1">
+  <w:style w:type="table" w:styleId="MediumGrid1">
     <w:name w:val="Medium Grid 1"/>
-    <w:basedOn w:val="TableauNormal"/>
+    <w:basedOn w:val="TableNormal"/>
     <w:uiPriority w:val="67"/>
     <w:rsid w:val="00CB0664"/>
     <w:pPr>
@@ -11351,9 +12738,9 @@
       </w:tcPr>
     </w:tblStylePr>
   </w:style>
-  <w:style w:type="table" w:styleId="Grillemoyenne1-Accent1">
+  <w:style w:type="table" w:styleId="MediumGrid1-Accent1">
     <w:name w:val="Medium Grid 1 Accent 1"/>
-    <w:basedOn w:val="TableauNormal"/>
+    <w:basedOn w:val="TableNormal"/>
     <w:uiPriority w:val="67"/>
     <w:rsid w:val="00CB0664"/>
     <w:pPr>
@@ -11417,9 +12804,9 @@
       </w:tcPr>
     </w:tblStylePr>
   </w:style>
-  <w:style w:type="table" w:styleId="Grillemoyenne1-Accent2">
+  <w:style w:type="table" w:styleId="MediumGrid1-Accent2">
     <w:name w:val="Medium Grid 1 Accent 2"/>
-    <w:basedOn w:val="TableauNormal"/>
+    <w:basedOn w:val="TableNormal"/>
     <w:uiPriority w:val="67"/>
     <w:rsid w:val="00CB0664"/>
     <w:pPr>
@@ -11483,9 +12870,9 @@
       </w:tcPr>
     </w:tblStylePr>
   </w:style>
-  <w:style w:type="table" w:styleId="Grillemoyenne1-Accent3">
+  <w:style w:type="table" w:styleId="MediumGrid1-Accent3">
     <w:name w:val="Medium Grid 1 Accent 3"/>
-    <w:basedOn w:val="TableauNormal"/>
+    <w:basedOn w:val="TableNormal"/>
     <w:uiPriority w:val="67"/>
     <w:rsid w:val="00CB0664"/>
     <w:pPr>
@@ -11549,9 +12936,9 @@
       </w:tcPr>
     </w:tblStylePr>
   </w:style>
-  <w:style w:type="table" w:styleId="Grillemoyenne1-Accent4">
+  <w:style w:type="table" w:styleId="MediumGrid1-Accent4">
     <w:name w:val="Medium Grid 1 Accent 4"/>
-    <w:basedOn w:val="TableauNormal"/>
+    <w:basedOn w:val="TableNormal"/>
     <w:uiPriority w:val="67"/>
     <w:rsid w:val="00CB0664"/>
     <w:pPr>
@@ -11615,9 +13002,9 @@
       </w:tcPr>
     </w:tblStylePr>
   </w:style>
-  <w:style w:type="table" w:styleId="Grillemoyenne1-Accent5">
+  <w:style w:type="table" w:styleId="MediumGrid1-Accent5">
     <w:name w:val="Medium Grid 1 Accent 5"/>
-    <w:basedOn w:val="TableauNormal"/>
+    <w:basedOn w:val="TableNormal"/>
     <w:uiPriority w:val="67"/>
     <w:rsid w:val="00CB0664"/>
     <w:pPr>
@@ -11681,9 +13068,9 @@
       </w:tcPr>
     </w:tblStylePr>
   </w:style>
-  <w:style w:type="table" w:styleId="Grillemoyenne1-Accent6">
+  <w:style w:type="table" w:styleId="MediumGrid1-Accent6">
     <w:name w:val="Medium Grid 1 Accent 6"/>
-    <w:basedOn w:val="TableauNormal"/>
+    <w:basedOn w:val="TableNormal"/>
     <w:uiPriority w:val="67"/>
     <w:rsid w:val="00CB0664"/>
     <w:pPr>
@@ -11747,9 +13134,9 @@
       </w:tcPr>
     </w:tblStylePr>
   </w:style>
-  <w:style w:type="table" w:styleId="Grillemoyenne2">
+  <w:style w:type="table" w:styleId="MediumGrid2">
     <w:name w:val="Medium Grid 2"/>
-    <w:basedOn w:val="TableauNormal"/>
+    <w:basedOn w:val="TableNormal"/>
     <w:uiPriority w:val="68"/>
     <w:rsid w:val="00CB0664"/>
     <w:pPr>
@@ -11865,9 +13252,9 @@
       </w:tcPr>
     </w:tblStylePr>
   </w:style>
-  <w:style w:type="table" w:styleId="Grillemoyenne2-Accent1">
+  <w:style w:type="table" w:styleId="MediumGrid2-Accent1">
     <w:name w:val="Medium Grid 2 Accent 1"/>
-    <w:basedOn w:val="TableauNormal"/>
+    <w:basedOn w:val="TableNormal"/>
     <w:uiPriority w:val="68"/>
     <w:rsid w:val="00CB0664"/>
     <w:pPr>
@@ -11983,9 +13370,9 @@
       </w:tcPr>
     </w:tblStylePr>
   </w:style>
-  <w:style w:type="table" w:styleId="Grillemoyenne2-Accent2">
+  <w:style w:type="table" w:styleId="MediumGrid2-Accent2">
     <w:name w:val="Medium Grid 2 Accent 2"/>
-    <w:basedOn w:val="TableauNormal"/>
+    <w:basedOn w:val="TableNormal"/>
     <w:uiPriority w:val="68"/>
     <w:rsid w:val="00CB0664"/>
     <w:pPr>
@@ -12101,9 +13488,9 @@
       </w:tcPr>
     </w:tblStylePr>
   </w:style>
-  <w:style w:type="table" w:styleId="Grillemoyenne2-Accent3">
+  <w:style w:type="table" w:styleId="MediumGrid2-Accent3">
     <w:name w:val="Medium Grid 2 Accent 3"/>
-    <w:basedOn w:val="TableauNormal"/>
+    <w:basedOn w:val="TableNormal"/>
     <w:uiPriority w:val="68"/>
     <w:rsid w:val="00CB0664"/>
     <w:pPr>
@@ -12219,9 +13606,9 @@
       </w:tcPr>
     </w:tblStylePr>
   </w:style>
-  <w:style w:type="table" w:styleId="Grillemoyenne2-Accent4">
+  <w:style w:type="table" w:styleId="MediumGrid2-Accent4">
     <w:name w:val="Medium Grid 2 Accent 4"/>
-    <w:basedOn w:val="TableauNormal"/>
+    <w:basedOn w:val="TableNormal"/>
     <w:uiPriority w:val="68"/>
     <w:rsid w:val="00CB0664"/>
     <w:pPr>
@@ -12337,9 +13724,9 @@
       </w:tcPr>
     </w:tblStylePr>
   </w:style>
-  <w:style w:type="table" w:styleId="Grillemoyenne2-Accent5">
+  <w:style w:type="table" w:styleId="MediumGrid2-Accent5">
     <w:name w:val="Medium Grid 2 Accent 5"/>
-    <w:basedOn w:val="TableauNormal"/>
+    <w:basedOn w:val="TableNormal"/>
     <w:uiPriority w:val="68"/>
     <w:rsid w:val="00CB0664"/>
     <w:pPr>
@@ -12455,9 +13842,9 @@
       </w:tcPr>
     </w:tblStylePr>
   </w:style>
-  <w:style w:type="table" w:styleId="Grillemoyenne2-Accent6">
+  <w:style w:type="table" w:styleId="MediumGrid2-Accent6">
     <w:name w:val="Medium Grid 2 Accent 6"/>
-    <w:basedOn w:val="TableauNormal"/>
+    <w:basedOn w:val="TableNormal"/>
     <w:uiPriority w:val="68"/>
     <w:rsid w:val="00CB0664"/>
     <w:pPr>
@@ -12573,9 +13960,9 @@
       </w:tcPr>
     </w:tblStylePr>
   </w:style>
-  <w:style w:type="table" w:styleId="Grillemoyenne3">
+  <w:style w:type="table" w:styleId="MediumGrid3">
     <w:name w:val="Medium Grid 3"/>
-    <w:basedOn w:val="TableauNormal"/>
+    <w:basedOn w:val="TableNormal"/>
     <w:uiPriority w:val="69"/>
     <w:rsid w:val="00CB0664"/>
     <w:pPr>
@@ -12707,9 +14094,9 @@
       </w:tcPr>
     </w:tblStylePr>
   </w:style>
-  <w:style w:type="table" w:styleId="Grillemoyenne3-Accent1">
+  <w:style w:type="table" w:styleId="MediumGrid3-Accent1">
     <w:name w:val="Medium Grid 3 Accent 1"/>
-    <w:basedOn w:val="TableauNormal"/>
+    <w:basedOn w:val="TableNormal"/>
     <w:uiPriority w:val="69"/>
     <w:rsid w:val="00CB0664"/>
     <w:pPr>
@@ -12841,9 +14228,9 @@
       </w:tcPr>
     </w:tblStylePr>
   </w:style>
-  <w:style w:type="table" w:styleId="Grillemoyenne3-Accent2">
+  <w:style w:type="table" w:styleId="MediumGrid3-Accent2">
     <w:name w:val="Medium Grid 3 Accent 2"/>
-    <w:basedOn w:val="TableauNormal"/>
+    <w:basedOn w:val="TableNormal"/>
     <w:uiPriority w:val="69"/>
     <w:rsid w:val="00CB0664"/>
     <w:pPr>
@@ -12975,9 +14362,9 @@
       </w:tcPr>
     </w:tblStylePr>
   </w:style>
-  <w:style w:type="table" w:styleId="Grillemoyenne3-Accent3">
+  <w:style w:type="table" w:styleId="MediumGrid3-Accent3">
     <w:name w:val="Medium Grid 3 Accent 3"/>
-    <w:basedOn w:val="TableauNormal"/>
+    <w:basedOn w:val="TableNormal"/>
     <w:uiPriority w:val="69"/>
     <w:rsid w:val="00CB0664"/>
     <w:pPr>
@@ -13109,9 +14496,9 @@
       </w:tcPr>
     </w:tblStylePr>
   </w:style>
-  <w:style w:type="table" w:styleId="Grillemoyenne3-Accent4">
+  <w:style w:type="table" w:styleId="MediumGrid3-Accent4">
     <w:name w:val="Medium Grid 3 Accent 4"/>
-    <w:basedOn w:val="TableauNormal"/>
+    <w:basedOn w:val="TableNormal"/>
     <w:uiPriority w:val="69"/>
     <w:rsid w:val="00CB0664"/>
     <w:pPr>
@@ -13243,9 +14630,9 @@
       </w:tcPr>
     </w:tblStylePr>
   </w:style>
-  <w:style w:type="table" w:styleId="Grillemoyenne3-Accent5">
+  <w:style w:type="table" w:styleId="MediumGrid3-Accent5">
     <w:name w:val="Medium Grid 3 Accent 5"/>
-    <w:basedOn w:val="TableauNormal"/>
+    <w:basedOn w:val="TableNormal"/>
     <w:uiPriority w:val="69"/>
     <w:rsid w:val="00CB0664"/>
     <w:pPr>
@@ -13377,9 +14764,9 @@
       </w:tcPr>
     </w:tblStylePr>
   </w:style>
-  <w:style w:type="table" w:styleId="Grillemoyenne3-Accent6">
+  <w:style w:type="table" w:styleId="MediumGrid3-Accent6">
     <w:name w:val="Medium Grid 3 Accent 6"/>
-    <w:basedOn w:val="TableauNormal"/>
+    <w:basedOn w:val="TableNormal"/>
     <w:uiPriority w:val="69"/>
     <w:rsid w:val="00CB0664"/>
     <w:pPr>
@@ -13511,9 +14898,9 @@
       </w:tcPr>
     </w:tblStylePr>
   </w:style>
-  <w:style w:type="table" w:styleId="Listefonce">
+  <w:style w:type="table" w:styleId="DarkList">
     <w:name w:val="Dark List"/>
-    <w:basedOn w:val="TableauNormal"/>
+    <w:basedOn w:val="TableNormal"/>
     <w:uiPriority w:val="70"/>
     <w:rsid w:val="00CB0664"/>
     <w:pPr>
@@ -13618,9 +15005,9 @@
       </w:tcPr>
     </w:tblStylePr>
   </w:style>
-  <w:style w:type="table" w:styleId="Listefonce-Accent1">
+  <w:style w:type="table" w:styleId="DarkList-Accent1">
     <w:name w:val="Dark List Accent 1"/>
-    <w:basedOn w:val="TableauNormal"/>
+    <w:basedOn w:val="TableNormal"/>
     <w:uiPriority w:val="70"/>
     <w:rsid w:val="00CB0664"/>
     <w:pPr>
@@ -13725,9 +15112,9 @@
       </w:tcPr>
     </w:tblStylePr>
   </w:style>
-  <w:style w:type="table" w:styleId="Listefonce-Accent2">
+  <w:style w:type="table" w:styleId="DarkList-Accent2">
     <w:name w:val="Dark List Accent 2"/>
-    <w:basedOn w:val="TableauNormal"/>
+    <w:basedOn w:val="TableNormal"/>
     <w:uiPriority w:val="70"/>
     <w:rsid w:val="00CB0664"/>
     <w:pPr>
@@ -13832,9 +15219,9 @@
       </w:tcPr>
     </w:tblStylePr>
   </w:style>
-  <w:style w:type="table" w:styleId="Listefonce-Accent3">
+  <w:style w:type="table" w:styleId="DarkList-Accent3">
     <w:name w:val="Dark List Accent 3"/>
-    <w:basedOn w:val="TableauNormal"/>
+    <w:basedOn w:val="TableNormal"/>
     <w:uiPriority w:val="70"/>
     <w:rsid w:val="00CB0664"/>
     <w:pPr>
@@ -13939,9 +15326,9 @@
       </w:tcPr>
     </w:tblStylePr>
   </w:style>
-  <w:style w:type="table" w:styleId="Listefonce-Accent4">
+  <w:style w:type="table" w:styleId="DarkList-Accent4">
     <w:name w:val="Dark List Accent 4"/>
-    <w:basedOn w:val="TableauNormal"/>
+    <w:basedOn w:val="TableNormal"/>
     <w:uiPriority w:val="70"/>
     <w:rsid w:val="00CB0664"/>
     <w:pPr>
@@ -14046,9 +15433,9 @@
       </w:tcPr>
     </w:tblStylePr>
   </w:style>
-  <w:style w:type="table" w:styleId="Listefonce-Accent5">
+  <w:style w:type="table" w:styleId="DarkList-Accent5">
     <w:name w:val="Dark List Accent 5"/>
-    <w:basedOn w:val="TableauNormal"/>
+    <w:basedOn w:val="TableNormal"/>
     <w:uiPriority w:val="70"/>
     <w:rsid w:val="00CB0664"/>
     <w:pPr>
@@ -14153,9 +15540,9 @@
       </w:tcPr>
     </w:tblStylePr>
   </w:style>
-  <w:style w:type="table" w:styleId="Listefonce-Accent6">
+  <w:style w:type="table" w:styleId="DarkList-Accent6">
     <w:name w:val="Dark List Accent 6"/>
-    <w:basedOn w:val="TableauNormal"/>
+    <w:basedOn w:val="TableNormal"/>
     <w:uiPriority w:val="70"/>
     <w:rsid w:val="00CB0664"/>
     <w:pPr>
@@ -14260,9 +15647,9 @@
       </w:tcPr>
     </w:tblStylePr>
   </w:style>
-  <w:style w:type="table" w:styleId="Tramecouleur">
+  <w:style w:type="table" w:styleId="ColorfulShading">
     <w:name w:val="Colorful Shading"/>
-    <w:basedOn w:val="TableauNormal"/>
+    <w:basedOn w:val="TableNormal"/>
     <w:uiPriority w:val="71"/>
     <w:rsid w:val="00CB0664"/>
     <w:pPr>
@@ -14375,9 +15762,9 @@
       </w:rPr>
     </w:tblStylePr>
   </w:style>
-  <w:style w:type="table" w:styleId="Tramecouleur-Accent1">
+  <w:style w:type="table" w:styleId="ColorfulShading-Accent1">
     <w:name w:val="Colorful Shading Accent 1"/>
-    <w:basedOn w:val="TableauNormal"/>
+    <w:basedOn w:val="TableNormal"/>
     <w:uiPriority w:val="71"/>
     <w:rsid w:val="00CB0664"/>
     <w:pPr>
@@ -14490,9 +15877,9 @@
       </w:rPr>
     </w:tblStylePr>
   </w:style>
-  <w:style w:type="table" w:styleId="Tramecouleur-Accent2">
+  <w:style w:type="table" w:styleId="ColorfulShading-Accent2">
     <w:name w:val="Colorful Shading Accent 2"/>
-    <w:basedOn w:val="TableauNormal"/>
+    <w:basedOn w:val="TableNormal"/>
     <w:uiPriority w:val="71"/>
     <w:rsid w:val="00CB0664"/>
     <w:pPr>
@@ -14605,9 +15992,9 @@
       </w:rPr>
     </w:tblStylePr>
   </w:style>
-  <w:style w:type="table" w:styleId="Tramecouleur-Accent3">
+  <w:style w:type="table" w:styleId="ColorfulShading-Accent3">
     <w:name w:val="Colorful Shading Accent 3"/>
-    <w:basedOn w:val="TableauNormal"/>
+    <w:basedOn w:val="TableNormal"/>
     <w:uiPriority w:val="71"/>
     <w:rsid w:val="00CB0664"/>
     <w:pPr>
@@ -14710,9 +16097,9 @@
       </w:tcPr>
     </w:tblStylePr>
   </w:style>
-  <w:style w:type="table" w:styleId="Tramecouleur-Accent4">
+  <w:style w:type="table" w:styleId="ColorfulShading-Accent4">
     <w:name w:val="Colorful Shading Accent 4"/>
-    <w:basedOn w:val="TableauNormal"/>
+    <w:basedOn w:val="TableNormal"/>
     <w:uiPriority w:val="71"/>
     <w:rsid w:val="00CB0664"/>
     <w:pPr>
@@ -14825,9 +16212,9 @@
       </w:rPr>
     </w:tblStylePr>
   </w:style>
-  <w:style w:type="table" w:styleId="Tramecouleur-Accent5">
+  <w:style w:type="table" w:styleId="ColorfulShading-Accent5">
     <w:name w:val="Colorful Shading Accent 5"/>
-    <w:basedOn w:val="TableauNormal"/>
+    <w:basedOn w:val="TableNormal"/>
     <w:uiPriority w:val="71"/>
     <w:rsid w:val="00CB0664"/>
     <w:pPr>
@@ -14940,9 +16327,9 @@
       </w:rPr>
     </w:tblStylePr>
   </w:style>
-  <w:style w:type="table" w:styleId="Tramecouleur-Accent6">
+  <w:style w:type="table" w:styleId="ColorfulShading-Accent6">
     <w:name w:val="Colorful Shading Accent 6"/>
-    <w:basedOn w:val="TableauNormal"/>
+    <w:basedOn w:val="TableNormal"/>
     <w:uiPriority w:val="71"/>
     <w:rsid w:val="00CB0664"/>
     <w:pPr>
@@ -15055,9 +16442,9 @@
       </w:rPr>
     </w:tblStylePr>
   </w:style>
-  <w:style w:type="table" w:styleId="Listecouleur">
+  <w:style w:type="table" w:styleId="ColorfulList">
     <w:name w:val="Colorful List"/>
-    <w:basedOn w:val="TableauNormal"/>
+    <w:basedOn w:val="TableNormal"/>
     <w:uiPriority w:val="72"/>
     <w:rsid w:val="00CB0664"/>
     <w:pPr>
@@ -15134,9 +16521,9 @@
       </w:tcPr>
     </w:tblStylePr>
   </w:style>
-  <w:style w:type="table" w:styleId="Listecouleur-Accent1">
+  <w:style w:type="table" w:styleId="ColorfulList-Accent1">
     <w:name w:val="Colorful List Accent 1"/>
-    <w:basedOn w:val="TableauNormal"/>
+    <w:basedOn w:val="TableNormal"/>
     <w:uiPriority w:val="72"/>
     <w:rsid w:val="00CB0664"/>
     <w:pPr>
@@ -15213,9 +16600,9 @@
       </w:tcPr>
     </w:tblStylePr>
   </w:style>
-  <w:style w:type="table" w:styleId="Listecouleur-Accent2">
+  <w:style w:type="table" w:styleId="ColorfulList-Accent2">
     <w:name w:val="Colorful List Accent 2"/>
-    <w:basedOn w:val="TableauNormal"/>
+    <w:basedOn w:val="TableNormal"/>
     <w:uiPriority w:val="72"/>
     <w:rsid w:val="00CB0664"/>
     <w:pPr>
@@ -15292,9 +16679,9 @@
       </w:tcPr>
     </w:tblStylePr>
   </w:style>
-  <w:style w:type="table" w:styleId="Listecouleur-Accent3">
+  <w:style w:type="table" w:styleId="ColorfulList-Accent3">
     <w:name w:val="Colorful List Accent 3"/>
-    <w:basedOn w:val="TableauNormal"/>
+    <w:basedOn w:val="TableNormal"/>
     <w:uiPriority w:val="72"/>
     <w:rsid w:val="00CB0664"/>
     <w:pPr>
@@ -15371,9 +16758,9 @@
       </w:tcPr>
     </w:tblStylePr>
   </w:style>
-  <w:style w:type="table" w:styleId="Listecouleur-Accent4">
+  <w:style w:type="table" w:styleId="ColorfulList-Accent4">
     <w:name w:val="Colorful List Accent 4"/>
-    <w:basedOn w:val="TableauNormal"/>
+    <w:basedOn w:val="TableNormal"/>
     <w:uiPriority w:val="72"/>
     <w:rsid w:val="00CB0664"/>
     <w:pPr>
@@ -15450,9 +16837,9 @@
       </w:tcPr>
     </w:tblStylePr>
   </w:style>
-  <w:style w:type="table" w:styleId="Listecouleur-Accent5">
+  <w:style w:type="table" w:styleId="ColorfulList-Accent5">
     <w:name w:val="Colorful List Accent 5"/>
-    <w:basedOn w:val="TableauNormal"/>
+    <w:basedOn w:val="TableNormal"/>
     <w:uiPriority w:val="72"/>
     <w:rsid w:val="00CB0664"/>
     <w:pPr>
@@ -15529,9 +16916,9 @@
       </w:tcPr>
     </w:tblStylePr>
   </w:style>
-  <w:style w:type="table" w:styleId="Listecouleur-Accent6">
+  <w:style w:type="table" w:styleId="ColorfulList-Accent6">
     <w:name w:val="Colorful List Accent 6"/>
-    <w:basedOn w:val="TableauNormal"/>
+    <w:basedOn w:val="TableNormal"/>
     <w:uiPriority w:val="72"/>
     <w:rsid w:val="00CB0664"/>
     <w:pPr>
@@ -15608,9 +16995,9 @@
       </w:tcPr>
     </w:tblStylePr>
   </w:style>
-  <w:style w:type="table" w:styleId="Grillecouleur">
+  <w:style w:type="table" w:styleId="ColorfulGrid">
     <w:name w:val="Colorful Grid"/>
-    <w:basedOn w:val="TableauNormal"/>
+    <w:basedOn w:val="TableNormal"/>
     <w:uiPriority w:val="73"/>
     <w:rsid w:val="00CB0664"/>
     <w:pPr>
@@ -15681,9 +17068,9 @@
       </w:tcPr>
     </w:tblStylePr>
   </w:style>
-  <w:style w:type="table" w:styleId="Grillecouleur-Accent1">
+  <w:style w:type="table" w:styleId="ColorfulGrid-Accent1">
     <w:name w:val="Colorful Grid Accent 1"/>
-    <w:basedOn w:val="TableauNormal"/>
+    <w:basedOn w:val="TableNormal"/>
     <w:uiPriority w:val="73"/>
     <w:rsid w:val="00CB0664"/>
     <w:pPr>
@@ -15754,9 +17141,9 @@
       </w:tcPr>
     </w:tblStylePr>
   </w:style>
-  <w:style w:type="table" w:styleId="Grillecouleur-Accent2">
+  <w:style w:type="table" w:styleId="ColorfulGrid-Accent2">
     <w:name w:val="Colorful Grid Accent 2"/>
-    <w:basedOn w:val="TableauNormal"/>
+    <w:basedOn w:val="TableNormal"/>
     <w:uiPriority w:val="73"/>
     <w:rsid w:val="00CB0664"/>
     <w:pPr>
@@ -15827,9 +17214,9 @@
       </w:tcPr>
     </w:tblStylePr>
   </w:style>
-  <w:style w:type="table" w:styleId="Grillecouleur-Accent3">
+  <w:style w:type="table" w:styleId="ColorfulGrid-Accent3">
     <w:name w:val="Colorful Grid Accent 3"/>
-    <w:basedOn w:val="TableauNormal"/>
+    <w:basedOn w:val="TableNormal"/>
     <w:uiPriority w:val="73"/>
     <w:rsid w:val="00CB0664"/>
     <w:pPr>
@@ -15900,9 +17287,9 @@
       </w:tcPr>
     </w:tblStylePr>
   </w:style>
-  <w:style w:type="table" w:styleId="Grillecouleur-Accent4">
+  <w:style w:type="table" w:styleId="ColorfulGrid-Accent4">
     <w:name w:val="Colorful Grid Accent 4"/>
-    <w:basedOn w:val="TableauNormal"/>
+    <w:basedOn w:val="TableNormal"/>
     <w:uiPriority w:val="73"/>
     <w:rsid w:val="00CB0664"/>
     <w:pPr>
@@ -15973,9 +17360,9 @@
       </w:tcPr>
     </w:tblStylePr>
   </w:style>
-  <w:style w:type="table" w:styleId="Grillecouleur-Accent5">
+  <w:style w:type="table" w:styleId="ColorfulGrid-Accent5">
     <w:name w:val="Colorful Grid Accent 5"/>
-    <w:basedOn w:val="TableauNormal"/>
+    <w:basedOn w:val="TableNormal"/>
     <w:uiPriority w:val="73"/>
     <w:rsid w:val="00CB0664"/>
     <w:pPr>
@@ -16046,9 +17433,9 @@
       </w:tcPr>
     </w:tblStylePr>
   </w:style>
-  <w:style w:type="table" w:styleId="Grillecouleur-Accent6">
+  <w:style w:type="table" w:styleId="ColorfulGrid-Accent6">
     <w:name w:val="Colorful Grid Accent 6"/>
-    <w:basedOn w:val="TableauNormal"/>
+    <w:basedOn w:val="TableNormal"/>
     <w:uiPriority w:val="73"/>
     <w:rsid w:val="00CB0664"/>
     <w:pPr>
@@ -16119,9 +17506,9 @@
       </w:tcPr>
     </w:tblStylePr>
   </w:style>
-  <w:style w:type="character" w:styleId="Hyperlien">
+  <w:style w:type="character" w:styleId="Hyperlink">
     <w:name w:val="Hyperlink"/>
-    <w:basedOn w:val="Policepardfaut"/>
+    <w:basedOn w:val="DefaultParagraphFont"/>
     <w:uiPriority w:val="99"/>
     <w:unhideWhenUsed/>
     <w:rsid w:val="00480412"/>
@@ -16130,9 +17517,9 @@
       <w:u w:val="single"/>
     </w:rPr>
   </w:style>
-  <w:style w:type="character" w:styleId="Mentionnonrsolue">
+  <w:style w:type="character" w:styleId="UnresolvedMention">
     <w:name w:val="Unresolved Mention"/>
-    <w:basedOn w:val="Policepardfaut"/>
+    <w:basedOn w:val="DefaultParagraphFont"/>
     <w:uiPriority w:val="99"/>
     <w:semiHidden/>
     <w:unhideWhenUsed/>
